--- a/assets/docs/lop4/Tieng Viet - Lop 4.docx
+++ b/assets/docs/lop4/Tieng Viet - Lop 4.docx
@@ -1282,6 +1282,19 @@
               <w:t>NLS-AT: Bài mẫu chỉ để học cách viết, không chép; chỉ mở học liệu GV chỉ định.</w:t>
             </w:r>
           </w:p>
+          <w:p>
+            <w:pPr>
+              <w:spacing w:after="0"/>
+            </w:pPr>
+            <w:r>
+              <w:rPr>
+                <w:b w:val="0"/>
+                <w:i w:val="0"/>
+                <w:sz w:val="18"/>
+              </w:rPr>
+              <w:t>KNS: KN trình bày suy nghĩ, bày tỏ cảm xúc của bản thân bằng lời lẽ phù hợp.</w:t>
+            </w:r>
+          </w:p>
         </w:tc>
         <w:tc>
           <w:tcPr>
@@ -2208,6 +2221,19 @@
               <w:t>NLS-AT: Không nhờ máy viết hộ rồi nộp; không đưa họ tên, địa chỉ vào bài.</w:t>
             </w:r>
           </w:p>
+          <w:p>
+            <w:pPr>
+              <w:spacing w:after="0"/>
+            </w:pPr>
+            <w:r>
+              <w:rPr>
+                <w:b w:val="0"/>
+                <w:i w:val="0"/>
+                <w:sz w:val="18"/>
+              </w:rPr>
+              <w:t>KNS: KN trình bày suy nghĩ, bày tỏ cảm xúc của bản thân bằng lời lẽ phù hợp.</w:t>
+            </w:r>
+          </w:p>
         </w:tc>
         <w:tc>
           <w:tcPr>
@@ -2362,6 +2388,19 @@
               <w:t>NLS-AT: Chỉ đọc sách trong tủ sách trường hoặc nguồn GV giới thiệu; không chép lời giới thiệu.</w:t>
             </w:r>
           </w:p>
+          <w:p>
+            <w:pPr>
+              <w:spacing w:after="0"/>
+            </w:pPr>
+            <w:r>
+              <w:rPr>
+                <w:b w:val="0"/>
+                <w:i w:val="0"/>
+                <w:sz w:val="18"/>
+              </w:rPr>
+              <w:t>KNS: KN tự học: chọn sách phù hợp, kiên trì đọc và rút ra điều bổ ích cho bản thân.</w:t>
+            </w:r>
+          </w:p>
         </w:tc>
         <w:tc>
           <w:tcPr>
@@ -2743,6 +2782,7 @@
                 <w:i w:val="0"/>
                 <w:sz w:val="18"/>
               </w:rPr>
+              <w:t>KNS: KN trình bày suy nghĩ, bày tỏ cảm xúc của bản thân bằng lời lẽ phù hợp.</w:t>
             </w:r>
           </w:p>
         </w:tc>
@@ -2997,6 +3037,7 @@
                 <w:i w:val="0"/>
                 <w:sz w:val="18"/>
               </w:rPr>
+              <w:t>KNS: KN giao tiếp: nói rõ ràng, biết lắng nghe, chờ đến lượt và tôn trọng ý kiến của bạn.</w:t>
             </w:r>
           </w:p>
         </w:tc>
@@ -3507,6 +3548,7 @@
                 <w:i w:val="0"/>
                 <w:sz w:val="18"/>
               </w:rPr>
+              <w:t>KNS: KN giao tiếp: nói rõ ràng, biết lắng nghe, chờ đến lượt và tôn trọng ý kiến của bạn.</w:t>
             </w:r>
           </w:p>
         </w:tc>
@@ -3761,6 +3803,7 @@
                 <w:i w:val="0"/>
                 <w:sz w:val="18"/>
               </w:rPr>
+              <w:t>KNS: KN giao tiếp: nói rõ ràng, biết lắng nghe, chờ đến lượt và tôn trọng ý kiến của bạn.</w:t>
             </w:r>
           </w:p>
         </w:tc>
@@ -3888,6 +3931,7 @@
                 <w:i w:val="0"/>
                 <w:sz w:val="18"/>
               </w:rPr>
+              <w:t>KNS: KN tự học: chọn sách phù hợp, kiên trì đọc và rút ra điều bổ ích cho bản thân.</w:t>
             </w:r>
           </w:p>
         </w:tc>
@@ -4274,6 +4318,19 @@
               <w:t>NLS-ST (Cơ bản 2): soạn đoạn viết trên máy (nếu có điều kiện); nhắc HS không đưa thông tin riêng của mình lên mạng.</w:t>
             </w:r>
           </w:p>
+          <w:p>
+            <w:pPr>
+              <w:spacing w:after="0"/>
+            </w:pPr>
+            <w:r>
+              <w:rPr>
+                <w:b w:val="0"/>
+                <w:i w:val="0"/>
+                <w:sz w:val="18"/>
+              </w:rPr>
+              <w:t>KNS: KN trình bày suy nghĩ, bày tỏ cảm xúc của bản thân bằng lời lẽ phù hợp.</w:t>
+            </w:r>
+          </w:p>
         </w:tc>
         <w:tc>
           <w:tcPr>
@@ -5291,6 +5348,7 @@
                 <w:i w:val="0"/>
                 <w:sz w:val="18"/>
               </w:rPr>
+              <w:t>KNS: KN trình bày suy nghĩ, bày tỏ cảm xúc của bản thân bằng lời lẽ phù hợp.</w:t>
             </w:r>
           </w:p>
         </w:tc>
@@ -5421,6 +5479,19 @@
               <w:t>NLS-KT: HS tìm, chọn lọc văn bản/sách phù hợp trên thư viện số hoặc Internet (có hướng dẫn); ghi lại nguồn đã đọc.</w:t>
             </w:r>
           </w:p>
+          <w:p>
+            <w:pPr>
+              <w:spacing w:after="0"/>
+            </w:pPr>
+            <w:r>
+              <w:rPr>
+                <w:b w:val="0"/>
+                <w:i w:val="0"/>
+                <w:sz w:val="18"/>
+              </w:rPr>
+              <w:t>KNS: KN tự học: chọn sách phù hợp, kiên trì đọc và rút ra điều bổ ích cho bản thân.</w:t>
+            </w:r>
+          </w:p>
         </w:tc>
         <w:tc>
           <w:tcPr>
@@ -6569,6 +6640,19 @@
               <w:t>AI-NB: Nhận biết công cụ gợi ý từ ngữ / kiểm tra chính tả; HS tự viết, KHÔNG để AI viết thay (trung thực học thuật).</w:t>
             </w:r>
           </w:p>
+          <w:p>
+            <w:pPr>
+              <w:spacing w:after="0"/>
+            </w:pPr>
+            <w:r>
+              <w:rPr>
+                <w:b w:val="0"/>
+                <w:i w:val="0"/>
+                <w:sz w:val="18"/>
+              </w:rPr>
+              <w:t>KNS: KN trình bày suy nghĩ, bày tỏ cảm xúc của bản thân bằng lời lẽ phù hợp.</w:t>
+            </w:r>
+          </w:p>
         </w:tc>
         <w:tc>
           <w:tcPr>
@@ -6948,6 +7032,7 @@
                 <w:i w:val="0"/>
                 <w:sz w:val="18"/>
               </w:rPr>
+              <w:t>KNS: KN tự học: chọn sách phù hợp, kiên trì đọc và rút ra điều bổ ích cho bản thân.</w:t>
             </w:r>
           </w:p>
         </w:tc>
@@ -7564,6 +7649,19 @@
               <w:t>NLS-ST (Cơ bản 2): soạn đoạn viết trên máy (nếu có điều kiện); nhắc HS không đưa thông tin riêng của mình lên mạng.</w:t>
             </w:r>
           </w:p>
+          <w:p>
+            <w:pPr>
+              <w:spacing w:after="0"/>
+            </w:pPr>
+            <w:r>
+              <w:rPr>
+                <w:b w:val="0"/>
+                <w:i w:val="0"/>
+                <w:sz w:val="18"/>
+              </w:rPr>
+              <w:t>KNS: KN trình bày suy nghĩ, bày tỏ cảm xúc của bản thân bằng lời lẽ phù hợp.</w:t>
+            </w:r>
+          </w:p>
         </w:tc>
         <w:tc>
           <w:tcPr>
@@ -8330,6 +8428,19 @@
               <w:t>AI-NB: Nhận biết công cụ gợi ý từ ngữ / kiểm tra chính tả; HS tự viết, KHÔNG để AI viết thay (trung thực học thuật).</w:t>
             </w:r>
           </w:p>
+          <w:p>
+            <w:pPr>
+              <w:spacing w:after="0"/>
+            </w:pPr>
+            <w:r>
+              <w:rPr>
+                <w:b w:val="0"/>
+                <w:i w:val="0"/>
+                <w:sz w:val="18"/>
+              </w:rPr>
+              <w:t>KNS: KN trình bày suy nghĩ, bày tỏ cảm xúc của bản thân bằng lời lẽ phù hợp.</w:t>
+            </w:r>
+          </w:p>
         </w:tc>
         <w:tc>
           <w:tcPr>
@@ -8582,6 +8693,7 @@
                 <w:i w:val="0"/>
                 <w:sz w:val="18"/>
               </w:rPr>
+              <w:t>KNS: KN trình bày suy nghĩ, bày tỏ cảm xúc của bản thân bằng lời lẽ phù hợp.</w:t>
             </w:r>
           </w:p>
         </w:tc>
@@ -8712,6 +8824,19 @@
               <w:t>NLS-KT: HS tìm, chọn lọc văn bản/sách phù hợp trên thư viện số hoặc Internet (có hướng dẫn); ghi lại nguồn đã đọc.</w:t>
             </w:r>
           </w:p>
+          <w:p>
+            <w:pPr>
+              <w:spacing w:after="0"/>
+            </w:pPr>
+            <w:r>
+              <w:rPr>
+                <w:b w:val="0"/>
+                <w:i w:val="0"/>
+                <w:sz w:val="18"/>
+              </w:rPr>
+              <w:t>KNS: KN tự học: chọn sách phù hợp, kiên trì đọc và rút ra điều bổ ích cho bản thân.</w:t>
+            </w:r>
+          </w:p>
         </w:tc>
         <w:tc>
           <w:tcPr>
@@ -10238,6 +10363,7 @@
                 <w:i w:val="0"/>
                 <w:sz w:val="18"/>
               </w:rPr>
+              <w:t>KNS: KN tự học: chọn sách phù hợp, kiên trì đọc và rút ra điều bổ ích cho bản thân.</w:t>
             </w:r>
           </w:p>
         </w:tc>
@@ -10624,6 +10750,19 @@
               <w:t>NLS-ST (Cơ bản 2): soạn đoạn viết trên máy (nếu có điều kiện); nhắc HS không đưa thông tin riêng của mình lên mạng.</w:t>
             </w:r>
           </w:p>
+          <w:p>
+            <w:pPr>
+              <w:spacing w:after="0"/>
+            </w:pPr>
+            <w:r>
+              <w:rPr>
+                <w:b w:val="0"/>
+                <w:i w:val="0"/>
+                <w:sz w:val="18"/>
+              </w:rPr>
+              <w:t>KNS: KN trình bày suy nghĩ, bày tỏ cảm xúc của bản thân bằng lời lẽ phù hợp.</w:t>
+            </w:r>
+          </w:p>
         </w:tc>
         <w:tc>
           <w:tcPr>
@@ -11387,6 +11526,7 @@
                 <w:i w:val="0"/>
                 <w:sz w:val="18"/>
               </w:rPr>
+              <w:t>KNS: KN trình bày suy nghĩ, bày tỏ cảm xúc của bản thân bằng lời lẽ phù hợp.</w:t>
             </w:r>
           </w:p>
         </w:tc>
@@ -11771,6 +11911,19 @@
               <w:t>NLS-KT: HS tìm, chọn lọc văn bản/sách phù hợp trên thư viện số hoặc Internet (có hướng dẫn); ghi lại nguồn đã đọc.</w:t>
             </w:r>
           </w:p>
+          <w:p>
+            <w:pPr>
+              <w:spacing w:after="0"/>
+            </w:pPr>
+            <w:r>
+              <w:rPr>
+                <w:b w:val="0"/>
+                <w:i w:val="0"/>
+                <w:sz w:val="18"/>
+              </w:rPr>
+              <w:t>KNS: KN tự học: chọn sách phù hợp, kiên trì đọc và rút ra điều bổ ích cho bản thân.</w:t>
+            </w:r>
+          </w:p>
         </w:tc>
         <w:tc>
           <w:tcPr>
@@ -12155,6 +12308,19 @@
               <w:t>AI-NB: Nhận biết công cụ gợi ý từ ngữ / kiểm tra chính tả; HS tự viết, KHÔNG để AI viết thay (trung thực học thuật).</w:t>
             </w:r>
           </w:p>
+          <w:p>
+            <w:pPr>
+              <w:spacing w:after="0"/>
+            </w:pPr>
+            <w:r>
+              <w:rPr>
+                <w:b w:val="0"/>
+                <w:i w:val="0"/>
+                <w:sz w:val="18"/>
+              </w:rPr>
+              <w:t>KNS: KN trình bày suy nghĩ, bày tỏ cảm xúc của bản thân bằng lời lẽ phù hợp.</w:t>
+            </w:r>
+          </w:p>
         </w:tc>
         <w:tc>
           <w:tcPr>
@@ -12534,6 +12700,7 @@
                 <w:i w:val="0"/>
                 <w:sz w:val="18"/>
               </w:rPr>
+              <w:t>KNS: KN giao tiếp: nói rõ ràng, biết lắng nghe, chờ đến lượt và tôn trọng ý kiến của bạn.</w:t>
             </w:r>
           </w:p>
         </w:tc>
@@ -12917,6 +13084,7 @@
                 <w:i w:val="0"/>
                 <w:sz w:val="18"/>
               </w:rPr>
+              <w:t>KNS: KN trình bày suy nghĩ, bày tỏ cảm xúc của bản thân bằng lời lẽ phù hợp.</w:t>
             </w:r>
           </w:p>
         </w:tc>
@@ -13171,6 +13339,7 @@
                 <w:i w:val="0"/>
                 <w:sz w:val="18"/>
               </w:rPr>
+              <w:t>KNS: KN trình bày suy nghĩ, bày tỏ cảm xúc của bản thân bằng lời lẽ phù hợp.</w:t>
             </w:r>
           </w:p>
         </w:tc>
@@ -13298,6 +13467,7 @@
                 <w:i w:val="0"/>
                 <w:sz w:val="18"/>
               </w:rPr>
+              <w:t>KNS: KN tự học: chọn sách phù hợp, kiên trì đọc và rút ra điều bổ ích cho bản thân.</w:t>
             </w:r>
           </w:p>
         </w:tc>
@@ -13938,6 +14108,19 @@
               <w:t>NLS-ST (Cơ bản 2): soạn đoạn viết trên máy (nếu có điều kiện); nhắc HS không đưa thông tin riêng của mình lên mạng.</w:t>
             </w:r>
           </w:p>
+          <w:p>
+            <w:pPr>
+              <w:spacing w:after="0"/>
+            </w:pPr>
+            <w:r>
+              <w:rPr>
+                <w:b w:val="0"/>
+                <w:i w:val="0"/>
+                <w:sz w:val="18"/>
+              </w:rPr>
+              <w:t>KNS: KN trình bày suy nghĩ, bày tỏ cảm xúc của bản thân bằng lời lẽ phù hợp.</w:t>
+            </w:r>
+          </w:p>
         </w:tc>
         <w:tc>
           <w:tcPr>
@@ -14704,6 +14887,19 @@
               <w:t>AI-NB: Nhận biết công cụ gợi ý từ ngữ / kiểm tra chính tả; HS tự viết, KHÔNG để AI viết thay (trung thực học thuật).</w:t>
             </w:r>
           </w:p>
+          <w:p>
+            <w:pPr>
+              <w:spacing w:after="0"/>
+            </w:pPr>
+            <w:r>
+              <w:rPr>
+                <w:b w:val="0"/>
+                <w:i w:val="0"/>
+                <w:sz w:val="18"/>
+              </w:rPr>
+              <w:t>KNS: KN trình bày suy nghĩ, bày tỏ cảm xúc của bản thân bằng lời lẽ phù hợp.</w:t>
+            </w:r>
+          </w:p>
         </w:tc>
         <w:tc>
           <w:tcPr>
@@ -15086,6 +15282,19 @@
               <w:t>NLS-KT: HS tìm, chọn lọc văn bản/sách phù hợp trên thư viện số hoặc Internet (có hướng dẫn); ghi lại nguồn đã đọc.</w:t>
             </w:r>
           </w:p>
+          <w:p>
+            <w:pPr>
+              <w:spacing w:after="0"/>
+            </w:pPr>
+            <w:r>
+              <w:rPr>
+                <w:b w:val="0"/>
+                <w:i w:val="0"/>
+                <w:sz w:val="18"/>
+              </w:rPr>
+              <w:t>KNS: KN tự học: chọn sách phù hợp, kiên trì đọc và rút ra điều bổ ích cho bản thân.</w:t>
+            </w:r>
+          </w:p>
         </w:tc>
         <w:tc>
           <w:tcPr>
@@ -15467,6 +15676,7 @@
                 <w:i w:val="0"/>
                 <w:sz w:val="18"/>
               </w:rPr>
+              <w:t>KNS: KN trình bày suy nghĩ, bày tỏ cảm xúc của bản thân bằng lời lẽ phù hợp.</w:t>
             </w:r>
           </w:p>
         </w:tc>
@@ -15721,6 +15931,7 @@
                 <w:i w:val="0"/>
                 <w:sz w:val="18"/>
               </w:rPr>
+              <w:t>KNS: KN trình bày suy nghĩ, bày tỏ cảm xúc của bản thân bằng lời lẽ phù hợp.</w:t>
             </w:r>
           </w:p>
         </w:tc>
@@ -15848,6 +16059,7 @@
                 <w:i w:val="0"/>
                 <w:sz w:val="18"/>
               </w:rPr>
+              <w:t>KNS: KN giao tiếp: nói rõ ràng, biết lắng nghe, chờ đến lượt và tôn trọng ý kiến của bạn.</w:t>
             </w:r>
           </w:p>
         </w:tc>
@@ -16612,6 +16824,7 @@
                 <w:i w:val="0"/>
                 <w:sz w:val="18"/>
               </w:rPr>
+              <w:t>KNS: KN tự học: chọn sách phù hợp, kiên trì đọc và rút ra điều bổ ích cho bản thân.</w:t>
             </w:r>
           </w:p>
         </w:tc>
@@ -17122,6 +17335,7 @@
                 <w:i w:val="0"/>
                 <w:sz w:val="18"/>
               </w:rPr>
+              <w:t>QPAN: Liên hệ bản đồ hành chính Việt Nam và chủ quyền của Việt Nam đối với quần đảo Hoàng Sa, Trường Sa; HS nêu được biển, đảo là một phần lãnh thổ thiêng liêng của Tổ quốc.</w:t>
             </w:r>
           </w:p>
         </w:tc>
@@ -17252,6 +17466,19 @@
               <w:t>AI-NB: Nhận biết công cụ gợi ý từ ngữ / kiểm tra chính tả; HS tự viết, KHÔNG để AI viết thay (trung thực học thuật).</w:t>
             </w:r>
           </w:p>
+          <w:p>
+            <w:pPr>
+              <w:spacing w:after="0"/>
+            </w:pPr>
+            <w:r>
+              <w:rPr>
+                <w:b w:val="0"/>
+                <w:i w:val="0"/>
+                <w:sz w:val="18"/>
+              </w:rPr>
+              <w:t>KNS: KN trình bày suy nghĩ, bày tỏ cảm xúc của bản thân bằng lời lẽ phù hợp.</w:t>
+            </w:r>
+          </w:p>
         </w:tc>
         <w:tc>
           <w:tcPr>
@@ -18015,6 +18242,7 @@
                 <w:i w:val="0"/>
                 <w:sz w:val="18"/>
               </w:rPr>
+              <w:t>KNS: KN trình bày suy nghĩ, bày tỏ cảm xúc của bản thân bằng lời lẽ phù hợp.</w:t>
             </w:r>
           </w:p>
         </w:tc>
@@ -18145,6 +18373,19 @@
               <w:t>NLS-KT: HS tìm, chọn lọc văn bản/sách phù hợp trên thư viện số hoặc Internet (có hướng dẫn); ghi lại nguồn đã đọc.</w:t>
             </w:r>
           </w:p>
+          <w:p>
+            <w:pPr>
+              <w:spacing w:after="0"/>
+            </w:pPr>
+            <w:r>
+              <w:rPr>
+                <w:b w:val="0"/>
+                <w:i w:val="0"/>
+                <w:sz w:val="18"/>
+              </w:rPr>
+              <w:t>KNS: KN tự học: chọn sách phù hợp, kiên trì đọc và rút ra điều bổ ích cho bản thân.</w:t>
+            </w:r>
+          </w:p>
         </w:tc>
         <w:tc>
           <w:tcPr>
@@ -18529,6 +18770,19 @@
               <w:t>NLS-ST (Cơ bản 2): soạn đoạn viết trên máy (nếu có điều kiện); nhắc HS không đưa thông tin riêng của mình lên mạng.</w:t>
             </w:r>
           </w:p>
+          <w:p>
+            <w:pPr>
+              <w:spacing w:after="0"/>
+            </w:pPr>
+            <w:r>
+              <w:rPr>
+                <w:b w:val="0"/>
+                <w:i w:val="0"/>
+                <w:sz w:val="18"/>
+              </w:rPr>
+              <w:t>KNS: KN trình bày suy nghĩ, bày tỏ cảm xúc của bản thân bằng lời lẽ phù hợp.</w:t>
+            </w:r>
+          </w:p>
         </w:tc>
         <w:tc>
           <w:tcPr>
@@ -18908,6 +19162,7 @@
                 <w:i w:val="0"/>
                 <w:sz w:val="18"/>
               </w:rPr>
+              <w:t>QPAN: Kể về tấm gương anh hùng, liệt sĩ; giáo dục lòng biết ơn người có công với cách mạng và niềm tự hào về truyền thống dân tộc.</w:t>
             </w:r>
           </w:p>
         </w:tc>
@@ -19291,6 +19546,7 @@
                 <w:i w:val="0"/>
                 <w:sz w:val="18"/>
               </w:rPr>
+              <w:t>KNS: KN trình bày suy nghĩ, bày tỏ cảm xúc của bản thân bằng lời lẽ phù hợp.</w:t>
             </w:r>
           </w:p>
         </w:tc>
@@ -19418,6 +19674,7 @@
                 <w:i w:val="0"/>
                 <w:sz w:val="18"/>
               </w:rPr>
+              <w:t>QPAN: Giới thiệu bản đồ hành chính Việt Nam và chủ quyền của Việt Nam đối với quần đảo Hoàng Sa, Trường Sa; HS nói lời cảm ơn các chú bộ đội, chú công an.</w:t>
             </w:r>
           </w:p>
         </w:tc>
@@ -19672,6 +19929,7 @@
                 <w:i w:val="0"/>
                 <w:sz w:val="18"/>
               </w:rPr>
+              <w:t>KNS: KN tự học: chọn sách phù hợp, kiên trì đọc và rút ra điều bổ ích cho bản thân.</w:t>
             </w:r>
           </w:p>
         </w:tc>
@@ -20031,6 +20289,7 @@
                 <w:i w:val="0"/>
                 <w:sz w:val="18"/>
               </w:rPr>
+              <w:t>QPAN: Bồi dưỡng tình yêu quê hương, đất nước; giới thiệu bản đồ hành chính Việt Nam và chủ quyền của Việt Nam đối với quần đảo Hoàng Sa, Trường Sa.</w:t>
             </w:r>
           </w:p>
         </w:tc>
@@ -20158,6 +20417,7 @@
                 <w:i w:val="0"/>
                 <w:sz w:val="18"/>
               </w:rPr>
+              <w:t>QPAN: Bồi dưỡng tình yêu quê hương, đất nước; giới thiệu bản đồ hành chính Việt Nam và chủ quyền của Việt Nam đối với quần đảo Hoàng Sa, Trường Sa.</w:t>
             </w:r>
           </w:p>
         </w:tc>
@@ -20288,6 +20548,19 @@
               <w:t>NLS-ST (Cơ bản 2): soạn đoạn viết trên máy (nếu có điều kiện); nhắc HS không đưa thông tin riêng của mình lên mạng.</w:t>
             </w:r>
           </w:p>
+          <w:p>
+            <w:pPr>
+              <w:spacing w:after="0"/>
+            </w:pPr>
+            <w:r>
+              <w:rPr>
+                <w:b w:val="0"/>
+                <w:i w:val="0"/>
+                <w:sz w:val="18"/>
+              </w:rPr>
+              <w:t>KNS: KN trình bày suy nghĩ, bày tỏ cảm xúc của bản thân bằng lời lẽ phù hợp.</w:t>
+            </w:r>
+          </w:p>
         </w:tc>
         <w:tc>
           <w:tcPr>
@@ -20540,6 +20813,7 @@
                 <w:i w:val="0"/>
                 <w:sz w:val="18"/>
               </w:rPr>
+              <w:t>KNS: KN trình bày suy nghĩ, bày tỏ cảm xúc của bản thân bằng lời lẽ phù hợp.</w:t>
             </w:r>
           </w:p>
         </w:tc>
@@ -21305,6 +21579,7 @@
                 <w:i w:val="0"/>
                 <w:sz w:val="18"/>
               </w:rPr>
+              <w:t>KNS: KN trình bày suy nghĩ, bày tỏ cảm xúc của bản thân bằng lời lẽ phù hợp.</w:t>
             </w:r>
           </w:p>
         </w:tc>
@@ -21435,6 +21710,19 @@
               <w:t>NLS-KT: HS tìm, chọn lọc văn bản/sách phù hợp trên thư viện số hoặc Internet (có hướng dẫn); ghi lại nguồn đã đọc.</w:t>
             </w:r>
           </w:p>
+          <w:p>
+            <w:pPr>
+              <w:spacing w:after="0"/>
+            </w:pPr>
+            <w:r>
+              <w:rPr>
+                <w:b w:val="0"/>
+                <w:i w:val="0"/>
+                <w:sz w:val="18"/>
+              </w:rPr>
+              <w:t>KNS: KN tự học: chọn sách phù hợp, kiên trì đọc và rút ra điều bổ ích cho bản thân.</w:t>
+            </w:r>
+          </w:p>
         </w:tc>
         <w:tc>
           <w:tcPr>
@@ -22197,6 +22485,7 @@
                 <w:i w:val="0"/>
                 <w:sz w:val="18"/>
               </w:rPr>
+              <w:t>KNS: KN giao tiếp: nói rõ ràng, biết lắng nghe, chờ đến lượt và tôn trọng ý kiến của bạn.</w:t>
             </w:r>
           </w:p>
         </w:tc>
@@ -22583,6 +22872,19 @@
               <w:t>AI-NB: Nhận biết công cụ gợi ý từ ngữ / kiểm tra chính tả; HS tự viết, KHÔNG để AI viết thay (trung thực học thuật).</w:t>
             </w:r>
           </w:p>
+          <w:p>
+            <w:pPr>
+              <w:spacing w:after="0"/>
+            </w:pPr>
+            <w:r>
+              <w:rPr>
+                <w:b w:val="0"/>
+                <w:i w:val="0"/>
+                <w:sz w:val="18"/>
+              </w:rPr>
+              <w:t>KNS: KN trình bày suy nghĩ, bày tỏ cảm xúc của bản thân bằng lời lẽ phù hợp.</w:t>
+            </w:r>
+          </w:p>
         </w:tc>
         <w:tc>
           <w:tcPr>
@@ -22962,6 +23264,7 @@
                 <w:i w:val="0"/>
                 <w:sz w:val="18"/>
               </w:rPr>
+              <w:t>KNS: KN tự học: chọn sách phù hợp, kiên trì đọc và rút ra điều bổ ích cho bản thân.</w:t>
             </w:r>
           </w:p>
         </w:tc>
@@ -23349,6 +23652,19 @@
               <w:t>AI-NB: Nhận biết công cụ gợi ý từ ngữ / kiểm tra chính tả; HS tự viết, KHÔNG để AI viết thay (trung thực học thuật).</w:t>
             </w:r>
           </w:p>
+          <w:p>
+            <w:pPr>
+              <w:spacing w:after="0"/>
+            </w:pPr>
+            <w:r>
+              <w:rPr>
+                <w:b w:val="0"/>
+                <w:i w:val="0"/>
+                <w:sz w:val="18"/>
+              </w:rPr>
+              <w:t>KNS: KN trình bày suy nghĩ, bày tỏ cảm xúc của bản thân bằng lời lẽ phù hợp.</w:t>
+            </w:r>
+          </w:p>
         </w:tc>
         <w:tc>
           <w:tcPr>
@@ -23604,6 +23920,19 @@
               <w:t>NLS-ST (Cơ bản 2): soạn đoạn viết trên máy (nếu có điều kiện); nhắc HS không đưa thông tin riêng của mình lên mạng.</w:t>
             </w:r>
           </w:p>
+          <w:p>
+            <w:pPr>
+              <w:spacing w:after="0"/>
+            </w:pPr>
+            <w:r>
+              <w:rPr>
+                <w:b w:val="0"/>
+                <w:i w:val="0"/>
+                <w:sz w:val="18"/>
+              </w:rPr>
+              <w:t>KNS: KN trình bày suy nghĩ, bày tỏ cảm xúc của bản thân bằng lời lẽ phù hợp.</w:t>
+            </w:r>
+          </w:p>
         </w:tc>
         <w:tc>
           <w:tcPr>
@@ -24114,6 +24443,7 @@
                 <w:i w:val="0"/>
                 <w:sz w:val="18"/>
               </w:rPr>
+              <w:t>KNS: KN trình bày suy nghĩ, bày tỏ cảm xúc của bản thân bằng lời lẽ phù hợp.</w:t>
             </w:r>
           </w:p>
         </w:tc>
@@ -24368,6 +24698,7 @@
                 <w:i w:val="0"/>
                 <w:sz w:val="18"/>
               </w:rPr>
+              <w:t>KNS: KN trình bày suy nghĩ, bày tỏ cảm xúc của bản thân bằng lời lẽ phù hợp.</w:t>
             </w:r>
           </w:p>
         </w:tc>
@@ -24498,6 +24829,19 @@
               <w:t>NLS-KT: HS tìm, chọn lọc văn bản/sách phù hợp trên thư viện số hoặc Internet (có hướng dẫn); ghi lại nguồn đã đọc.</w:t>
             </w:r>
           </w:p>
+          <w:p>
+            <w:pPr>
+              <w:spacing w:after="0"/>
+            </w:pPr>
+            <w:r>
+              <w:rPr>
+                <w:b w:val="0"/>
+                <w:i w:val="0"/>
+                <w:sz w:val="18"/>
+              </w:rPr>
+              <w:t>KNS: KN tự học: chọn sách phù hợp, kiên trì đọc và rút ra điều bổ ích cho bản thân.</w:t>
+            </w:r>
+          </w:p>
         </w:tc>
         <w:tc>
           <w:tcPr>
@@ -24879,6 +25223,7 @@
                 <w:i w:val="0"/>
                 <w:sz w:val="18"/>
               </w:rPr>
+              <w:t>KNS: KN trình bày suy nghĩ, bày tỏ cảm xúc của bản thân bằng lời lẽ phù hợp.</w:t>
             </w:r>
           </w:p>
         </w:tc>

--- a/assets/docs/lop4/Tieng Viet - Lop 4.docx
+++ b/assets/docs/lop4/Tieng Viet - Lop 4.docx
@@ -2528,6 +2528,33 @@
                 <w:i w:val="0"/>
                 <w:sz w:val="18"/>
               </w:rPr>
+              <w:t>NLS-KT (Cơ bản 2): Trước khi đọc bài “Thằn lằn xanh và tắc kè”, GV chiếu ảnh thật hai con vật này cùng nơi chúng sống để HS phân biệt được hai</w:t>
+            </w:r>
+          </w:p>
+          <w:p>
+            <w:pPr>
+              <w:spacing w:after="0"/>
+            </w:pPr>
+            <w:r>
+              <w:rPr>
+                <w:b w:val="0"/>
+                <w:i w:val="0"/>
+                <w:sz w:val="18"/>
+              </w:rPr>
+              <w:t>NLS-GT (Cơ bản 2): GV ghi âm lượt đọc diễn cảm của một vài HS rồi mở lại cho cả lớp nghe</w:t>
+            </w:r>
+          </w:p>
+          <w:p>
+            <w:pPr>
+              <w:spacing w:after="0"/>
+            </w:pPr>
+            <w:r>
+              <w:rPr>
+                <w:b w:val="0"/>
+                <w:i w:val="0"/>
+                <w:sz w:val="18"/>
+              </w:rPr>
+              <w:t>NLS-AT: GV hỏi ý kiến HS trước khi ghi âm, chỉ mở trong lớp rồi xoá sau tiết học</w:t>
             </w:r>
           </w:p>
         </w:tc>
@@ -2655,6 +2682,33 @@
                 <w:i w:val="0"/>
                 <w:sz w:val="18"/>
               </w:rPr>
+              <w:t>NLS-GQVĐ (Cơ bản 2): Ở tiết luyện tập về danh từ, GV mở bài tập tương tác kéo từ vào ba nhóm danh từ chỉ người, chỉ vật</w:t>
+            </w:r>
+          </w:p>
+          <w:p>
+            <w:pPr>
+              <w:spacing w:after="0"/>
+            </w:pPr>
+            <w:r>
+              <w:rPr>
+                <w:b w:val="0"/>
+                <w:i w:val="0"/>
+                <w:sz w:val="18"/>
+              </w:rPr>
+              <w:t>NLS-KT (Cơ bản 2): Khi gặp từ chưa rõ nghĩa, GV mở từ điển tiếng Việt bản điện tử, gõ từ đó cho cả lớp cùng đọc nghĩa và ví dụ</w:t>
+            </w:r>
+          </w:p>
+          <w:p>
+            <w:pPr>
+              <w:spacing w:after="0"/>
+            </w:pPr>
+            <w:r>
+              <w:rPr>
+                <w:b w:val="0"/>
+                <w:i w:val="0"/>
+                <w:sz w:val="18"/>
+              </w:rPr>
+              <w:t>NLS-AT: Máy của lớp do thầy cô điều khiển, HS chỉ tra từ theo yêu cầu bài học</w:t>
             </w:r>
           </w:p>
         </w:tc>
@@ -2782,6 +2836,45 @@
                 <w:i w:val="0"/>
                 <w:sz w:val="18"/>
               </w:rPr>
+              <w:t>NLS-ST (Cơ bản 2): Trong tiết trả bài viết đoạn văn nêu ý kiến, sau khi nghe nhận xét chung</w:t>
+            </w:r>
+          </w:p>
+          <w:p>
+            <w:pPr>
+              <w:spacing w:after="0"/>
+            </w:pPr>
+            <w:r>
+              <w:rPr>
+                <w:b w:val="0"/>
+                <w:i w:val="0"/>
+                <w:sz w:val="18"/>
+              </w:rPr>
+              <w:t>NLS-KT (Cơ bản 2): GV chiếu một đoạn văn mẫu và đoạn văn còn lỗi cạnh nhau, tô màu câu chủ đề ở mỗi đoạn</w:t>
+            </w:r>
+          </w:p>
+          <w:p>
+            <w:pPr>
+              <w:spacing w:after="0"/>
+            </w:pPr>
+            <w:r>
+              <w:rPr>
+                <w:b w:val="0"/>
+                <w:i w:val="0"/>
+                <w:sz w:val="18"/>
+              </w:rPr>
+              <w:t>NLS-AT: Bài của bạn chỉ được chiếu khi bạn đồng ý và nên che tên</w:t>
+            </w:r>
+          </w:p>
+          <w:p>
+            <w:pPr>
+              <w:spacing w:after="0"/>
+            </w:pPr>
+            <w:r>
+              <w:rPr>
+                <w:b w:val="0"/>
+                <w:i w:val="0"/>
+                <w:sz w:val="18"/>
+              </w:rPr>
               <w:t>KNS: KN trình bày suy nghĩ, bày tỏ cảm xúc của bản thân bằng lời lẽ phù hợp.</w:t>
             </w:r>
           </w:p>
@@ -2910,6 +3003,33 @@
                 <w:i w:val="0"/>
                 <w:sz w:val="18"/>
               </w:rPr>
+              <w:t>NLS-KT (Cơ bản 2): Trước bài đọc “Nghệ sĩ trống”, GV mở một đoạn nhạc độc tấu và ảnh một số nhạc cụ để HS nhận ra âm sắc của trống giữa</w:t>
+            </w:r>
+          </w:p>
+          <w:p>
+            <w:pPr>
+              <w:spacing w:after="0"/>
+            </w:pPr>
+            <w:r>
+              <w:rPr>
+                <w:b w:val="0"/>
+                <w:i w:val="0"/>
+                <w:sz w:val="18"/>
+              </w:rPr>
+              <w:t>NLS-GT (Cơ bản 2): GV ghi âm lượt đọc diễn cảm phần miêu tả tiết mục của từng nhóm rồi mở lại; HS nghe và nhận xét theo tiêu chí đọc rõ</w:t>
+            </w:r>
+          </w:p>
+          <w:p>
+            <w:pPr>
+              <w:spacing w:after="0"/>
+            </w:pPr>
+            <w:r>
+              <w:rPr>
+                <w:b w:val="0"/>
+                <w:i w:val="0"/>
+                <w:sz w:val="18"/>
+              </w:rPr>
+              <w:t>NLS-AT: GV hỏi ý kiến HS trước khi ghi âm và xoá sau tiết học</w:t>
             </w:r>
           </w:p>
         </w:tc>
@@ -3037,6 +3157,45 @@
                 <w:i w:val="0"/>
                 <w:sz w:val="18"/>
               </w:rPr>
+              <w:t>NLS-KT (Cơ bản 2): GV chiếu bài mẫu cho “Tìm hiểu cách viết báo cáo, thảo luận nhóm” lên màn hình rồi dùng công cụ tô màu</w:t>
+            </w:r>
+          </w:p>
+          <w:p>
+            <w:pPr>
+              <w:spacing w:after="0"/>
+            </w:pPr>
+            <w:r>
+              <w:rPr>
+                <w:b w:val="0"/>
+                <w:i w:val="0"/>
+                <w:sz w:val="18"/>
+              </w:rPr>
+              <w:t>NLS-KT (Cơ bản 2): HS so sánh hai bài mẫu chiếu cạnh nhau để tìm điểm giống và khác về bố cục, cách mở đầu, cách kết thúc</w:t>
+            </w:r>
+          </w:p>
+          <w:p>
+            <w:pPr>
+              <w:spacing w:after="0"/>
+            </w:pPr>
+            <w:r>
+              <w:rPr>
+                <w:b w:val="0"/>
+                <w:i w:val="0"/>
+                <w:sz w:val="18"/>
+              </w:rPr>
+              <w:t>NLS-AT: Bài mẫu chỉ để học cách viết, không chép lại thành bài của mình</w:t>
+            </w:r>
+          </w:p>
+          <w:p>
+            <w:pPr>
+              <w:spacing w:after="0"/>
+            </w:pPr>
+            <w:r>
+              <w:rPr>
+                <w:b w:val="0"/>
+                <w:i w:val="0"/>
+                <w:sz w:val="18"/>
+              </w:rPr>
               <w:t>KNS: KN giao tiếp: nói rõ ràng, biết lắng nghe, chờ đến lượt và tôn trọng ý kiến của bạn.</w:t>
             </w:r>
           </w:p>
@@ -3165,6 +3324,33 @@
                 <w:i w:val="0"/>
                 <w:sz w:val="18"/>
               </w:rPr>
+              <w:t>NLS-ST (Cơ bản 2): HS tự ghi âm hoặc quay lại phần kể chuyện “Bốn anh tài” của mình, nghe lại và tự nhận xét: giọng đã rõ chưa</w:t>
+            </w:r>
+          </w:p>
+          <w:p>
+            <w:pPr>
+              <w:spacing w:after="0"/>
+            </w:pPr>
+            <w:r>
+              <w:rPr>
+                <w:b w:val="0"/>
+                <w:i w:val="0"/>
+                <w:sz w:val="18"/>
+              </w:rPr>
+              <w:t>NLS-GT (Cơ bản 2): HS kể trước nhóm, các bạn nghe và góp ý theo hai câu hỏi: bạn kể có đủ ý không, chỗ nào làm em nhớ nhất</w:t>
+            </w:r>
+          </w:p>
+          <w:p>
+            <w:pPr>
+              <w:spacing w:after="0"/>
+            </w:pPr>
+            <w:r>
+              <w:rPr>
+                <w:b w:val="0"/>
+                <w:i w:val="0"/>
+                <w:sz w:val="18"/>
+              </w:rPr>
+              <w:t>NLS-AT: Xin phép bạn trước khi quay hoặc ghi âm bạn</w:t>
             </w:r>
           </w:p>
         </w:tc>

--- a/assets/docs/lop4/Tieng Viet - Lop 4.docx
+++ b/assets/docs/lop4/Tieng Viet - Lop 4.docx
@@ -791,33 +791,6 @@
                 <w:i w:val="0"/>
                 <w:sz w:val="18"/>
               </w:rPr>
-              <w:t>NLS-GQVĐ (Cơ bản 2): Trong tiết “Luyện từ và câu: Danh từ”, GV chiếu đoạn văn bài 1 với các từ in đậm lên tivi và bốn ô nhóm: người, vật</w:t>
-            </w:r>
-          </w:p>
-          <w:p>
-            <w:pPr>
-              <w:spacing w:after="0"/>
-            </w:pPr>
-            <w:r>
-              <w:rPr>
-                <w:b w:val="0"/>
-                <w:i w:val="0"/>
-                <w:sz w:val="18"/>
-              </w:rPr>
-              <w:t>NLS-ST (Cơ bản 2): Ở bài 3, GV dùng điện thoại chụp ảnh góc lớp, bàn học, bảng, cửa sổ rồi chiếu lên màn hình; nhóm quan sát ảnh</w:t>
-            </w:r>
-          </w:p>
-          <w:p>
-            <w:pPr>
-              <w:spacing w:after="0"/>
-            </w:pPr>
-            <w:r>
-              <w:rPr>
-                <w:b w:val="0"/>
-                <w:i w:val="0"/>
-                <w:sz w:val="18"/>
-              </w:rPr>
-              <w:t>NLS-AT: HS thao tác kéo thả nhẹ nhàng, theo lượt GV gọi</w:t>
             </w:r>
           </w:p>
         </w:tc>
@@ -945,33 +918,6 @@
                 <w:i w:val="0"/>
                 <w:sz w:val="18"/>
               </w:rPr>
-              <w:t>NLS-KT (Cơ bản 2): GV chiếu các đoạn văn bài tập 1 lên máy chiếu, tô màu, gạch chân chữ đầu lùi vào, câu nêu ý chính đầu hay cuối đoạn</w:t>
-            </w:r>
-          </w:p>
-          <w:p>
-            <w:pPr>
-              <w:spacing w:after="0"/>
-            </w:pPr>
-            <w:r>
-              <w:rPr>
-                <w:b w:val="0"/>
-                <w:i w:val="0"/>
-                <w:sz w:val="18"/>
-              </w:rPr>
-              <w:t>NLS-KT (Cơ bản 2): GV chiếu hai đoạn văn bài tập 2 cùng câu chủ đề cho sẵn; HS lên kéo câu chủ đề vào đúng đoạn, đọc lại kiểm tra</w:t>
-            </w:r>
-          </w:p>
-          <w:p>
-            <w:pPr>
-              <w:spacing w:after="0"/>
-            </w:pPr>
-            <w:r>
-              <w:rPr>
-                <w:b w:val="0"/>
-                <w:i w:val="0"/>
-                <w:sz w:val="18"/>
-              </w:rPr>
-              <w:t>NLS-AT: Bài mẫu chỉ để học cách viết, không chép; chỉ mở học liệu GV chỉ định.</w:t>
             </w:r>
           </w:p>
         </w:tc>
@@ -1253,45 +1199,6 @@
                 <w:i w:val="0"/>
                 <w:sz w:val="18"/>
               </w:rPr>
-              <w:t>NLS-KT (Cơ bản 2): GV chiếu đoạn văn mẫu bài tập 1 lên máy chiếu, tô màu câu mở đầu, câu nêu lí do, câu kết; HS rút ra cách viết</w:t>
-            </w:r>
-          </w:p>
-          <w:p>
-            <w:pPr>
-              <w:spacing w:after="0"/>
-            </w:pPr>
-            <w:r>
-              <w:rPr>
-                <w:b w:val="0"/>
-                <w:i w:val="0"/>
-                <w:sz w:val="18"/>
-              </w:rPr>
-              <w:t>NLS-KT (Cơ bản 2): HS so sánh hai đoạn văn chiếu cạnh nhau, tìm điểm giống về bố cục, điểm khác về cách nêu lí do; ghi bảng ghi nhớ</w:t>
-            </w:r>
-          </w:p>
-          <w:p>
-            <w:pPr>
-              <w:spacing w:after="0"/>
-            </w:pPr>
-            <w:r>
-              <w:rPr>
-                <w:b w:val="0"/>
-                <w:i w:val="0"/>
-                <w:sz w:val="18"/>
-              </w:rPr>
-              <w:t>NLS-AT: Bài mẫu chỉ để học cách viết, không chép; chỉ mở học liệu GV chỉ định.</w:t>
-            </w:r>
-          </w:p>
-          <w:p>
-            <w:pPr>
-              <w:spacing w:after="0"/>
-            </w:pPr>
-            <w:r>
-              <w:rPr>
-                <w:b w:val="0"/>
-                <w:i w:val="0"/>
-                <w:sz w:val="18"/>
-              </w:rPr>
               <w:t>KNS: KN trình bày suy nghĩ, bày tỏ cảm xúc của bản thân bằng lời lẽ phù hợp.</w:t>
             </w:r>
           </w:p>
@@ -1420,33 +1327,6 @@
                 <w:i w:val="0"/>
                 <w:sz w:val="18"/>
               </w:rPr>
-              <w:t>NLS-ST (Cơ bản 2): GV chụp sản phẩm thể hiện điểm nổi bật của HS chiếu lên tivi; HS đứng cạnh màn hình nói về mình và bạn; GV ghi âm</w:t>
-            </w:r>
-          </w:p>
-          <w:p>
-            <w:pPr>
-              <w:spacing w:after="0"/>
-            </w:pPr>
-            <w:r>
-              <w:rPr>
-                <w:b w:val="0"/>
-                <w:i w:val="0"/>
-                <w:sz w:val="18"/>
-              </w:rPr>
-              <w:t>NLS-GT (Cơ bản 2): HS nói trước nhóm 4 về đặc điểm nổi bật của mình và một bạn; người nghe ghi phiếu, GV chiếu vài phiếu để hướng dẫn nhận xét</w:t>
-            </w:r>
-          </w:p>
-          <w:p>
-            <w:pPr>
-              <w:spacing w:after="0"/>
-            </w:pPr>
-            <w:r>
-              <w:rPr>
-                <w:b w:val="0"/>
-                <w:i w:val="0"/>
-                <w:sz w:val="18"/>
-              </w:rPr>
-              <w:t>NLS-AT: Ảnh do mình chụp hoặc được phép dùng; góp ý về nội dung, không nhận xét ngoại hình.</w:t>
             </w:r>
           </w:p>
         </w:tc>
@@ -1730,33 +1610,6 @@
                 <w:i w:val="0"/>
                 <w:sz w:val="18"/>
               </w:rPr>
-              <w:t>NLS-GQVĐ (Cơ bản 2): Trong tiết “Luyện từ và câu: Danh từ chung, danh từ riêng”, GV chiếu bông hoa chứa các từ lên tivi</w:t>
-            </w:r>
-          </w:p>
-          <w:p>
-            <w:pPr>
-              <w:spacing w:after="0"/>
-            </w:pPr>
-            <w:r>
-              <w:rPr>
-                <w:b w:val="0"/>
-                <w:i w:val="0"/>
-                <w:sz w:val="18"/>
-              </w:rPr>
-              <w:t>NLS-KT (Cơ bản 2): GV chiếu ảnh, đoạn video ngắn về anh Kim Đồng và quê hương Cao Bằng để HS hiểu đoạn văn bài 3; HS xem, nêu tên người</w:t>
-            </w:r>
-          </w:p>
-          <w:p>
-            <w:pPr>
-              <w:spacing w:after="0"/>
-            </w:pPr>
-            <w:r>
-              <w:rPr>
-                <w:b w:val="0"/>
-                <w:i w:val="0"/>
-                <w:sz w:val="18"/>
-              </w:rPr>
-              <w:t>NLS-AT: Kéo thả, tô màu trên màn hình theo lượt GV gọi, không tranh nhau bấm; chỉ xem hình</w:t>
             </w:r>
           </w:p>
         </w:tc>
@@ -1884,33 +1737,6 @@
                 <w:i w:val="0"/>
                 <w:sz w:val="18"/>
               </w:rPr>
-              <w:t>NLS-ST (Cơ bản 2): GV mở sơ đồ tư duy trống trên máy tính: giữa là tên câu chuyện, nhánh là lí do yêu thích; HS lên gõ ý</w:t>
-            </w:r>
-          </w:p>
-          <w:p>
-            <w:pPr>
-              <w:spacing w:after="0"/>
-            </w:pPr>
-            <w:r>
-              <w:rPr>
-                <w:b w:val="0"/>
-                <w:i w:val="0"/>
-                <w:sz w:val="18"/>
-              </w:rPr>
-              <w:t>NLS-KT (Cơ bản 2): HS xem lại bìa sách, tranh hoặc đoạn phim ngắn về câu chuyện chiếu trên tivi để nhớ chi tiết, ghi phiếu tìm ý</w:t>
-            </w:r>
-          </w:p>
-          <w:p>
-            <w:pPr>
-              <w:spacing w:after="0"/>
-            </w:pPr>
-            <w:r>
-              <w:rPr>
-                <w:b w:val="0"/>
-                <w:i w:val="0"/>
-                <w:sz w:val="18"/>
-              </w:rPr>
-              <w:t>NLS-AT: Dàn ý phải là ý của chính HS, không sao chép trên mạng.</w:t>
             </w:r>
           </w:p>
         </w:tc>
@@ -2192,45 +2018,6 @@
                 <w:i w:val="0"/>
                 <w:sz w:val="18"/>
               </w:rPr>
-              <w:t>NLS-ST (Cơ bản 2): HS viết đoạn văn nêu lí do yêu thích câu chuyện; GV chụp vài bài chiếu lên tivi, lớp nhận xét mở đầu, lí do, câu kết</w:t>
-            </w:r>
-          </w:p>
-          <w:p>
-            <w:pPr>
-              <w:spacing w:after="0"/>
-            </w:pPr>
-            <w:r>
-              <w:rPr>
-                <w:b w:val="0"/>
-                <w:i w:val="0"/>
-                <w:sz w:val="18"/>
-              </w:rPr>
-              <w:t>AI-NB (Cơ bản 2, QĐ 2422: 4.A1.2): GV cho HS xem đoạn văn do AI viết về cùng câu chuyện; HS nhận ra đoạn máy viết chung chung, không có cảm xúc thật</w:t>
-            </w:r>
-          </w:p>
-          <w:p>
-            <w:pPr>
-              <w:spacing w:after="0"/>
-            </w:pPr>
-            <w:r>
-              <w:rPr>
-                <w:b w:val="0"/>
-                <w:i w:val="0"/>
-                <w:sz w:val="18"/>
-              </w:rPr>
-              <w:t>NLS-AT: Không nhờ máy viết hộ rồi nộp; không đưa họ tên, địa chỉ vào bài.</w:t>
-            </w:r>
-          </w:p>
-          <w:p>
-            <w:pPr>
-              <w:spacing w:after="0"/>
-            </w:pPr>
-            <w:r>
-              <w:rPr>
-                <w:b w:val="0"/>
-                <w:i w:val="0"/>
-                <w:sz w:val="18"/>
-              </w:rPr>
               <w:t>KNS: KN trình bày suy nghĩ, bày tỏ cảm xúc của bản thân bằng lời lẽ phù hợp.</w:t>
             </w:r>
           </w:p>
@@ -2359,45 +2146,6 @@
                 <w:i w:val="0"/>
                 <w:sz w:val="18"/>
               </w:rPr>
-              <w:t>NLS-KT (Cơ bản 2): GV chiếu mục lục tủ sách số của trường hoặc ảnh bìa truyện về người có năng khiếu; HS chọn truyện, đọc trên máy tính</w:t>
-            </w:r>
-          </w:p>
-          <w:p>
-            <w:pPr>
-              <w:spacing w:after="0"/>
-            </w:pPr>
-            <w:r>
-              <w:rPr>
-                <w:b w:val="0"/>
-                <w:i w:val="0"/>
-                <w:sz w:val="18"/>
-              </w:rPr>
-              <w:t>NLS-ST (Cơ bản 2): HS viết phiếu đọc sách theo mẫu SGK; GV chụp ảnh phiếu chiếu lên tivi để HS giới thiệu, tập hợp thành góc đọc sách chung</w:t>
-            </w:r>
-          </w:p>
-          <w:p>
-            <w:pPr>
-              <w:spacing w:after="0"/>
-            </w:pPr>
-            <w:r>
-              <w:rPr>
-                <w:b w:val="0"/>
-                <w:i w:val="0"/>
-                <w:sz w:val="18"/>
-              </w:rPr>
-              <w:t>NLS-AT: Chỉ đọc sách trong tủ sách trường hoặc nguồn GV giới thiệu; không chép lời giới thiệu.</w:t>
-            </w:r>
-          </w:p>
-          <w:p>
-            <w:pPr>
-              <w:spacing w:after="0"/>
-            </w:pPr>
-            <w:r>
-              <w:rPr>
-                <w:b w:val="0"/>
-                <w:i w:val="0"/>
-                <w:sz w:val="18"/>
-              </w:rPr>
               <w:t>KNS: KN tự học: chọn sách phù hợp, kiên trì đọc và rút ra điều bổ ích cho bản thân.</w:t>
             </w:r>
           </w:p>
@@ -2682,33 +2430,6 @@
                 <w:i w:val="0"/>
                 <w:sz w:val="18"/>
               </w:rPr>
-              <w:t>NLS-GQVĐ (Cơ bản 2): Ở tiết luyện tập về danh từ, GV mở bài tập tương tác kéo từ vào ba nhóm danh từ chỉ người, chỉ vật</w:t>
-            </w:r>
-          </w:p>
-          <w:p>
-            <w:pPr>
-              <w:spacing w:after="0"/>
-            </w:pPr>
-            <w:r>
-              <w:rPr>
-                <w:b w:val="0"/>
-                <w:i w:val="0"/>
-                <w:sz w:val="18"/>
-              </w:rPr>
-              <w:t>NLS-KT (Cơ bản 2): Khi gặp từ chưa rõ nghĩa, GV mở từ điển tiếng Việt bản điện tử, gõ từ đó cho cả lớp cùng đọc nghĩa và ví dụ</w:t>
-            </w:r>
-          </w:p>
-          <w:p>
-            <w:pPr>
-              <w:spacing w:after="0"/>
-            </w:pPr>
-            <w:r>
-              <w:rPr>
-                <w:b w:val="0"/>
-                <w:i w:val="0"/>
-                <w:sz w:val="18"/>
-              </w:rPr>
-              <w:t>NLS-AT: Máy của lớp do thầy cô điều khiển, HS chỉ tra từ theo yêu cầu bài học</w:t>
             </w:r>
           </w:p>
         </w:tc>
@@ -2836,45 +2557,6 @@
                 <w:i w:val="0"/>
                 <w:sz w:val="18"/>
               </w:rPr>
-              <w:t>NLS-ST (Cơ bản 2): Trong tiết trả bài viết đoạn văn nêu ý kiến, sau khi nghe nhận xét chung</w:t>
-            </w:r>
-          </w:p>
-          <w:p>
-            <w:pPr>
-              <w:spacing w:after="0"/>
-            </w:pPr>
-            <w:r>
-              <w:rPr>
-                <w:b w:val="0"/>
-                <w:i w:val="0"/>
-                <w:sz w:val="18"/>
-              </w:rPr>
-              <w:t>NLS-KT (Cơ bản 2): GV chiếu một đoạn văn mẫu và đoạn văn còn lỗi cạnh nhau, tô màu câu chủ đề ở mỗi đoạn</w:t>
-            </w:r>
-          </w:p>
-          <w:p>
-            <w:pPr>
-              <w:spacing w:after="0"/>
-            </w:pPr>
-            <w:r>
-              <w:rPr>
-                <w:b w:val="0"/>
-                <w:i w:val="0"/>
-                <w:sz w:val="18"/>
-              </w:rPr>
-              <w:t>NLS-AT: Bài của bạn chỉ được chiếu khi bạn đồng ý và nên che tên</w:t>
-            </w:r>
-          </w:p>
-          <w:p>
-            <w:pPr>
-              <w:spacing w:after="0"/>
-            </w:pPr>
-            <w:r>
-              <w:rPr>
-                <w:b w:val="0"/>
-                <w:i w:val="0"/>
-                <w:sz w:val="18"/>
-              </w:rPr>
               <w:t>KNS: KN trình bày suy nghĩ, bày tỏ cảm xúc của bản thân bằng lời lẽ phù hợp.</w:t>
             </w:r>
           </w:p>
@@ -3157,45 +2839,6 @@
                 <w:i w:val="0"/>
                 <w:sz w:val="18"/>
               </w:rPr>
-              <w:t>NLS-KT (Cơ bản 2): GV chiếu bài mẫu cho “Tìm hiểu cách viết báo cáo, thảo luận nhóm” lên màn hình rồi dùng công cụ tô màu</w:t>
-            </w:r>
-          </w:p>
-          <w:p>
-            <w:pPr>
-              <w:spacing w:after="0"/>
-            </w:pPr>
-            <w:r>
-              <w:rPr>
-                <w:b w:val="0"/>
-                <w:i w:val="0"/>
-                <w:sz w:val="18"/>
-              </w:rPr>
-              <w:t>NLS-KT (Cơ bản 2): HS so sánh hai bài mẫu chiếu cạnh nhau để tìm điểm giống và khác về bố cục, cách mở đầu, cách kết thúc</w:t>
-            </w:r>
-          </w:p>
-          <w:p>
-            <w:pPr>
-              <w:spacing w:after="0"/>
-            </w:pPr>
-            <w:r>
-              <w:rPr>
-                <w:b w:val="0"/>
-                <w:i w:val="0"/>
-                <w:sz w:val="18"/>
-              </w:rPr>
-              <w:t>NLS-AT: Bài mẫu chỉ để học cách viết, không chép lại thành bài của mình</w:t>
-            </w:r>
-          </w:p>
-          <w:p>
-            <w:pPr>
-              <w:spacing w:after="0"/>
-            </w:pPr>
-            <w:r>
-              <w:rPr>
-                <w:b w:val="0"/>
-                <w:i w:val="0"/>
-                <w:sz w:val="18"/>
-              </w:rPr>
               <w:t>KNS: KN giao tiếp: nói rõ ràng, biết lắng nghe, chờ đến lượt và tôn trọng ý kiến của bạn.</w:t>
             </w:r>
           </w:p>
@@ -3324,33 +2967,6 @@
                 <w:i w:val="0"/>
                 <w:sz w:val="18"/>
               </w:rPr>
-              <w:t>NLS-ST (Cơ bản 2): HS tự ghi âm hoặc quay lại phần kể chuyện “Bốn anh tài” của mình, nghe lại và tự nhận xét: giọng đã rõ chưa</w:t>
-            </w:r>
-          </w:p>
-          <w:p>
-            <w:pPr>
-              <w:spacing w:after="0"/>
-            </w:pPr>
-            <w:r>
-              <w:rPr>
-                <w:b w:val="0"/>
-                <w:i w:val="0"/>
-                <w:sz w:val="18"/>
-              </w:rPr>
-              <w:t>NLS-GT (Cơ bản 2): HS kể trước nhóm, các bạn nghe và góp ý theo hai câu hỏi: bạn kể có đủ ý không, chỗ nào làm em nhớ nhất</w:t>
-            </w:r>
-          </w:p>
-          <w:p>
-            <w:pPr>
-              <w:spacing w:after="0"/>
-            </w:pPr>
-            <w:r>
-              <w:rPr>
-                <w:b w:val="0"/>
-                <w:i w:val="0"/>
-                <w:sz w:val="18"/>
-              </w:rPr>
-              <w:t>NLS-AT: Xin phép bạn trước khi quay hoặc ghi âm bạn</w:t>
             </w:r>
           </w:p>
         </w:tc>
@@ -4501,19 +4117,6 @@
                 <w:i w:val="0"/>
                 <w:sz w:val="18"/>
               </w:rPr>
-              <w:t>NLS-ST (Cơ bản 2): soạn đoạn viết trên máy (nếu có điều kiện); nhắc HS không đưa thông tin riêng của mình lên mạng.</w:t>
-            </w:r>
-          </w:p>
-          <w:p>
-            <w:pPr>
-              <w:spacing w:after="0"/>
-            </w:pPr>
-            <w:r>
-              <w:rPr>
-                <w:b w:val="0"/>
-                <w:i w:val="0"/>
-                <w:sz w:val="18"/>
-              </w:rPr>
               <w:t>KNS: KN trình bày suy nghĩ, bày tỏ cảm xúc của bản thân bằng lời lẽ phù hợp.</w:t>
             </w:r>
           </w:p>
@@ -4896,7 +4499,6 @@
                 <w:i w:val="0"/>
                 <w:sz w:val="18"/>
               </w:rPr>
-              <w:t>NLS-GT: Trình bày, chia sẻ ý kiến lịch sự, đúng quy tắc ứng xử; có thể ghi âm/quay lại phần nói để tự đánh giá (GV hỗ trợ).</w:t>
             </w:r>
           </w:p>
         </w:tc>
@@ -5407,6 +5009,33 @@
                 <w:i w:val="0"/>
                 <w:sz w:val="18"/>
               </w:rPr>
+              <w:t>NLS-KT (Cơ bản 2): Sau khi đọc hiểu “Nhà phát minh 6 tuổi”, HS tra cứu thêm về nhân vật ở nguồn GV chỉ định (bách khoa dành cho thiếu nhi</w:t>
+            </w:r>
+          </w:p>
+          <w:p>
+            <w:pPr>
+              <w:spacing w:after="0"/>
+            </w:pPr>
+            <w:r>
+              <w:rPr>
+                <w:b w:val="0"/>
+                <w:i w:val="0"/>
+                <w:sz w:val="18"/>
+              </w:rPr>
+              <w:t>AI-NB (Cơ bản 2): GV đặt cạnh nhau một bức chân dung tư liệu và một hình do máy tạo về cùng nhân vật</w:t>
+            </w:r>
+          </w:p>
+          <w:p>
+            <w:pPr>
+              <w:spacing w:after="0"/>
+            </w:pPr>
+            <w:r>
+              <w:rPr>
+                <w:b w:val="0"/>
+                <w:i w:val="0"/>
+                <w:sz w:val="18"/>
+              </w:rPr>
+              <w:t>NLS-AT: Thông tin về danh nhân phải lấy từ nguồn chính thống và ghi rõ nguồn</w:t>
             </w:r>
           </w:p>
         </w:tc>
@@ -5662,19 +5291,6 @@
                 <w:i w:val="0"/>
                 <w:sz w:val="18"/>
               </w:rPr>
-              <w:t>NLS-KT: HS tìm, chọn lọc văn bản/sách phù hợp trên thư viện số hoặc Internet (có hướng dẫn); ghi lại nguồn đã đọc.</w:t>
-            </w:r>
-          </w:p>
-          <w:p>
-            <w:pPr>
-              <w:spacing w:after="0"/>
-            </w:pPr>
-            <w:r>
-              <w:rPr>
-                <w:b w:val="0"/>
-                <w:i w:val="0"/>
-                <w:sz w:val="18"/>
-              </w:rPr>
               <w:t>KNS: KN tự học: chọn sách phù hợp, kiên trì đọc và rút ra điều bổ ích cho bản thân.</w:t>
             </w:r>
           </w:p>
@@ -6569,6 +6185,33 @@
                 <w:i w:val="0"/>
                 <w:sz w:val="18"/>
               </w:rPr>
+              <w:t>NLS-KT (Cơ bản 2): GV mở bản đồ số và ảnh thực địa để HS xác định nơi diễn ra câu chuyện trong bài “Gặt chữ trên non”: xem địa hình</w:t>
+            </w:r>
+          </w:p>
+          <w:p>
+            <w:pPr>
+              <w:spacing w:after="0"/>
+            </w:pPr>
+            <w:r>
+              <w:rPr>
+                <w:b w:val="0"/>
+                <w:i w:val="0"/>
+                <w:sz w:val="18"/>
+              </w:rPr>
+              <w:t>NLS-KT (Cơ bản 2): HS xem một đoạn phim tư liệu ngắn về vùng đất hoặc lễ hội được nhắc tới</w:t>
+            </w:r>
+          </w:p>
+          <w:p>
+            <w:pPr>
+              <w:spacing w:after="0"/>
+            </w:pPr>
+            <w:r>
+              <w:rPr>
+                <w:b w:val="0"/>
+                <w:i w:val="0"/>
+                <w:sz w:val="18"/>
+              </w:rPr>
+              <w:t>NLS-AT: Tư liệu về vùng đất, lễ hội phải lấy từ nguồn chính thống và ghi rõ nguồn</w:t>
             </w:r>
           </w:p>
         </w:tc>
@@ -6823,19 +6466,6 @@
                 <w:i w:val="0"/>
                 <w:sz w:val="18"/>
               </w:rPr>
-              <w:t>AI-NB: Nhận biết công cụ gợi ý từ ngữ / kiểm tra chính tả; HS tự viết, KHÔNG để AI viết thay (trung thực học thuật).</w:t>
-            </w:r>
-          </w:p>
-          <w:p>
-            <w:pPr>
-              <w:spacing w:after="0"/>
-            </w:pPr>
-            <w:r>
-              <w:rPr>
-                <w:b w:val="0"/>
-                <w:i w:val="0"/>
-                <w:sz w:val="18"/>
-              </w:rPr>
               <w:t>KNS: KN trình bày suy nghĩ, bày tỏ cảm xúc của bản thân bằng lời lẽ phù hợp.</w:t>
             </w:r>
           </w:p>
@@ -7832,19 +7462,6 @@
                 <w:i w:val="0"/>
                 <w:sz w:val="18"/>
               </w:rPr>
-              <w:t>NLS-ST (Cơ bản 2): soạn đoạn viết trên máy (nếu có điều kiện); nhắc HS không đưa thông tin riêng của mình lên mạng.</w:t>
-            </w:r>
-          </w:p>
-          <w:p>
-            <w:pPr>
-              <w:spacing w:after="0"/>
-            </w:pPr>
-            <w:r>
-              <w:rPr>
-                <w:b w:val="0"/>
-                <w:i w:val="0"/>
-                <w:sz w:val="18"/>
-              </w:rPr>
               <w:t>KNS: KN trình bày suy nghĩ, bày tỏ cảm xúc của bản thân bằng lời lẽ phù hợp.</w:t>
             </w:r>
           </w:p>
@@ -8227,7 +7844,6 @@
                 <w:i w:val="0"/>
                 <w:sz w:val="18"/>
               </w:rPr>
-              <w:t>NLS-GT: Trình bày, chia sẻ ý kiến lịch sự, đúng quy tắc ứng xử; có thể ghi âm/quay lại phần nói để tự đánh giá (GV hỗ trợ).</w:t>
             </w:r>
           </w:p>
         </w:tc>
@@ -8357,6 +7973,33 @@
                 <w:i w:val="0"/>
                 <w:sz w:val="18"/>
               </w:rPr>
+              <w:t>NLS-KT (Cơ bản 2): GV mở bản đồ số và ảnh thực địa để HS xác định nơi diễn ra câu chuyện trong bài “Thanh âm của núi”: xem địa hình</w:t>
+            </w:r>
+          </w:p>
+          <w:p>
+            <w:pPr>
+              <w:spacing w:after="0"/>
+            </w:pPr>
+            <w:r>
+              <w:rPr>
+                <w:b w:val="0"/>
+                <w:i w:val="0"/>
+                <w:sz w:val="18"/>
+              </w:rPr>
+              <w:t>NLS-KT (Cơ bản 2): HS xem một đoạn phim tư liệu ngắn về vùng đất hoặc lễ hội được nhắc tới</w:t>
+            </w:r>
+          </w:p>
+          <w:p>
+            <w:pPr>
+              <w:spacing w:after="0"/>
+            </w:pPr>
+            <w:r>
+              <w:rPr>
+                <w:b w:val="0"/>
+                <w:i w:val="0"/>
+                <w:sz w:val="18"/>
+              </w:rPr>
+              <w:t>NLS-AT: Tư liệu về vùng đất, lễ hội phải lấy từ nguồn chính thống và ghi rõ nguồn</w:t>
             </w:r>
           </w:p>
         </w:tc>
@@ -8611,19 +8254,6 @@
                 <w:i w:val="0"/>
                 <w:sz w:val="18"/>
               </w:rPr>
-              <w:t>AI-NB: Nhận biết công cụ gợi ý từ ngữ / kiểm tra chính tả; HS tự viết, KHÔNG để AI viết thay (trung thực học thuật).</w:t>
-            </w:r>
-          </w:p>
-          <w:p>
-            <w:pPr>
-              <w:spacing w:after="0"/>
-            </w:pPr>
-            <w:r>
-              <w:rPr>
-                <w:b w:val="0"/>
-                <w:i w:val="0"/>
-                <w:sz w:val="18"/>
-              </w:rPr>
               <w:t>KNS: KN trình bày suy nghĩ, bày tỏ cảm xúc của bản thân bằng lời lẽ phù hợp.</w:t>
             </w:r>
           </w:p>
@@ -9007,19 +8637,6 @@
                 <w:i w:val="0"/>
                 <w:sz w:val="18"/>
               </w:rPr>
-              <w:t>NLS-KT: HS tìm, chọn lọc văn bản/sách phù hợp trên thư viện số hoặc Internet (có hướng dẫn); ghi lại nguồn đã đọc.</w:t>
-            </w:r>
-          </w:p>
-          <w:p>
-            <w:pPr>
-              <w:spacing w:after="0"/>
-            </w:pPr>
-            <w:r>
-              <w:rPr>
-                <w:b w:val="0"/>
-                <w:i w:val="0"/>
-                <w:sz w:val="18"/>
-              </w:rPr>
               <w:t>KNS: KN tự học: chọn sách phù hợp, kiên trì đọc và rút ra điều bổ ích cho bản thân.</w:t>
             </w:r>
           </w:p>
@@ -9914,6 +9531,33 @@
                 <w:i w:val="0"/>
                 <w:sz w:val="18"/>
               </w:rPr>
+              <w:t>NLS-KT (Cơ bản 2): Sau khi đọc hiểu “Bét – tô – ven và bản xô – nát ánh trăng”</w:t>
+            </w:r>
+          </w:p>
+          <w:p>
+            <w:pPr>
+              <w:spacing w:after="0"/>
+            </w:pPr>
+            <w:r>
+              <w:rPr>
+                <w:b w:val="0"/>
+                <w:i w:val="0"/>
+                <w:sz w:val="18"/>
+              </w:rPr>
+              <w:t>AI-NB (Cơ bản 2): GV đặt cạnh nhau một bức chân dung tư liệu và một hình do máy tạo về cùng nhân vật</w:t>
+            </w:r>
+          </w:p>
+          <w:p>
+            <w:pPr>
+              <w:spacing w:after="0"/>
+            </w:pPr>
+            <w:r>
+              <w:rPr>
+                <w:b w:val="0"/>
+                <w:i w:val="0"/>
+                <w:sz w:val="18"/>
+              </w:rPr>
+              <w:t>NLS-AT: Thông tin về danh nhân phải lấy từ nguồn chính thống và ghi rõ nguồn</w:t>
             </w:r>
           </w:p>
         </w:tc>
@@ -10295,6 +9939,33 @@
                 <w:i w:val="0"/>
                 <w:sz w:val="18"/>
               </w:rPr>
+              <w:t>NLS-KT (Cơ bản 2): Sau khi đọc hiểu “Người tìm đường lên các vì sao”, HS tra cứu thêm về nhân vật ở nguồn GV chỉ định (bách khoa dành cho thiếu</w:t>
+            </w:r>
+          </w:p>
+          <w:p>
+            <w:pPr>
+              <w:spacing w:after="0"/>
+            </w:pPr>
+            <w:r>
+              <w:rPr>
+                <w:b w:val="0"/>
+                <w:i w:val="0"/>
+                <w:sz w:val="18"/>
+              </w:rPr>
+              <w:t>AI-NB (Cơ bản 2): GV đặt cạnh nhau một bức chân dung tư liệu và một hình do máy tạo về cùng nhân vật</w:t>
+            </w:r>
+          </w:p>
+          <w:p>
+            <w:pPr>
+              <w:spacing w:after="0"/>
+            </w:pPr>
+            <w:r>
+              <w:rPr>
+                <w:b w:val="0"/>
+                <w:i w:val="0"/>
+                <w:sz w:val="18"/>
+              </w:rPr>
+              <w:t>NLS-AT: Thông tin về danh nhân phải lấy từ nguồn chính thống và ghi rõ nguồn</w:t>
             </w:r>
           </w:p>
         </w:tc>
@@ -10933,19 +10604,6 @@
                 <w:i w:val="0"/>
                 <w:sz w:val="18"/>
               </w:rPr>
-              <w:t>NLS-ST (Cơ bản 2): soạn đoạn viết trên máy (nếu có điều kiện); nhắc HS không đưa thông tin riêng của mình lên mạng.</w:t>
-            </w:r>
-          </w:p>
-          <w:p>
-            <w:pPr>
-              <w:spacing w:after="0"/>
-            </w:pPr>
-            <w:r>
-              <w:rPr>
-                <w:b w:val="0"/>
-                <w:i w:val="0"/>
-                <w:sz w:val="18"/>
-              </w:rPr>
               <w:t>KNS: KN trình bày suy nghĩ, bày tỏ cảm xúc của bản thân bằng lời lẽ phù hợp.</w:t>
             </w:r>
           </w:p>
@@ -11328,7 +10986,6 @@
                 <w:i w:val="0"/>
                 <w:sz w:val="18"/>
               </w:rPr>
-              <w:t>NLS-GT: Trình bày, chia sẻ ý kiến lịch sự, đúng quy tắc ứng xử; có thể ghi âm/quay lại phần nói để tự đánh giá (GV hỗ trợ).</w:t>
             </w:r>
           </w:p>
         </w:tc>
@@ -12094,19 +11751,6 @@
                 <w:i w:val="0"/>
                 <w:sz w:val="18"/>
               </w:rPr>
-              <w:t>NLS-KT: HS tìm, chọn lọc văn bản/sách phù hợp trên thư viện số hoặc Internet (có hướng dẫn); ghi lại nguồn đã đọc.</w:t>
-            </w:r>
-          </w:p>
-          <w:p>
-            <w:pPr>
-              <w:spacing w:after="0"/>
-            </w:pPr>
-            <w:r>
-              <w:rPr>
-                <w:b w:val="0"/>
-                <w:i w:val="0"/>
-                <w:sz w:val="18"/>
-              </w:rPr>
               <w:t>KNS: KN tự học: chọn sách phù hợp, kiên trì đọc và rút ra điều bổ ích cho bản thân.</w:t>
             </w:r>
           </w:p>
@@ -12485,19 +12129,6 @@
               <w:spacing w:after="0"/>
             </w:pPr>
             <w:r/>
-            <w:r>
-              <w:rPr>
-                <w:b w:val="0"/>
-                <w:i w:val="0"/>
-                <w:sz w:val="18"/>
-              </w:rPr>
-              <w:t>AI-NB: Nhận biết công cụ gợi ý từ ngữ / kiểm tra chính tả; HS tự viết, KHÔNG để AI viết thay (trung thực học thuật).</w:t>
-            </w:r>
-          </w:p>
-          <w:p>
-            <w:pPr>
-              <w:spacing w:after="0"/>
-            </w:pPr>
             <w:r>
               <w:rPr>
                 <w:b w:val="0"/>
@@ -14291,19 +13922,6 @@
                 <w:i w:val="0"/>
                 <w:sz w:val="18"/>
               </w:rPr>
-              <w:t>NLS-ST (Cơ bản 2): soạn đoạn viết trên máy (nếu có điều kiện); nhắc HS không đưa thông tin riêng của mình lên mạng.</w:t>
-            </w:r>
-          </w:p>
-          <w:p>
-            <w:pPr>
-              <w:spacing w:after="0"/>
-            </w:pPr>
-            <w:r>
-              <w:rPr>
-                <w:b w:val="0"/>
-                <w:i w:val="0"/>
-                <w:sz w:val="18"/>
-              </w:rPr>
               <w:t>KNS: KN trình bày suy nghĩ, bày tỏ cảm xúc của bản thân bằng lời lẽ phù hợp.</w:t>
             </w:r>
           </w:p>
@@ -14686,7 +14304,6 @@
                 <w:i w:val="0"/>
                 <w:sz w:val="18"/>
               </w:rPr>
-              <w:t>NLS-GT: Trình bày, chia sẻ ý kiến lịch sự, đúng quy tắc ứng xử; có thể ghi âm/quay lại phần nói để tự đánh giá (GV hỗ trợ).</w:t>
             </w:r>
           </w:p>
         </w:tc>
@@ -15070,19 +14687,6 @@
                 <w:i w:val="0"/>
                 <w:sz w:val="18"/>
               </w:rPr>
-              <w:t>AI-NB: Nhận biết công cụ gợi ý từ ngữ / kiểm tra chính tả; HS tự viết, KHÔNG để AI viết thay (trung thực học thuật).</w:t>
-            </w:r>
-          </w:p>
-          <w:p>
-            <w:pPr>
-              <w:spacing w:after="0"/>
-            </w:pPr>
-            <w:r>
-              <w:rPr>
-                <w:b w:val="0"/>
-                <w:i w:val="0"/>
-                <w:sz w:val="18"/>
-              </w:rPr>
               <w:t>KNS: KN trình bày suy nghĩ, bày tỏ cảm xúc của bản thân bằng lời lẽ phù hợp.</w:t>
             </w:r>
           </w:p>
@@ -15465,19 +15069,6 @@
                 <w:i w:val="0"/>
                 <w:sz w:val="18"/>
               </w:rPr>
-              <w:t>NLS-KT: HS tìm, chọn lọc văn bản/sách phù hợp trên thư viện số hoặc Internet (có hướng dẫn); ghi lại nguồn đã đọc.</w:t>
-            </w:r>
-          </w:p>
-          <w:p>
-            <w:pPr>
-              <w:spacing w:after="0"/>
-            </w:pPr>
-            <w:r>
-              <w:rPr>
-                <w:b w:val="0"/>
-                <w:i w:val="0"/>
-                <w:sz w:val="18"/>
-              </w:rPr>
               <w:t>KNS: KN tự học: chọn sách phù hợp, kiên trì đọc và rút ra điều bổ ích cho bản thân.</w:t>
             </w:r>
           </w:p>
@@ -17649,19 +17240,6 @@
                 <w:i w:val="0"/>
                 <w:sz w:val="18"/>
               </w:rPr>
-              <w:t>AI-NB: Nhận biết công cụ gợi ý từ ngữ / kiểm tra chính tả; HS tự viết, KHÔNG để AI viết thay (trung thực học thuật).</w:t>
-            </w:r>
-          </w:p>
-          <w:p>
-            <w:pPr>
-              <w:spacing w:after="0"/>
-            </w:pPr>
-            <w:r>
-              <w:rPr>
-                <w:b w:val="0"/>
-                <w:i w:val="0"/>
-                <w:sz w:val="18"/>
-              </w:rPr>
               <w:t>KNS: KN trình bày suy nghĩ, bày tỏ cảm xúc của bản thân bằng lời lẽ phù hợp.</w:t>
             </w:r>
           </w:p>
@@ -17790,7 +17368,6 @@
                 <w:i w:val="0"/>
                 <w:sz w:val="18"/>
               </w:rPr>
-              <w:t>NLS-GT: Trình bày, chia sẻ ý kiến lịch sự, đúng quy tắc ứng xử; có thể ghi âm/quay lại phần nói để tự đánh giá (GV hỗ trợ).</w:t>
             </w:r>
           </w:p>
         </w:tc>
@@ -18556,19 +18133,6 @@
                 <w:i w:val="0"/>
                 <w:sz w:val="18"/>
               </w:rPr>
-              <w:t>NLS-KT: HS tìm, chọn lọc văn bản/sách phù hợp trên thư viện số hoặc Internet (có hướng dẫn); ghi lại nguồn đã đọc.</w:t>
-            </w:r>
-          </w:p>
-          <w:p>
-            <w:pPr>
-              <w:spacing w:after="0"/>
-            </w:pPr>
-            <w:r>
-              <w:rPr>
-                <w:b w:val="0"/>
-                <w:i w:val="0"/>
-                <w:sz w:val="18"/>
-              </w:rPr>
               <w:t>KNS: KN tự học: chọn sách phù hợp, kiên trì đọc và rút ra điều bổ ích cho bản thân.</w:t>
             </w:r>
           </w:p>
@@ -18953,19 +18517,6 @@
                 <w:i w:val="0"/>
                 <w:sz w:val="18"/>
               </w:rPr>
-              <w:t>NLS-ST (Cơ bản 2): soạn đoạn viết trên máy (nếu có điều kiện); nhắc HS không đưa thông tin riêng của mình lên mạng.</w:t>
-            </w:r>
-          </w:p>
-          <w:p>
-            <w:pPr>
-              <w:spacing w:after="0"/>
-            </w:pPr>
-            <w:r>
-              <w:rPr>
-                <w:b w:val="0"/>
-                <w:i w:val="0"/>
-                <w:sz w:val="18"/>
-              </w:rPr>
               <w:t>KNS: KN trình bày suy nghĩ, bày tỏ cảm xúc của bản thân bằng lời lẽ phù hợp.</w:t>
             </w:r>
           </w:p>
@@ -20731,19 +20282,6 @@
                 <w:i w:val="0"/>
                 <w:sz w:val="18"/>
               </w:rPr>
-              <w:t>NLS-ST (Cơ bản 2): soạn đoạn viết trên máy (nếu có điều kiện); nhắc HS không đưa thông tin riêng của mình lên mạng.</w:t>
-            </w:r>
-          </w:p>
-          <w:p>
-            <w:pPr>
-              <w:spacing w:after="0"/>
-            </w:pPr>
-            <w:r>
-              <w:rPr>
-                <w:b w:val="0"/>
-                <w:i w:val="0"/>
-                <w:sz w:val="18"/>
-              </w:rPr>
               <w:t>KNS: KN trình bày suy nghĩ, bày tỏ cảm xúc của bản thân bằng lời lẽ phù hợp.</w:t>
             </w:r>
           </w:p>
@@ -21127,7 +20665,6 @@
                 <w:i w:val="0"/>
                 <w:sz w:val="18"/>
               </w:rPr>
-              <w:t>NLS-GT: Trình bày, chia sẻ ý kiến lịch sự, đúng quy tắc ứng xử; có thể ghi âm/quay lại phần nói để tự đánh giá (GV hỗ trợ).</w:t>
             </w:r>
           </w:p>
         </w:tc>
@@ -21893,19 +21430,6 @@
                 <w:i w:val="0"/>
                 <w:sz w:val="18"/>
               </w:rPr>
-              <w:t>NLS-KT: HS tìm, chọn lọc văn bản/sách phù hợp trên thư viện số hoặc Internet (có hướng dẫn); ghi lại nguồn đã đọc.</w:t>
-            </w:r>
-          </w:p>
-          <w:p>
-            <w:pPr>
-              <w:spacing w:after="0"/>
-            </w:pPr>
-            <w:r>
-              <w:rPr>
-                <w:b w:val="0"/>
-                <w:i w:val="0"/>
-                <w:sz w:val="18"/>
-              </w:rPr>
               <w:t>KNS: KN tự học: chọn sách phù hợp, kiên trì đọc và rút ra điều bổ ích cho bản thân.</w:t>
             </w:r>
           </w:p>
@@ -23055,19 +22579,6 @@
                 <w:i w:val="0"/>
                 <w:sz w:val="18"/>
               </w:rPr>
-              <w:t>AI-NB: Nhận biết công cụ gợi ý từ ngữ / kiểm tra chính tả; HS tự viết, KHÔNG để AI viết thay (trung thực học thuật).</w:t>
-            </w:r>
-          </w:p>
-          <w:p>
-            <w:pPr>
-              <w:spacing w:after="0"/>
-            </w:pPr>
-            <w:r>
-              <w:rPr>
-                <w:b w:val="0"/>
-                <w:i w:val="0"/>
-                <w:sz w:val="18"/>
-              </w:rPr>
               <w:t>KNS: KN trình bày suy nghĩ, bày tỏ cảm xúc của bản thân bằng lời lẽ phù hợp.</w:t>
             </w:r>
           </w:p>
@@ -23707,7 +23218,6 @@
                 <w:i w:val="0"/>
                 <w:sz w:val="18"/>
               </w:rPr>
-              <w:t>NLS-KT (Cơ bản 2): tra nghĩa từ bằng từ điển điện tử; đối chiếu ít nhất hai nguồn trước khi tin.</w:t>
             </w:r>
           </w:p>
         </w:tc>
@@ -23835,19 +23345,6 @@
                 <w:i w:val="0"/>
                 <w:sz w:val="18"/>
               </w:rPr>
-              <w:t>AI-NB: Nhận biết công cụ gợi ý từ ngữ / kiểm tra chính tả; HS tự viết, KHÔNG để AI viết thay (trung thực học thuật).</w:t>
-            </w:r>
-          </w:p>
-          <w:p>
-            <w:pPr>
-              <w:spacing w:after="0"/>
-            </w:pPr>
-            <w:r>
-              <w:rPr>
-                <w:b w:val="0"/>
-                <w:i w:val="0"/>
-                <w:sz w:val="18"/>
-              </w:rPr>
               <w:t>KNS: KN trình bày suy nghĩ, bày tỏ cảm xúc của bản thân bằng lời lẽ phù hợp.</w:t>
             </w:r>
           </w:p>
@@ -24103,19 +23600,6 @@
                 <w:i w:val="0"/>
                 <w:sz w:val="18"/>
               </w:rPr>
-              <w:t>NLS-ST (Cơ bản 2): soạn đoạn viết trên máy (nếu có điều kiện); nhắc HS không đưa thông tin riêng của mình lên mạng.</w:t>
-            </w:r>
-          </w:p>
-          <w:p>
-            <w:pPr>
-              <w:spacing w:after="0"/>
-            </w:pPr>
-            <w:r>
-              <w:rPr>
-                <w:b w:val="0"/>
-                <w:i w:val="0"/>
-                <w:sz w:val="18"/>
-              </w:rPr>
               <w:t>KNS: KN trình bày suy nghĩ, bày tỏ cảm xúc của bản thân bằng lời lẽ phù hợp.</w:t>
             </w:r>
           </w:p>
@@ -24244,7 +23728,6 @@
                 <w:i w:val="0"/>
                 <w:sz w:val="18"/>
               </w:rPr>
-              <w:t>NLS-GT: Trình bày, chia sẻ ý kiến lịch sự, đúng quy tắc ứng xử; có thể ghi âm/quay lại phần nói để tự đánh giá (GV hỗ trợ).</w:t>
             </w:r>
           </w:p>
         </w:tc>
@@ -24501,7 +23984,6 @@
                 <w:i w:val="0"/>
                 <w:sz w:val="18"/>
               </w:rPr>
-              <w:t>NLS-KT (Cơ bản 2): tra nghĩa từ bằng từ điển điện tử; đối chiếu ít nhất hai nguồn trước khi tin.</w:t>
             </w:r>
           </w:p>
         </w:tc>
@@ -25006,19 +24488,6 @@
               <w:spacing w:after="0"/>
             </w:pPr>
             <w:r/>
-            <w:r>
-              <w:rPr>
-                <w:b w:val="0"/>
-                <w:i w:val="0"/>
-                <w:sz w:val="18"/>
-              </w:rPr>
-              <w:t>NLS-KT: HS tìm, chọn lọc văn bản/sách phù hợp trên thư viện số hoặc Internet (có hướng dẫn); ghi lại nguồn đã đọc.</w:t>
-            </w:r>
-          </w:p>
-          <w:p>
-            <w:pPr>
-              <w:spacing w:after="0"/>
-            </w:pPr>
             <w:r>
               <w:rPr>
                 <w:b w:val="0"/>

--- a/assets/docs/lop4/Tieng Viet - Lop 4.docx
+++ b/assets/docs/lop4/Tieng Viet - Lop 4.docx
@@ -3096,6 +3096,33 @@
                 <w:i w:val="0"/>
                 <w:sz w:val="18"/>
               </w:rPr>
+              <w:t>NLS-KT (Cơ bản 2): Trước bài đọc “Những bức chân dung”, GV chiếu tranh minh hoạ phóng to để HS đoán tên thân mật của các nhân vật; trong lúc luyện đọc</w:t>
+            </w:r>
+          </w:p>
+          <w:p>
+            <w:pPr>
+              <w:spacing w:after="0"/>
+            </w:pPr>
+            <w:r>
+              <w:rPr>
+                <w:b w:val="0"/>
+                <w:i w:val="0"/>
+                <w:sz w:val="18"/>
+              </w:rPr>
+              <w:t>NLS-GT (Cơ bản 2): GV ghi âm lượt đọc diễn cảm của một vài HS rồi mở lại cho cả lớp nghe</w:t>
+            </w:r>
+          </w:p>
+          <w:p>
+            <w:pPr>
+              <w:spacing w:after="0"/>
+            </w:pPr>
+            <w:r>
+              <w:rPr>
+                <w:b w:val="0"/>
+                <w:i w:val="0"/>
+                <w:sz w:val="18"/>
+              </w:rPr>
+              <w:t>NLS-AT: GV hỏi ý kiến HS trước khi ghi âm, chỉ mở trong lớp rồi xoá sau tiết học</w:t>
             </w:r>
           </w:p>
         </w:tc>
@@ -3478,6 +3505,33 @@
                 <w:i w:val="0"/>
                 <w:sz w:val="18"/>
               </w:rPr>
+              <w:t>NLS-KT (Cơ bản 2): Trước bài đọc “Đò ngang”, GV chiếu ảnh thật một bến đò, một chiếc thuyền mành đi biển và một con đò ngang chở khách qua sông</w:t>
+            </w:r>
+          </w:p>
+          <w:p>
+            <w:pPr>
+              <w:spacing w:after="0"/>
+            </w:pPr>
+            <w:r>
+              <w:rPr>
+                <w:b w:val="0"/>
+                <w:i w:val="0"/>
+                <w:sz w:val="18"/>
+              </w:rPr>
+              <w:t>NLS-GT (Cơ bản 2): GV ghi âm lượt đọc phân vai lời thuyền ngang và thuyền mành rồi mở lại</w:t>
+            </w:r>
+          </w:p>
+          <w:p>
+            <w:pPr>
+              <w:spacing w:after="0"/>
+            </w:pPr>
+            <w:r>
+              <w:rPr>
+                <w:b w:val="0"/>
+                <w:i w:val="0"/>
+                <w:sz w:val="18"/>
+              </w:rPr>
+              <w:t>NLS-AT: GV hỏi ý kiến HS trước khi ghi âm và xoá sau tiết học</w:t>
             </w:r>
           </w:p>
         </w:tc>
@@ -3863,6 +3917,33 @@
                 <w:i w:val="0"/>
                 <w:sz w:val="18"/>
               </w:rPr>
+              <w:t>NLS-KT (Cơ bản 2): Trước bài đọc “Bầu trời trong quả trứng”, GV chiếu tranh minh hoạ phóng to cùng vài ảnh gà con mới nở</w:t>
+            </w:r>
+          </w:p>
+          <w:p>
+            <w:pPr>
+              <w:spacing w:after="0"/>
+            </w:pPr>
+            <w:r>
+              <w:rPr>
+                <w:b w:val="0"/>
+                <w:i w:val="0"/>
+                <w:sz w:val="18"/>
+              </w:rPr>
+              <w:t>NLS-GT (Cơ bản 2): GV ghi âm lượt đọc diễn cảm bài thơ của một vài HS rồi mở lại cho cả lớp nghe</w:t>
+            </w:r>
+          </w:p>
+          <w:p>
+            <w:pPr>
+              <w:spacing w:after="0"/>
+            </w:pPr>
+            <w:r>
+              <w:rPr>
+                <w:b w:val="0"/>
+                <w:i w:val="0"/>
+                <w:sz w:val="18"/>
+              </w:rPr>
+              <w:t>NLS-AT: GV hỏi ý kiến HS trước khi ghi âm, chỉ mở trong lớp rồi xoá sau tiết học</w:t>
             </w:r>
           </w:p>
         </w:tc>
@@ -4245,6 +4326,33 @@
                 <w:i w:val="0"/>
                 <w:sz w:val="18"/>
               </w:rPr>
+              <w:t>NLS-KT (Cơ bản 2): Trước bài đọc “Tiếng nói của cỏ cây”, GV chiếu một đoạn phim tua nhanh cảnh hạt nảy mầm và cây lớn lên từng ngày</w:t>
+            </w:r>
+          </w:p>
+          <w:p>
+            <w:pPr>
+              <w:spacing w:after="0"/>
+            </w:pPr>
+            <w:r>
+              <w:rPr>
+                <w:b w:val="0"/>
+                <w:i w:val="0"/>
+                <w:sz w:val="18"/>
+              </w:rPr>
+              <w:t>NLS-ST (Cơ bản 2): GV hướng dẫn HS lập một bảng theo dõi cây trên máy hoặc trong vở gồm ngày, chiều cao, số lá, ghi chú</w:t>
+            </w:r>
+          </w:p>
+          <w:p>
+            <w:pPr>
+              <w:spacing w:after="0"/>
+            </w:pPr>
+            <w:r>
+              <w:rPr>
+                <w:b w:val="0"/>
+                <w:i w:val="0"/>
+                <w:sz w:val="18"/>
+              </w:rPr>
+              <w:t>NLS-AT: Chỉ chụp cây và bảng theo dõi, không chụp mặt bạn</w:t>
             </w:r>
           </w:p>
         </w:tc>
@@ -4628,6 +4736,33 @@
                 <w:i w:val="0"/>
                 <w:sz w:val="18"/>
               </w:rPr>
+              <w:t>NLS-KT (Cơ bản 2): Trước bài đọc “Tập làm văn”, GV chiếu tranh minh hoạ phóng to để HS đoán nội dung</w:t>
+            </w:r>
+          </w:p>
+          <w:p>
+            <w:pPr>
+              <w:spacing w:after="0"/>
+            </w:pPr>
+            <w:r>
+              <w:rPr>
+                <w:b w:val="0"/>
+                <w:i w:val="0"/>
+                <w:sz w:val="18"/>
+              </w:rPr>
+              <w:t>NLS-GT (Cơ bản 2): GV ghi âm lượt đọc diễn cảm của một vài HS rồi mở lại cho cả lớp nghe</w:t>
+            </w:r>
+          </w:p>
+          <w:p>
+            <w:pPr>
+              <w:spacing w:after="0"/>
+            </w:pPr>
+            <w:r>
+              <w:rPr>
+                <w:b w:val="0"/>
+                <w:i w:val="0"/>
+                <w:sz w:val="18"/>
+              </w:rPr>
+              <w:t>NLS-AT: GV hỏi ý kiến HS trước khi ghi âm, chỉ mở trong lớp rồi xoá sau tiết học</w:t>
             </w:r>
           </w:p>
         </w:tc>
@@ -5421,6 +5556,33 @@
                 <w:i w:val="0"/>
                 <w:sz w:val="18"/>
               </w:rPr>
+              <w:t>NLS-KT (Cơ bản 2): Trước bài đọc “Con vẹt xanh”, GV chiếu ảnh và một đoạn phim ngắn về con vẹt biết nhại tiếng người</w:t>
+            </w:r>
+          </w:p>
+          <w:p>
+            <w:pPr>
+              <w:spacing w:after="0"/>
+            </w:pPr>
+            <w:r>
+              <w:rPr>
+                <w:b w:val="0"/>
+                <w:i w:val="0"/>
+                <w:sz w:val="18"/>
+              </w:rPr>
+              <w:t>NLS-GT (Cơ bản 2): GV ghi âm lượt đọc phân vai của một nhóm rồi mở lại cho cả lớp nghe</w:t>
+            </w:r>
+          </w:p>
+          <w:p>
+            <w:pPr>
+              <w:spacing w:after="0"/>
+            </w:pPr>
+            <w:r>
+              <w:rPr>
+                <w:b w:val="0"/>
+                <w:i w:val="0"/>
+                <w:sz w:val="18"/>
+              </w:rPr>
+              <w:t>NLS-AT: GV hỏi ý kiến HS trước khi ghi âm, chỉ mở trong lớp rồi xoá sau tiết học</w:t>
             </w:r>
           </w:p>
         </w:tc>
@@ -5802,6 +5964,33 @@
                 <w:i w:val="0"/>
                 <w:sz w:val="18"/>
               </w:rPr>
+              <w:t>NLS-KT (Cơ bản 2): Trước bài đọc “Chân trời cuối phố”, GV chiếu ảnh một con phố nhìn từ nhiều phía và ảnh khoảng trời cuối phố lúc hoàng hôn</w:t>
+            </w:r>
+          </w:p>
+          <w:p>
+            <w:pPr>
+              <w:spacing w:after="0"/>
+            </w:pPr>
+            <w:r>
+              <w:rPr>
+                <w:b w:val="0"/>
+                <w:i w:val="0"/>
+                <w:sz w:val="18"/>
+              </w:rPr>
+              <w:t>NLS-ST (Cơ bản 2): Sau khi đọc, mỗi nhóm chọn một câu văn tả cảnh trong bài rồi vẽ hoặc chọn ảnh minh hoạ, viết một câu nêu cảm nghĩ</w:t>
+            </w:r>
+          </w:p>
+          <w:p>
+            <w:pPr>
+              <w:spacing w:after="0"/>
+            </w:pPr>
+            <w:r>
+              <w:rPr>
+                <w:b w:val="0"/>
+                <w:i w:val="0"/>
+                <w:sz w:val="18"/>
+              </w:rPr>
+              <w:t>NLS-AT: Ảnh dùng trong bài lấy từ nguồn thầy cô cung cấp và nói rõ nguồn</w:t>
             </w:r>
           </w:p>
         </w:tc>
@@ -6594,6 +6783,33 @@
                 <w:i w:val="0"/>
                 <w:sz w:val="18"/>
               </w:rPr>
+              <w:t>NLS-KT (Cơ bản 2): Trước bài đọc “Trước ngày xa quê”, GV chiếu ảnh những hình ảnh thân thuộc của làng quê như bến sông, cánh đồng, con đường làng</w:t>
+            </w:r>
+          </w:p>
+          <w:p>
+            <w:pPr>
+              <w:spacing w:after="0"/>
+            </w:pPr>
+            <w:r>
+              <w:rPr>
+                <w:b w:val="0"/>
+                <w:i w:val="0"/>
+                <w:sz w:val="18"/>
+              </w:rPr>
+              <w:t>NLS-GT (Cơ bản 2): GV ghi âm lượt đọc diễn cảm của vài HS rồi mở lại cho cả lớp nghe</w:t>
+            </w:r>
+          </w:p>
+          <w:p>
+            <w:pPr>
+              <w:spacing w:after="0"/>
+            </w:pPr>
+            <w:r>
+              <w:rPr>
+                <w:b w:val="0"/>
+                <w:i w:val="0"/>
+                <w:sz w:val="18"/>
+              </w:rPr>
+              <w:t>NLS-AT: Ảnh dùng trong bài lấy từ nguồn thầy cô cung cấp</w:t>
             </w:r>
           </w:p>
         </w:tc>
@@ -7208,6 +7424,33 @@
                 <w:i w:val="0"/>
                 <w:sz w:val="18"/>
               </w:rPr>
+              <w:t>NLS-KT (Cơ bản 2): Trước bài đọc “Vẽ màu”, GV chiếu bảng màu và vài bức tranh có gam màu khác nhau, phóng to từng mảng; HS gọi tên màu</w:t>
+            </w:r>
+          </w:p>
+          <w:p>
+            <w:pPr>
+              <w:spacing w:after="0"/>
+            </w:pPr>
+            <w:r>
+              <w:rPr>
+                <w:b w:val="0"/>
+                <w:i w:val="0"/>
+                <w:sz w:val="18"/>
+              </w:rPr>
+              <w:t>NLS-GT (Cơ bản 2): GV ghi âm lượt đọc diễn cảm của vài HS rồi mở lại cho cả lớp nghe</w:t>
+            </w:r>
+          </w:p>
+          <w:p>
+            <w:pPr>
+              <w:spacing w:after="0"/>
+            </w:pPr>
+            <w:r>
+              <w:rPr>
+                <w:b w:val="0"/>
+                <w:i w:val="0"/>
+                <w:sz w:val="18"/>
+              </w:rPr>
+              <w:t>NLS-AT: GV hỏi ý kiến HS trước khi ghi âm, chỉ mở trong lớp rồi xoá sau tiết học</w:t>
             </w:r>
           </w:p>
         </w:tc>
@@ -7590,6 +7833,33 @@
                 <w:i w:val="0"/>
                 <w:sz w:val="18"/>
               </w:rPr>
+              <w:t>NLS-KT (Cơ bản 2): Trước bài đọc “Đồng cỏ nở hoa”, GV chiếu một đoạn phim ngắn giới thiệu hoạ sĩ Tô Ngọc Vân và vài bức tranh của ông</w:t>
+            </w:r>
+          </w:p>
+          <w:p>
+            <w:pPr>
+              <w:spacing w:after="0"/>
+            </w:pPr>
+            <w:r>
+              <w:rPr>
+                <w:b w:val="0"/>
+                <w:i w:val="0"/>
+                <w:sz w:val="18"/>
+              </w:rPr>
+              <w:t>NLS-GT (Cơ bản 2): GV ghi âm lượt đọc diễn cảm của một nhóm rồi mở lại; cả lớp nhận xét theo tiêu chí chiếu sẵn là đọc rõ lời nhân vật</w:t>
+            </w:r>
+          </w:p>
+          <w:p>
+            <w:pPr>
+              <w:spacing w:after="0"/>
+            </w:pPr>
+            <w:r>
+              <w:rPr>
+                <w:b w:val="0"/>
+                <w:i w:val="0"/>
+                <w:sz w:val="18"/>
+              </w:rPr>
+              <w:t>NLS-AT: Phim và tranh do thầy cô mở, nói rõ nguồn</w:t>
             </w:r>
           </w:p>
         </w:tc>
@@ -8382,6 +8652,33 @@
                 <w:i w:val="0"/>
                 <w:sz w:val="18"/>
               </w:rPr>
+              <w:t>NLS-KT (Cơ bản 2): Trước bài đọc “Bầu trời mùa thu”, GV chiếu chùm ảnh bầu trời ở các thời điểm khác nhau trong ngày và trong năm</w:t>
+            </w:r>
+          </w:p>
+          <w:p>
+            <w:pPr>
+              <w:spacing w:after="0"/>
+            </w:pPr>
+            <w:r>
+              <w:rPr>
+                <w:b w:val="0"/>
+                <w:i w:val="0"/>
+                <w:sz w:val="18"/>
+              </w:rPr>
+              <w:t>NLS-GT (Cơ bản 2): GV ghi âm lượt đọc diễn cảm của vài HS rồi mở lại cho cả lớp nghe</w:t>
+            </w:r>
+          </w:p>
+          <w:p>
+            <w:pPr>
+              <w:spacing w:after="0"/>
+            </w:pPr>
+            <w:r>
+              <w:rPr>
+                <w:b w:val="0"/>
+                <w:i w:val="0"/>
+                <w:sz w:val="18"/>
+              </w:rPr>
+              <w:t>NLS-AT: Ảnh dùng trong bài lấy từ nguồn thầy cô cung cấp</w:t>
             </w:r>
           </w:p>
         </w:tc>
@@ -8767,6 +9064,33 @@
                 <w:i w:val="0"/>
                 <w:sz w:val="18"/>
               </w:rPr>
+              <w:t>NLS-KT (Cơ bản 2): Trước bài đọc “Làm thỏ con bằng giấy”, GV chiếu đoạn phim hướng dẫn gấp giấy, cho chạy chậm và dừng ở mỗi nếp gấp</w:t>
+            </w:r>
+          </w:p>
+          <w:p>
+            <w:pPr>
+              <w:spacing w:after="0"/>
+            </w:pPr>
+            <w:r>
+              <w:rPr>
+                <w:b w:val="0"/>
+                <w:i w:val="0"/>
+                <w:sz w:val="18"/>
+              </w:rPr>
+              <w:t>NLS-GQVĐ (Cơ bản 2): GV chiếu các bước gấp bị đảo lộn thứ tự cho HS sắp lại cho đúng; máy báo đúng</w:t>
+            </w:r>
+          </w:p>
+          <w:p>
+            <w:pPr>
+              <w:spacing w:after="0"/>
+            </w:pPr>
+            <w:r>
+              <w:rPr>
+                <w:b w:val="0"/>
+                <w:i w:val="0"/>
+                <w:sz w:val="18"/>
+              </w:rPr>
+              <w:t>NLS-AT: Khi gấp giấy, HS dùng kéo mũi tròn</w:t>
             </w:r>
           </w:p>
         </w:tc>
@@ -9148,6 +9472,33 @@
                 <w:i w:val="0"/>
                 <w:sz w:val="18"/>
               </w:rPr>
+              <w:t>NLS-KT (Cơ bản 2): Trước bài đọc “Bức tường có nhiều phép lạ”, GV chiếu tranh minh hoạ phóng to để HS đoán phép lạ trong bài; trong lúc luyện đọc</w:t>
+            </w:r>
+          </w:p>
+          <w:p>
+            <w:pPr>
+              <w:spacing w:after="0"/>
+            </w:pPr>
+            <w:r>
+              <w:rPr>
+                <w:b w:val="0"/>
+                <w:i w:val="0"/>
+                <w:sz w:val="18"/>
+              </w:rPr>
+              <w:t>NLS-GT (Cơ bản 2): GV ghi âm lượt đọc diễn cảm của vài HS rồi mở lại cho cả lớp nghe</w:t>
+            </w:r>
+          </w:p>
+          <w:p>
+            <w:pPr>
+              <w:spacing w:after="0"/>
+            </w:pPr>
+            <w:r>
+              <w:rPr>
+                <w:b w:val="0"/>
+                <w:i w:val="0"/>
+                <w:sz w:val="18"/>
+              </w:rPr>
+              <w:t>NLS-AT: GV hỏi ý kiến HS trước khi ghi âm, chỉ mở trong lớp rồi xoá sau tiết học</w:t>
             </w:r>
           </w:p>
         </w:tc>
@@ -10350,6 +10701,33 @@
                 <w:i w:val="0"/>
                 <w:sz w:val="18"/>
               </w:rPr>
+              <w:t>NLS-KT (Cơ bản 2): Trước bài đọc “Bay cùng ước mơ”, GV chiếu tranh minh hoạ phóng to và vài hình ảnh nghề nghiệp mà trẻ em thường mơ ước</w:t>
+            </w:r>
+          </w:p>
+          <w:p>
+            <w:pPr>
+              <w:spacing w:after="0"/>
+            </w:pPr>
+            <w:r>
+              <w:rPr>
+                <w:b w:val="0"/>
+                <w:i w:val="0"/>
+                <w:sz w:val="18"/>
+              </w:rPr>
+              <w:t>NLS-GT (Cơ bản 2): GV ghi âm lượt đọc diễn cảm của vài HS rồi mở lại cho cả lớp nghe</w:t>
+            </w:r>
+          </w:p>
+          <w:p>
+            <w:pPr>
+              <w:spacing w:after="0"/>
+            </w:pPr>
+            <w:r>
+              <w:rPr>
+                <w:b w:val="0"/>
+                <w:i w:val="0"/>
+                <w:sz w:val="18"/>
+              </w:rPr>
+              <w:t>NLS-AT: GV hỏi ý kiến HS trước khi ghi âm, chỉ mở trong lớp rồi xoá sau tiết học</w:t>
             </w:r>
           </w:p>
         </w:tc>
@@ -10732,6 +11110,33 @@
                 <w:i w:val="0"/>
                 <w:sz w:val="18"/>
               </w:rPr>
+              <w:t>NLS-KT (Cơ bản 2): Trước bài đọc “Con trai người làm vườn”, GV chiếu tranh khởi động phóng to và ảnh một vườn cây đang được chăm sóc</w:t>
+            </w:r>
+          </w:p>
+          <w:p>
+            <w:pPr>
+              <w:spacing w:after="0"/>
+            </w:pPr>
+            <w:r>
+              <w:rPr>
+                <w:b w:val="0"/>
+                <w:i w:val="0"/>
+                <w:sz w:val="18"/>
+              </w:rPr>
+              <w:t>NLS-GT (Cơ bản 2): GV ghi âm lượt đọc phân vai của một nhóm rồi mở lại; cả lớp nhận xét theo tiêu chí chiếu sẵn là phân biệt được lời người</w:t>
+            </w:r>
+          </w:p>
+          <w:p>
+            <w:pPr>
+              <w:spacing w:after="0"/>
+            </w:pPr>
+            <w:r>
+              <w:rPr>
+                <w:b w:val="0"/>
+                <w:i w:val="0"/>
+                <w:sz w:val="18"/>
+              </w:rPr>
+              <w:t>NLS-AT: GV hỏi ý kiến HS trước khi ghi âm, chỉ mở trong lớp rồi xoá sau tiết học</w:t>
             </w:r>
           </w:p>
         </w:tc>

--- a/assets/docs/lop4/Tieng Viet - Lop 4.docx
+++ b/assets/docs/lop4/Tieng Viet - Lop 4.docx
@@ -637,33 +637,7 @@
                 <w:i w:val="0"/>
                 <w:sz w:val="18"/>
               </w:rPr>
-              <w:t>NLS-KT (Cơ bản 2): GV chiếu video bài hát Vui đến trường để khởi động, sau đó chiếu văn bản bài thơ “Điều kì diệu” lên tivi</w:t>
-            </w:r>
-          </w:p>
-          <w:p>
-            <w:pPr>
-              <w:spacing w:after="0"/>
-            </w:pPr>
-            <w:r>
-              <w:rPr>
-                <w:b w:val="0"/>
-                <w:i w:val="0"/>
-                <w:sz w:val="18"/>
-              </w:rPr>
-              <w:t>NLS-GQVĐ (Cơ bản 2): Ở phần tìm hiểu bài, GV chiếu câu hỏi trắc nghiệm về các sự việc và cảm xúc của nhân vật trong bài thơ</w:t>
-            </w:r>
-          </w:p>
-          <w:p>
-            <w:pPr>
-              <w:spacing w:after="0"/>
-            </w:pPr>
-            <w:r>
-              <w:rPr>
-                <w:b w:val="0"/>
-                <w:i w:val="0"/>
-                <w:sz w:val="18"/>
-              </w:rPr>
-              <w:t>NLS-AT: Chỉ nghe bản đọc mẫu, xem video GV đã chọn; ngồi đúng tư thế</w:t>
+              <w:t>NLS-KT (Cơ bản 2): Chiếu video bài hát Vui đến trường.</w:t>
             </w:r>
           </w:p>
         </w:tc>
@@ -1045,33 +1019,6 @@
                 <w:i w:val="0"/>
                 <w:sz w:val="18"/>
               </w:rPr>
-              <w:t>NLS-KT (Cơ bản 2): GV chiếu văn bản “Thi nhạc” lên tivi, bật bản đọc mẫu diễn cảm và chiếu tranh minh hoạ tiết mục của ve sầu, gà trống, dế mèn</w:t>
-            </w:r>
-          </w:p>
-          <w:p>
-            <w:pPr>
-              <w:spacing w:after="0"/>
-            </w:pPr>
-            <w:r>
-              <w:rPr>
-                <w:b w:val="0"/>
-                <w:i w:val="0"/>
-                <w:sz w:val="18"/>
-              </w:rPr>
-              <w:t>NLS-ST (Cơ bản 2): Sau khi luyện đọc, GV dùng điện thoại ghi âm nhóm HS đọc phân vai các tiết mục trong câu chuyện, phát lại qua loa; lớp nghe</w:t>
-            </w:r>
-          </w:p>
-          <w:p>
-            <w:pPr>
-              <w:spacing w:after="0"/>
-            </w:pPr>
-            <w:r>
-              <w:rPr>
-                <w:b w:val="0"/>
-                <w:i w:val="0"/>
-                <w:sz w:val="18"/>
-              </w:rPr>
-              <w:t>NLS-AT: Bản ghi âm giọng đọc của HS chỉ dùng trong lớp</w:t>
             </w:r>
           </w:p>
         </w:tc>
@@ -1456,33 +1403,7 @@
                 <w:i w:val="0"/>
                 <w:sz w:val="18"/>
               </w:rPr>
-              <w:t>NLS-GQVĐ (Cơ bản 2): Khởi động bài “Anh em sinh đôi”, GV chiếu hai bức tranh gần giống nhau lên tivi; HS làm việc nhóm đôi tìm nhanh 5 điểm khác nhau</w:t>
-            </w:r>
-          </w:p>
-          <w:p>
-            <w:pPr>
-              <w:spacing w:after="0"/>
-            </w:pPr>
-            <w:r>
-              <w:rPr>
-                <w:b w:val="0"/>
-                <w:i w:val="0"/>
-                <w:sz w:val="18"/>
-              </w:rPr>
-              <w:t>NLS-KT (Cơ bản 2): GV chiếu văn bản câu chuyện, bật bản đọc mẫu, tô màu các câu hội thoại thể hiện cảm xúc như tôi chẳng giống anh; HS nghe</w:t>
-            </w:r>
-          </w:p>
-          <w:p>
-            <w:pPr>
-              <w:spacing w:after="0"/>
-            </w:pPr>
-            <w:r>
-              <w:rPr>
-                <w:b w:val="0"/>
-                <w:i w:val="0"/>
-                <w:sz w:val="18"/>
-              </w:rPr>
-              <w:t>NLS-AT: Chỉ xem tranh, nghe bản đọc mẫu GV đã chọn; ngồi cách màn hình đủ xa</w:t>
+              <w:t>NLS-GQVĐ (Cơ bản 2): Khởi động bài “Anh em sinh đôi”, GV chiếu hai bức tranh gần giống nhau lên tivi.</w:t>
             </w:r>
           </w:p>
         </w:tc>
@@ -1864,33 +1785,6 @@
                 <w:i w:val="0"/>
                 <w:sz w:val="18"/>
               </w:rPr>
-              <w:t>NLS-KT (Cơ bản 2): Khởi động bài “Công chúa và người dẫn chuyện”, GV chiếu ảnh các loài hoa như hồng, sen, cúc, hướng dương lên tivi để HS chọn một loài</w:t>
-            </w:r>
-          </w:p>
-          <w:p>
-            <w:pPr>
-              <w:spacing w:after="0"/>
-            </w:pPr>
-            <w:r>
-              <w:rPr>
-                <w:b w:val="0"/>
-                <w:i w:val="0"/>
-                <w:sz w:val="18"/>
-              </w:rPr>
-              <w:t>NLS-GT (Cơ bản 2): Ở phần tìm hiểu bài, GV chiếu bảng hai cột lời nói và suy nghĩ của Giét-xi trước và sau khi trò chuyện với cô giáo</w:t>
-            </w:r>
-          </w:p>
-          <w:p>
-            <w:pPr>
-              <w:spacing w:after="0"/>
-            </w:pPr>
-            <w:r>
-              <w:rPr>
-                <w:b w:val="0"/>
-                <w:i w:val="0"/>
-                <w:sz w:val="18"/>
-              </w:rPr>
-              <w:t>NLS-AT: Chỉ xem ảnh hoa, nghe bản đọc mẫu GV chuẩn bị</w:t>
             </w:r>
           </w:p>
         </w:tc>
@@ -2276,33 +2170,7 @@
                 <w:i w:val="0"/>
                 <w:sz w:val="18"/>
               </w:rPr>
-              <w:t>NLS-KT (Cơ bản 2): Trước khi đọc bài “Thằn lằn xanh và tắc kè”, GV chiếu ảnh thật hai con vật này cùng nơi chúng sống để HS phân biệt được hai</w:t>
-            </w:r>
-          </w:p>
-          <w:p>
-            <w:pPr>
-              <w:spacing w:after="0"/>
-            </w:pPr>
-            <w:r>
-              <w:rPr>
-                <w:b w:val="0"/>
-                <w:i w:val="0"/>
-                <w:sz w:val="18"/>
-              </w:rPr>
-              <w:t>NLS-GT (Cơ bản 2): GV ghi âm lượt đọc diễn cảm của một vài HS rồi mở lại cho cả lớp nghe</w:t>
-            </w:r>
-          </w:p>
-          <w:p>
-            <w:pPr>
-              <w:spacing w:after="0"/>
-            </w:pPr>
-            <w:r>
-              <w:rPr>
-                <w:b w:val="0"/>
-                <w:i w:val="0"/>
-                <w:sz w:val="18"/>
-              </w:rPr>
-              <w:t>NLS-AT: GV hỏi ý kiến HS trước khi ghi âm, chỉ mở trong lớp rồi xoá sau tiết học</w:t>
+              <w:t>NLS-KT (Cơ bản 2): Trước khi đọc bài “Thằn lằn xanh và tắc kè”, GV chiếu ảnh thật hai con vật này.</w:t>
             </w:r>
           </w:p>
         </w:tc>
@@ -2685,33 +2553,6 @@
                 <w:i w:val="0"/>
                 <w:sz w:val="18"/>
               </w:rPr>
-              <w:t>NLS-KT (Cơ bản 2): Trước bài đọc “Nghệ sĩ trống”, GV mở một đoạn nhạc độc tấu và ảnh một số nhạc cụ để HS nhận ra âm sắc của trống giữa</w:t>
-            </w:r>
-          </w:p>
-          <w:p>
-            <w:pPr>
-              <w:spacing w:after="0"/>
-            </w:pPr>
-            <w:r>
-              <w:rPr>
-                <w:b w:val="0"/>
-                <w:i w:val="0"/>
-                <w:sz w:val="18"/>
-              </w:rPr>
-              <w:t>NLS-GT (Cơ bản 2): GV ghi âm lượt đọc diễn cảm phần miêu tả tiết mục của từng nhóm rồi mở lại; HS nghe và nhận xét theo tiêu chí đọc rõ</w:t>
-            </w:r>
-          </w:p>
-          <w:p>
-            <w:pPr>
-              <w:spacing w:after="0"/>
-            </w:pPr>
-            <w:r>
-              <w:rPr>
-                <w:b w:val="0"/>
-                <w:i w:val="0"/>
-                <w:sz w:val="18"/>
-              </w:rPr>
-              <w:t>NLS-AT: GV hỏi ý kiến HS trước khi ghi âm và xoá sau tiết học</w:t>
             </w:r>
           </w:p>
         </w:tc>
@@ -3096,33 +2937,7 @@
                 <w:i w:val="0"/>
                 <w:sz w:val="18"/>
               </w:rPr>
-              <w:t>NLS-KT (Cơ bản 2): Trước bài đọc “Những bức chân dung”, GV chiếu tranh minh hoạ phóng to để HS đoán tên thân mật của các nhân vật; trong lúc luyện đọc</w:t>
-            </w:r>
-          </w:p>
-          <w:p>
-            <w:pPr>
-              <w:spacing w:after="0"/>
-            </w:pPr>
-            <w:r>
-              <w:rPr>
-                <w:b w:val="0"/>
-                <w:i w:val="0"/>
-                <w:sz w:val="18"/>
-              </w:rPr>
-              <w:t>NLS-GT (Cơ bản 2): GV ghi âm lượt đọc diễn cảm của một vài HS rồi mở lại cho cả lớp nghe</w:t>
-            </w:r>
-          </w:p>
-          <w:p>
-            <w:pPr>
-              <w:spacing w:after="0"/>
-            </w:pPr>
-            <w:r>
-              <w:rPr>
-                <w:b w:val="0"/>
-                <w:i w:val="0"/>
-                <w:sz w:val="18"/>
-              </w:rPr>
-              <w:t>NLS-AT: GV hỏi ý kiến HS trước khi ghi âm, chỉ mở trong lớp rồi xoá sau tiết học</w:t>
+              <w:t>NLS-GT (Cơ bản 2): Ghi âm lượt đọc diễn cảm của một vài.</w:t>
             </w:r>
           </w:p>
         </w:tc>
@@ -3505,33 +3320,6 @@
                 <w:i w:val="0"/>
                 <w:sz w:val="18"/>
               </w:rPr>
-              <w:t>NLS-KT (Cơ bản 2): Trước bài đọc “Đò ngang”, GV chiếu ảnh thật một bến đò, một chiếc thuyền mành đi biển và một con đò ngang chở khách qua sông</w:t>
-            </w:r>
-          </w:p>
-          <w:p>
-            <w:pPr>
-              <w:spacing w:after="0"/>
-            </w:pPr>
-            <w:r>
-              <w:rPr>
-                <w:b w:val="0"/>
-                <w:i w:val="0"/>
-                <w:sz w:val="18"/>
-              </w:rPr>
-              <w:t>NLS-GT (Cơ bản 2): GV ghi âm lượt đọc phân vai lời thuyền ngang và thuyền mành rồi mở lại</w:t>
-            </w:r>
-          </w:p>
-          <w:p>
-            <w:pPr>
-              <w:spacing w:after="0"/>
-            </w:pPr>
-            <w:r>
-              <w:rPr>
-                <w:b w:val="0"/>
-                <w:i w:val="0"/>
-                <w:sz w:val="18"/>
-              </w:rPr>
-              <w:t>NLS-AT: GV hỏi ý kiến HS trước khi ghi âm và xoá sau tiết học</w:t>
             </w:r>
           </w:p>
         </w:tc>
@@ -3917,33 +3705,7 @@
                 <w:i w:val="0"/>
                 <w:sz w:val="18"/>
               </w:rPr>
-              <w:t>NLS-KT (Cơ bản 2): Trước bài đọc “Bầu trời trong quả trứng”, GV chiếu tranh minh hoạ phóng to cùng vài ảnh gà con mới nở</w:t>
-            </w:r>
-          </w:p>
-          <w:p>
-            <w:pPr>
-              <w:spacing w:after="0"/>
-            </w:pPr>
-            <w:r>
-              <w:rPr>
-                <w:b w:val="0"/>
-                <w:i w:val="0"/>
-                <w:sz w:val="18"/>
-              </w:rPr>
-              <w:t>NLS-GT (Cơ bản 2): GV ghi âm lượt đọc diễn cảm bài thơ của một vài HS rồi mở lại cho cả lớp nghe</w:t>
-            </w:r>
-          </w:p>
-          <w:p>
-            <w:pPr>
-              <w:spacing w:after="0"/>
-            </w:pPr>
-            <w:r>
-              <w:rPr>
-                <w:b w:val="0"/>
-                <w:i w:val="0"/>
-                <w:sz w:val="18"/>
-              </w:rPr>
-              <w:t>NLS-AT: GV hỏi ý kiến HS trước khi ghi âm, chỉ mở trong lớp rồi xoá sau tiết học</w:t>
+              <w:t>NLS-KT (Cơ bản 2): Trước bài đọc “Bầu trời trong quả trứng”, GV chiếu tranh minh hoạ phóng to.</w:t>
             </w:r>
           </w:p>
         </w:tc>
@@ -4326,33 +4088,6 @@
                 <w:i w:val="0"/>
                 <w:sz w:val="18"/>
               </w:rPr>
-              <w:t>NLS-KT (Cơ bản 2): Trước bài đọc “Tiếng nói của cỏ cây”, GV chiếu một đoạn phim tua nhanh cảnh hạt nảy mầm và cây lớn lên từng ngày</w:t>
-            </w:r>
-          </w:p>
-          <w:p>
-            <w:pPr>
-              <w:spacing w:after="0"/>
-            </w:pPr>
-            <w:r>
-              <w:rPr>
-                <w:b w:val="0"/>
-                <w:i w:val="0"/>
-                <w:sz w:val="18"/>
-              </w:rPr>
-              <w:t>NLS-ST (Cơ bản 2): GV hướng dẫn HS lập một bảng theo dõi cây trên máy hoặc trong vở gồm ngày, chiều cao, số lá, ghi chú</w:t>
-            </w:r>
-          </w:p>
-          <w:p>
-            <w:pPr>
-              <w:spacing w:after="0"/>
-            </w:pPr>
-            <w:r>
-              <w:rPr>
-                <w:b w:val="0"/>
-                <w:i w:val="0"/>
-                <w:sz w:val="18"/>
-              </w:rPr>
-              <w:t>NLS-AT: Chỉ chụp cây và bảng theo dõi, không chụp mặt bạn</w:t>
             </w:r>
           </w:p>
         </w:tc>
@@ -4736,33 +4471,7 @@
                 <w:i w:val="0"/>
                 <w:sz w:val="18"/>
               </w:rPr>
-              <w:t>NLS-KT (Cơ bản 2): Trước bài đọc “Tập làm văn”, GV chiếu tranh minh hoạ phóng to để HS đoán nội dung</w:t>
-            </w:r>
-          </w:p>
-          <w:p>
-            <w:pPr>
-              <w:spacing w:after="0"/>
-            </w:pPr>
-            <w:r>
-              <w:rPr>
-                <w:b w:val="0"/>
-                <w:i w:val="0"/>
-                <w:sz w:val="18"/>
-              </w:rPr>
-              <w:t>NLS-GT (Cơ bản 2): GV ghi âm lượt đọc diễn cảm của một vài HS rồi mở lại cho cả lớp nghe</w:t>
-            </w:r>
-          </w:p>
-          <w:p>
-            <w:pPr>
-              <w:spacing w:after="0"/>
-            </w:pPr>
-            <w:r>
-              <w:rPr>
-                <w:b w:val="0"/>
-                <w:i w:val="0"/>
-                <w:sz w:val="18"/>
-              </w:rPr>
-              <w:t>NLS-AT: GV hỏi ý kiến HS trước khi ghi âm, chỉ mở trong lớp rồi xoá sau tiết học</w:t>
+              <w:t>NLS-GT (Cơ bản 2): Ghi âm lượt đọc diễn cảm của một vài.</w:t>
             </w:r>
           </w:p>
         </w:tc>
@@ -5144,33 +4853,6 @@
                 <w:i w:val="0"/>
                 <w:sz w:val="18"/>
               </w:rPr>
-              <w:t>NLS-KT (Cơ bản 2): Sau khi đọc hiểu “Nhà phát minh 6 tuổi”, HS tra cứu thêm về nhân vật ở nguồn GV chỉ định (bách khoa dành cho thiếu nhi</w:t>
-            </w:r>
-          </w:p>
-          <w:p>
-            <w:pPr>
-              <w:spacing w:after="0"/>
-            </w:pPr>
-            <w:r>
-              <w:rPr>
-                <w:b w:val="0"/>
-                <w:i w:val="0"/>
-                <w:sz w:val="18"/>
-              </w:rPr>
-              <w:t>AI-NB (Cơ bản 2): GV đặt cạnh nhau một bức chân dung tư liệu và một hình do máy tạo về cùng nhân vật</w:t>
-            </w:r>
-          </w:p>
-          <w:p>
-            <w:pPr>
-              <w:spacing w:after="0"/>
-            </w:pPr>
-            <w:r>
-              <w:rPr>
-                <w:b w:val="0"/>
-                <w:i w:val="0"/>
-                <w:sz w:val="18"/>
-              </w:rPr>
-              <w:t>NLS-AT: Thông tin về danh nhân phải lấy từ nguồn chính thống và ghi rõ nguồn</w:t>
             </w:r>
           </w:p>
         </w:tc>
@@ -5556,33 +5238,7 @@
                 <w:i w:val="0"/>
                 <w:sz w:val="18"/>
               </w:rPr>
-              <w:t>NLS-KT (Cơ bản 2): Trước bài đọc “Con vẹt xanh”, GV chiếu ảnh và một đoạn phim ngắn về con vẹt biết nhại tiếng người</w:t>
-            </w:r>
-          </w:p>
-          <w:p>
-            <w:pPr>
-              <w:spacing w:after="0"/>
-            </w:pPr>
-            <w:r>
-              <w:rPr>
-                <w:b w:val="0"/>
-                <w:i w:val="0"/>
-                <w:sz w:val="18"/>
-              </w:rPr>
-              <w:t>NLS-GT (Cơ bản 2): GV ghi âm lượt đọc phân vai của một nhóm rồi mở lại cho cả lớp nghe</w:t>
-            </w:r>
-          </w:p>
-          <w:p>
-            <w:pPr>
-              <w:spacing w:after="0"/>
-            </w:pPr>
-            <w:r>
-              <w:rPr>
-                <w:b w:val="0"/>
-                <w:i w:val="0"/>
-                <w:sz w:val="18"/>
-              </w:rPr>
-              <w:t>NLS-AT: GV hỏi ý kiến HS trước khi ghi âm, chỉ mở trong lớp rồi xoá sau tiết học</w:t>
+              <w:t>NLS-KT (Cơ bản 2): Trước bài đọc “Con vẹt xanh”, GV chiếu ảnh và một đoạn phim ngắn về con vẹt biết nhại tiếng người.</w:t>
             </w:r>
           </w:p>
         </w:tc>
@@ -5964,33 +5620,6 @@
                 <w:i w:val="0"/>
                 <w:sz w:val="18"/>
               </w:rPr>
-              <w:t>NLS-KT (Cơ bản 2): Trước bài đọc “Chân trời cuối phố”, GV chiếu ảnh một con phố nhìn từ nhiều phía và ảnh khoảng trời cuối phố lúc hoàng hôn</w:t>
-            </w:r>
-          </w:p>
-          <w:p>
-            <w:pPr>
-              <w:spacing w:after="0"/>
-            </w:pPr>
-            <w:r>
-              <w:rPr>
-                <w:b w:val="0"/>
-                <w:i w:val="0"/>
-                <w:sz w:val="18"/>
-              </w:rPr>
-              <w:t>NLS-ST (Cơ bản 2): Sau khi đọc, mỗi nhóm chọn một câu văn tả cảnh trong bài rồi vẽ hoặc chọn ảnh minh hoạ, viết một câu nêu cảm nghĩ</w:t>
-            </w:r>
-          </w:p>
-          <w:p>
-            <w:pPr>
-              <w:spacing w:after="0"/>
-            </w:pPr>
-            <w:r>
-              <w:rPr>
-                <w:b w:val="0"/>
-                <w:i w:val="0"/>
-                <w:sz w:val="18"/>
-              </w:rPr>
-              <w:t>NLS-AT: Ảnh dùng trong bài lấy từ nguồn thầy cô cung cấp và nói rõ nguồn</w:t>
             </w:r>
           </w:p>
         </w:tc>
@@ -6374,33 +6003,7 @@
                 <w:i w:val="0"/>
                 <w:sz w:val="18"/>
               </w:rPr>
-              <w:t>NLS-KT (Cơ bản 2): GV mở bản đồ số và ảnh thực địa để HS xác định nơi diễn ra câu chuyện trong bài “Gặt chữ trên non”: xem địa hình</w:t>
-            </w:r>
-          </w:p>
-          <w:p>
-            <w:pPr>
-              <w:spacing w:after="0"/>
-            </w:pPr>
-            <w:r>
-              <w:rPr>
-                <w:b w:val="0"/>
-                <w:i w:val="0"/>
-                <w:sz w:val="18"/>
-              </w:rPr>
-              <w:t>NLS-KT (Cơ bản 2): HS xem một đoạn phim tư liệu ngắn về vùng đất hoặc lễ hội được nhắc tới</w:t>
-            </w:r>
-          </w:p>
-          <w:p>
-            <w:pPr>
-              <w:spacing w:after="0"/>
-            </w:pPr>
-            <w:r>
-              <w:rPr>
-                <w:b w:val="0"/>
-                <w:i w:val="0"/>
-                <w:sz w:val="18"/>
-              </w:rPr>
-              <w:t>NLS-AT: Tư liệu về vùng đất, lễ hội phải lấy từ nguồn chính thống và ghi rõ nguồn</w:t>
+              <w:t>NLS-KT (Cơ bản 2): Mở bản đồ số và ảnh thực địa để HS xác định nơi diễn ra câu chuyện trong bài “Gặt chữ trên non”.</w:t>
             </w:r>
           </w:p>
         </w:tc>
@@ -6783,33 +6386,6 @@
                 <w:i w:val="0"/>
                 <w:sz w:val="18"/>
               </w:rPr>
-              <w:t>NLS-KT (Cơ bản 2): Trước bài đọc “Trước ngày xa quê”, GV chiếu ảnh những hình ảnh thân thuộc của làng quê như bến sông, cánh đồng, con đường làng</w:t>
-            </w:r>
-          </w:p>
-          <w:p>
-            <w:pPr>
-              <w:spacing w:after="0"/>
-            </w:pPr>
-            <w:r>
-              <w:rPr>
-                <w:b w:val="0"/>
-                <w:i w:val="0"/>
-                <w:sz w:val="18"/>
-              </w:rPr>
-              <w:t>NLS-GT (Cơ bản 2): GV ghi âm lượt đọc diễn cảm của vài HS rồi mở lại cho cả lớp nghe</w:t>
-            </w:r>
-          </w:p>
-          <w:p>
-            <w:pPr>
-              <w:spacing w:after="0"/>
-            </w:pPr>
-            <w:r>
-              <w:rPr>
-                <w:b w:val="0"/>
-                <w:i w:val="0"/>
-                <w:sz w:val="18"/>
-              </w:rPr>
-              <w:t>NLS-AT: Ảnh dùng trong bài lấy từ nguồn thầy cô cung cấp</w:t>
             </w:r>
           </w:p>
         </w:tc>
@@ -7424,33 +7000,7 @@
                 <w:i w:val="0"/>
                 <w:sz w:val="18"/>
               </w:rPr>
-              <w:t>NLS-KT (Cơ bản 2): Trước bài đọc “Vẽ màu”, GV chiếu bảng màu và vài bức tranh có gam màu khác nhau, phóng to từng mảng; HS gọi tên màu</w:t>
-            </w:r>
-          </w:p>
-          <w:p>
-            <w:pPr>
-              <w:spacing w:after="0"/>
-            </w:pPr>
-            <w:r>
-              <w:rPr>
-                <w:b w:val="0"/>
-                <w:i w:val="0"/>
-                <w:sz w:val="18"/>
-              </w:rPr>
-              <w:t>NLS-GT (Cơ bản 2): GV ghi âm lượt đọc diễn cảm của vài HS rồi mở lại cho cả lớp nghe</w:t>
-            </w:r>
-          </w:p>
-          <w:p>
-            <w:pPr>
-              <w:spacing w:after="0"/>
-            </w:pPr>
-            <w:r>
-              <w:rPr>
-                <w:b w:val="0"/>
-                <w:i w:val="0"/>
-                <w:sz w:val="18"/>
-              </w:rPr>
-              <w:t>NLS-AT: GV hỏi ý kiến HS trước khi ghi âm, chỉ mở trong lớp rồi xoá sau tiết học</w:t>
+              <w:t>NLS-GT (Cơ bản 2): Ghi âm lượt đọc diễn cảm của vài.</w:t>
             </w:r>
           </w:p>
         </w:tc>
@@ -7833,33 +7383,6 @@
                 <w:i w:val="0"/>
                 <w:sz w:val="18"/>
               </w:rPr>
-              <w:t>NLS-KT (Cơ bản 2): Trước bài đọc “Đồng cỏ nở hoa”, GV chiếu một đoạn phim ngắn giới thiệu hoạ sĩ Tô Ngọc Vân và vài bức tranh của ông</w:t>
-            </w:r>
-          </w:p>
-          <w:p>
-            <w:pPr>
-              <w:spacing w:after="0"/>
-            </w:pPr>
-            <w:r>
-              <w:rPr>
-                <w:b w:val="0"/>
-                <w:i w:val="0"/>
-                <w:sz w:val="18"/>
-              </w:rPr>
-              <w:t>NLS-GT (Cơ bản 2): GV ghi âm lượt đọc diễn cảm của một nhóm rồi mở lại; cả lớp nhận xét theo tiêu chí chiếu sẵn là đọc rõ lời nhân vật</w:t>
-            </w:r>
-          </w:p>
-          <w:p>
-            <w:pPr>
-              <w:spacing w:after="0"/>
-            </w:pPr>
-            <w:r>
-              <w:rPr>
-                <w:b w:val="0"/>
-                <w:i w:val="0"/>
-                <w:sz w:val="18"/>
-              </w:rPr>
-              <w:t>NLS-AT: Phim và tranh do thầy cô mở, nói rõ nguồn</w:t>
             </w:r>
           </w:p>
         </w:tc>
@@ -8243,33 +7766,7 @@
                 <w:i w:val="0"/>
                 <w:sz w:val="18"/>
               </w:rPr>
-              <w:t>NLS-KT (Cơ bản 2): GV mở bản đồ số và ảnh thực địa để HS xác định nơi diễn ra câu chuyện trong bài “Thanh âm của núi”: xem địa hình</w:t>
-            </w:r>
-          </w:p>
-          <w:p>
-            <w:pPr>
-              <w:spacing w:after="0"/>
-            </w:pPr>
-            <w:r>
-              <w:rPr>
-                <w:b w:val="0"/>
-                <w:i w:val="0"/>
-                <w:sz w:val="18"/>
-              </w:rPr>
-              <w:t>NLS-KT (Cơ bản 2): HS xem một đoạn phim tư liệu ngắn về vùng đất hoặc lễ hội được nhắc tới</w:t>
-            </w:r>
-          </w:p>
-          <w:p>
-            <w:pPr>
-              <w:spacing w:after="0"/>
-            </w:pPr>
-            <w:r>
-              <w:rPr>
-                <w:b w:val="0"/>
-                <w:i w:val="0"/>
-                <w:sz w:val="18"/>
-              </w:rPr>
-              <w:t>NLS-AT: Tư liệu về vùng đất, lễ hội phải lấy từ nguồn chính thống và ghi rõ nguồn</w:t>
+              <w:t>NLS-KT (Cơ bản 2): Mở bản đồ số và ảnh thực địa để HS xác định nơi diễn ra câu chuyện trong bài “Thanh âm của núi”.</w:t>
             </w:r>
           </w:p>
         </w:tc>
@@ -8652,33 +8149,6 @@
                 <w:i w:val="0"/>
                 <w:sz w:val="18"/>
               </w:rPr>
-              <w:t>NLS-KT (Cơ bản 2): Trước bài đọc “Bầu trời mùa thu”, GV chiếu chùm ảnh bầu trời ở các thời điểm khác nhau trong ngày và trong năm</w:t>
-            </w:r>
-          </w:p>
-          <w:p>
-            <w:pPr>
-              <w:spacing w:after="0"/>
-            </w:pPr>
-            <w:r>
-              <w:rPr>
-                <w:b w:val="0"/>
-                <w:i w:val="0"/>
-                <w:sz w:val="18"/>
-              </w:rPr>
-              <w:t>NLS-GT (Cơ bản 2): GV ghi âm lượt đọc diễn cảm của vài HS rồi mở lại cho cả lớp nghe</w:t>
-            </w:r>
-          </w:p>
-          <w:p>
-            <w:pPr>
-              <w:spacing w:after="0"/>
-            </w:pPr>
-            <w:r>
-              <w:rPr>
-                <w:b w:val="0"/>
-                <w:i w:val="0"/>
-                <w:sz w:val="18"/>
-              </w:rPr>
-              <w:t>NLS-AT: Ảnh dùng trong bài lấy từ nguồn thầy cô cung cấp</w:t>
             </w:r>
           </w:p>
         </w:tc>
@@ -9064,33 +8534,7 @@
                 <w:i w:val="0"/>
                 <w:sz w:val="18"/>
               </w:rPr>
-              <w:t>NLS-KT (Cơ bản 2): Trước bài đọc “Làm thỏ con bằng giấy”, GV chiếu đoạn phim hướng dẫn gấp giấy, cho chạy chậm và dừng ở mỗi nếp gấp</w:t>
-            </w:r>
-          </w:p>
-          <w:p>
-            <w:pPr>
-              <w:spacing w:after="0"/>
-            </w:pPr>
-            <w:r>
-              <w:rPr>
-                <w:b w:val="0"/>
-                <w:i w:val="0"/>
-                <w:sz w:val="18"/>
-              </w:rPr>
-              <w:t>NLS-GQVĐ (Cơ bản 2): GV chiếu các bước gấp bị đảo lộn thứ tự cho HS sắp lại cho đúng; máy báo đúng</w:t>
-            </w:r>
-          </w:p>
-          <w:p>
-            <w:pPr>
-              <w:spacing w:after="0"/>
-            </w:pPr>
-            <w:r>
-              <w:rPr>
-                <w:b w:val="0"/>
-                <w:i w:val="0"/>
-                <w:sz w:val="18"/>
-              </w:rPr>
-              <w:t>NLS-AT: Khi gấp giấy, HS dùng kéo mũi tròn</w:t>
+              <w:t>NLS-GQVĐ (Cơ bản 2): Chiếu các bước gấp bị đảo lộn thứ tự cho HS sắp lại cho đúng.</w:t>
             </w:r>
           </w:p>
         </w:tc>
@@ -9472,33 +8916,6 @@
                 <w:i w:val="0"/>
                 <w:sz w:val="18"/>
               </w:rPr>
-              <w:t>NLS-KT (Cơ bản 2): Trước bài đọc “Bức tường có nhiều phép lạ”, GV chiếu tranh minh hoạ phóng to để HS đoán phép lạ trong bài; trong lúc luyện đọc</w:t>
-            </w:r>
-          </w:p>
-          <w:p>
-            <w:pPr>
-              <w:spacing w:after="0"/>
-            </w:pPr>
-            <w:r>
-              <w:rPr>
-                <w:b w:val="0"/>
-                <w:i w:val="0"/>
-                <w:sz w:val="18"/>
-              </w:rPr>
-              <w:t>NLS-GT (Cơ bản 2): GV ghi âm lượt đọc diễn cảm của vài HS rồi mở lại cho cả lớp nghe</w:t>
-            </w:r>
-          </w:p>
-          <w:p>
-            <w:pPr>
-              <w:spacing w:after="0"/>
-            </w:pPr>
-            <w:r>
-              <w:rPr>
-                <w:b w:val="0"/>
-                <w:i w:val="0"/>
-                <w:sz w:val="18"/>
-              </w:rPr>
-              <w:t>NLS-AT: GV hỏi ý kiến HS trước khi ghi âm, chỉ mở trong lớp rồi xoá sau tiết học</w:t>
             </w:r>
           </w:p>
         </w:tc>
@@ -9882,33 +9299,7 @@
                 <w:i w:val="0"/>
                 <w:sz w:val="18"/>
               </w:rPr>
-              <w:t>NLS-KT (Cơ bản 2): Sau khi đọc hiểu “Bét – tô – ven và bản xô – nát ánh trăng”</w:t>
-            </w:r>
-          </w:p>
-          <w:p>
-            <w:pPr>
-              <w:spacing w:after="0"/>
-            </w:pPr>
-            <w:r>
-              <w:rPr>
-                <w:b w:val="0"/>
-                <w:i w:val="0"/>
-                <w:sz w:val="18"/>
-              </w:rPr>
-              <w:t>AI-NB (Cơ bản 2): GV đặt cạnh nhau một bức chân dung tư liệu và một hình do máy tạo về cùng nhân vật</w:t>
-            </w:r>
-          </w:p>
-          <w:p>
-            <w:pPr>
-              <w:spacing w:after="0"/>
-            </w:pPr>
-            <w:r>
-              <w:rPr>
-                <w:b w:val="0"/>
-                <w:i w:val="0"/>
-                <w:sz w:val="18"/>
-              </w:rPr>
-              <w:t>NLS-AT: Thông tin về danh nhân phải lấy từ nguồn chính thống và ghi rõ nguồn</w:t>
+              <w:t>NLS-KT (Cơ bản 2): Sau khi đọc hiểu “Bét – tô – ven và bản xô – nát ánh trăng”.</w:t>
             </w:r>
           </w:p>
         </w:tc>
@@ -10290,33 +9681,6 @@
                 <w:i w:val="0"/>
                 <w:sz w:val="18"/>
               </w:rPr>
-              <w:t>NLS-KT (Cơ bản 2): Sau khi đọc hiểu “Người tìm đường lên các vì sao”, HS tra cứu thêm về nhân vật ở nguồn GV chỉ định (bách khoa dành cho thiếu</w:t>
-            </w:r>
-          </w:p>
-          <w:p>
-            <w:pPr>
-              <w:spacing w:after="0"/>
-            </w:pPr>
-            <w:r>
-              <w:rPr>
-                <w:b w:val="0"/>
-                <w:i w:val="0"/>
-                <w:sz w:val="18"/>
-              </w:rPr>
-              <w:t>AI-NB (Cơ bản 2): GV đặt cạnh nhau một bức chân dung tư liệu và một hình do máy tạo về cùng nhân vật</w:t>
-            </w:r>
-          </w:p>
-          <w:p>
-            <w:pPr>
-              <w:spacing w:after="0"/>
-            </w:pPr>
-            <w:r>
-              <w:rPr>
-                <w:b w:val="0"/>
-                <w:i w:val="0"/>
-                <w:sz w:val="18"/>
-              </w:rPr>
-              <w:t>NLS-AT: Thông tin về danh nhân phải lấy từ nguồn chính thống và ghi rõ nguồn</w:t>
             </w:r>
           </w:p>
         </w:tc>
@@ -10701,33 +10065,7 @@
                 <w:i w:val="0"/>
                 <w:sz w:val="18"/>
               </w:rPr>
-              <w:t>NLS-KT (Cơ bản 2): Trước bài đọc “Bay cùng ước mơ”, GV chiếu tranh minh hoạ phóng to và vài hình ảnh nghề nghiệp mà trẻ em thường mơ ước</w:t>
-            </w:r>
-          </w:p>
-          <w:p>
-            <w:pPr>
-              <w:spacing w:after="0"/>
-            </w:pPr>
-            <w:r>
-              <w:rPr>
-                <w:b w:val="0"/>
-                <w:i w:val="0"/>
-                <w:sz w:val="18"/>
-              </w:rPr>
-              <w:t>NLS-GT (Cơ bản 2): GV ghi âm lượt đọc diễn cảm của vài HS rồi mở lại cho cả lớp nghe</w:t>
-            </w:r>
-          </w:p>
-          <w:p>
-            <w:pPr>
-              <w:spacing w:after="0"/>
-            </w:pPr>
-            <w:r>
-              <w:rPr>
-                <w:b w:val="0"/>
-                <w:i w:val="0"/>
-                <w:sz w:val="18"/>
-              </w:rPr>
-              <w:t>NLS-AT: GV hỏi ý kiến HS trước khi ghi âm, chỉ mở trong lớp rồi xoá sau tiết học</w:t>
+              <w:t>NLS-GT (Cơ bản 2): Ghi âm lượt đọc diễn cảm của vài.</w:t>
             </w:r>
           </w:p>
         </w:tc>
@@ -11110,33 +10448,6 @@
                 <w:i w:val="0"/>
                 <w:sz w:val="18"/>
               </w:rPr>
-              <w:t>NLS-KT (Cơ bản 2): Trước bài đọc “Con trai người làm vườn”, GV chiếu tranh khởi động phóng to và ảnh một vườn cây đang được chăm sóc</w:t>
-            </w:r>
-          </w:p>
-          <w:p>
-            <w:pPr>
-              <w:spacing w:after="0"/>
-            </w:pPr>
-            <w:r>
-              <w:rPr>
-                <w:b w:val="0"/>
-                <w:i w:val="0"/>
-                <w:sz w:val="18"/>
-              </w:rPr>
-              <w:t>NLS-GT (Cơ bản 2): GV ghi âm lượt đọc phân vai của một nhóm rồi mở lại; cả lớp nhận xét theo tiêu chí chiếu sẵn là phân biệt được lời người</w:t>
-            </w:r>
-          </w:p>
-          <w:p>
-            <w:pPr>
-              <w:spacing w:after="0"/>
-            </w:pPr>
-            <w:r>
-              <w:rPr>
-                <w:b w:val="0"/>
-                <w:i w:val="0"/>
-                <w:sz w:val="18"/>
-              </w:rPr>
-              <w:t>NLS-AT: GV hỏi ý kiến HS trước khi ghi âm, chỉ mở trong lớp rồi xoá sau tiết học</w:t>
             </w:r>
           </w:p>
         </w:tc>
@@ -11520,6 +10831,7 @@
                 <w:i w:val="0"/>
                 <w:sz w:val="18"/>
               </w:rPr>
+              <w:t>NLS-KT (Cơ bản 2): Ở hoạt động Đọc đúng bài “Nếu em có một khu vườn”, GV chiếu văn bản lên màn hình.</w:t>
             </w:r>
           </w:p>
         </w:tc>
@@ -12286,6 +11598,7 @@
                 <w:i w:val="0"/>
                 <w:sz w:val="18"/>
               </w:rPr>
+              <w:t>NLS-GT (Cơ bản 2): Ở hoạt động Luyện đọc phân vai, GV chiếu bảng phân vai chung lên màn hình.</w:t>
             </w:r>
           </w:p>
         </w:tc>
@@ -13052,6 +12365,7 @@
                 <w:i w:val="0"/>
                 <w:sz w:val="18"/>
               </w:rPr>
+              <w:t>NLS-KT (Cơ bản 2): Ở hoạt động Đọc đúng bài thơ “Nếu chúng mình có phép lạ”, GV chiếu bài thơ lên màn hình.</w:t>
             </w:r>
           </w:p>
         </w:tc>

--- a/assets/docs/lop4/Tieng Viet - Lop 4.docx
+++ b/assets/docs/lop4/Tieng Viet - Lop 4.docx
@@ -637,7 +637,7 @@
                 <w:i w:val="0"/>
                 <w:sz w:val="18"/>
               </w:rPr>
-              <w:t>NLS-KT (Cơ bản 2): Chiếu video bài hát Vui đến trường.</w:t>
+              <w:t>Năng lực số 1.1 CB2c: HS xem video bài hát “Vui đến trường” trên tivi rồi nói được cảm xúc của mình trong ngày đầu năm học</w:t>
             </w:r>
           </w:p>
         </w:tc>
@@ -892,6 +892,7 @@
                 <w:i w:val="0"/>
                 <w:sz w:val="18"/>
               </w:rPr>
+              <w:t>Năng lực số 1.1 CB2c: HS chỉ ra được bố cục đoạn văn qua bài mẫu được phân tích trực quan trên màn hình</w:t>
             </w:r>
           </w:p>
         </w:tc>
@@ -1146,6 +1147,19 @@
                 <w:i w:val="0"/>
                 <w:sz w:val="18"/>
               </w:rPr>
+              <w:t>Năng lực số 1.1 CB2c: HS quan sát bài mẫu chiếu trên màn hình, chỉ ra các phần của đoạn văn và cách sắp xếp ý</w:t>
+            </w:r>
+          </w:p>
+          <w:p>
+            <w:pPr>
+              <w:spacing w:after="0"/>
+            </w:pPr>
+            <w:r>
+              <w:rPr>
+                <w:b w:val="0"/>
+                <w:i w:val="0"/>
+                <w:sz w:val="18"/>
+              </w:rPr>
               <w:t>KNS: KN trình bày suy nghĩ, bày tỏ cảm xúc của bản thân bằng lời lẽ phù hợp.</w:t>
             </w:r>
           </w:p>
@@ -1274,6 +1288,7 @@
                 <w:i w:val="0"/>
                 <w:sz w:val="18"/>
               </w:rPr>
+              <w:t>Năng lực số 3.1 CB2a: HS trình bày được ý kiến, trải nghiệm của mình có hình ảnh minh hoạ và nói tự nhiên theo hình</w:t>
             </w:r>
           </w:p>
         </w:tc>
@@ -1403,7 +1418,7 @@
                 <w:i w:val="0"/>
                 <w:sz w:val="18"/>
               </w:rPr>
-              <w:t>NLS-GQVĐ (Cơ bản 2): Khởi động bài “Anh em sinh đôi”, GV chiếu hai bức tranh gần giống nhau lên tivi.</w:t>
+              <w:t>Năng lực số 5.2 CB2b: HS quan sát hai bức tranh gần giống nhau chiếu trên tivi, chỉ ra điểm khác nhau và nêu cách phân biệt</w:t>
             </w:r>
           </w:p>
         </w:tc>
@@ -1658,6 +1673,7 @@
                 <w:i w:val="0"/>
                 <w:sz w:val="18"/>
               </w:rPr>
+              <w:t>Năng lực số 1.3 CB2a: HS tìm ý và lập được dàn ý cho bài viết bằng sơ đồ tư duy trên máy, sắp xếp lại ý cho hợp lí</w:t>
             </w:r>
           </w:p>
         </w:tc>
@@ -1912,6 +1928,19 @@
                 <w:i w:val="0"/>
                 <w:sz w:val="18"/>
               </w:rPr>
+              <w:t>Năng lực số 3.1 CB2a: HS viết được bài theo yêu cầu bằng lời của chính mình, trình bày sạch và đúng dấu câu</w:t>
+            </w:r>
+          </w:p>
+          <w:p>
+            <w:pPr>
+              <w:spacing w:after="0"/>
+            </w:pPr>
+            <w:r>
+              <w:rPr>
+                <w:b w:val="0"/>
+                <w:i w:val="0"/>
+                <w:sz w:val="18"/>
+              </w:rPr>
               <w:t>KNS: KN trình bày suy nghĩ, bày tỏ cảm xúc của bản thân bằng lời lẽ phù hợp.</w:t>
             </w:r>
           </w:p>
@@ -2040,6 +2069,19 @@
                 <w:i w:val="0"/>
                 <w:sz w:val="18"/>
               </w:rPr>
+              <w:t>Năng lực số 3.3 CB2a: HS ghi và chia sẻ được phiếu đọc sách có đầy đủ tên sách, tác giả và cảm nghĩ của riêng mình</w:t>
+            </w:r>
+          </w:p>
+          <w:p>
+            <w:pPr>
+              <w:spacing w:after="0"/>
+            </w:pPr>
+            <w:r>
+              <w:rPr>
+                <w:b w:val="0"/>
+                <w:i w:val="0"/>
+                <w:sz w:val="18"/>
+              </w:rPr>
               <w:t>KNS: KN tự học: chọn sách phù hợp, kiên trì đọc và rút ra điều bổ ích cho bản thân.</w:t>
             </w:r>
           </w:p>
@@ -2425,6 +2467,19 @@
                 <w:i w:val="0"/>
                 <w:sz w:val="18"/>
               </w:rPr>
+              <w:t>Năng lực số 3.1 CB2a: HS sửa được bài viết của mình theo nhận xét, so sánh bản trước và bản sau để thấy tiến bộ</w:t>
+            </w:r>
+          </w:p>
+          <w:p>
+            <w:pPr>
+              <w:spacing w:after="0"/>
+            </w:pPr>
+            <w:r>
+              <w:rPr>
+                <w:b w:val="0"/>
+                <w:i w:val="0"/>
+                <w:sz w:val="18"/>
+              </w:rPr>
               <w:t>KNS: KN trình bày suy nghĩ, bày tỏ cảm xúc của bản thân bằng lời lẽ phù hợp.</w:t>
             </w:r>
           </w:p>
@@ -2680,6 +2735,19 @@
                 <w:i w:val="0"/>
                 <w:sz w:val="18"/>
               </w:rPr>
+              <w:t>Năng lực số 1.1 CB2c: HS chỉ ra được bố cục và đặc điểm của kiểu bài qua bài mẫu được phân tích trực quan</w:t>
+            </w:r>
+          </w:p>
+          <w:p>
+            <w:pPr>
+              <w:spacing w:after="0"/>
+            </w:pPr>
+            <w:r>
+              <w:rPr>
+                <w:b w:val="0"/>
+                <w:i w:val="0"/>
+                <w:sz w:val="18"/>
+              </w:rPr>
               <w:t>KNS: KN giao tiếp: nói rõ ràng, biết lắng nghe, chờ đến lượt và tôn trọng ý kiến của bạn.</w:t>
             </w:r>
           </w:p>
@@ -2808,6 +2876,7 @@
                 <w:i w:val="0"/>
                 <w:sz w:val="18"/>
               </w:rPr>
+              <w:t>Năng lực số 2.5 CB2a: HS góp ý cho bạn cụ thể, tôn trọng và biết xin phép trước khi ghi âm, quay phim</w:t>
             </w:r>
           </w:p>
         </w:tc>
@@ -3065,6 +3134,7 @@
                 <w:i w:val="0"/>
                 <w:sz w:val="18"/>
               </w:rPr>
+              <w:t>Năng lực số 1.2 CB2a: HS viết đúng quy tắc viết hoa tên cơ quan, tổ chức và kiểm chứng bằng nguồn chính thức</w:t>
             </w:r>
           </w:p>
         </w:tc>
@@ -3192,6 +3262,19 @@
                 <w:i w:val="0"/>
                 <w:sz w:val="18"/>
               </w:rPr>
+              <w:t>Năng lực số 1.3 CB2a: HS tìm ý và lập được dàn ý cho bài viết bằng sơ đồ tư duy trên máy, sắp xếp lại ý cho hợp lí</w:t>
+            </w:r>
+          </w:p>
+          <w:p>
+            <w:pPr>
+              <w:spacing w:after="0"/>
+            </w:pPr>
+            <w:r>
+              <w:rPr>
+                <w:b w:val="0"/>
+                <w:i w:val="0"/>
+                <w:sz w:val="18"/>
+              </w:rPr>
               <w:t>KNS: KN giao tiếp: nói rõ ràng, biết lắng nghe, chờ đến lượt và tôn trọng ý kiến của bạn.</w:t>
             </w:r>
           </w:p>
@@ -3447,6 +3530,19 @@
                 <w:i w:val="0"/>
                 <w:sz w:val="18"/>
               </w:rPr>
+              <w:t>Năng lực số 3.1 CB2a: HS viết được bài theo yêu cầu bằng lời của chính mình, trình bày sạch và đúng dấu câu</w:t>
+            </w:r>
+          </w:p>
+          <w:p>
+            <w:pPr>
+              <w:spacing w:after="0"/>
+            </w:pPr>
+            <w:r>
+              <w:rPr>
+                <w:b w:val="0"/>
+                <w:i w:val="0"/>
+                <w:sz w:val="18"/>
+              </w:rPr>
               <w:t>KNS: KN giao tiếp: nói rõ ràng, biết lắng nghe, chờ đến lượt và tôn trọng ý kiến của bạn.</w:t>
             </w:r>
           </w:p>
@@ -3575,6 +3671,19 @@
                 <w:i w:val="0"/>
                 <w:sz w:val="18"/>
               </w:rPr>
+              <w:t>Năng lực số 3.3 CB2a: HS ghi và chia sẻ được phiếu đọc sách có đầy đủ tên sách, tác giả và cảm nghĩ của riêng mình</w:t>
+            </w:r>
+          </w:p>
+          <w:p>
+            <w:pPr>
+              <w:spacing w:after="0"/>
+            </w:pPr>
+            <w:r>
+              <w:rPr>
+                <w:b w:val="0"/>
+                <w:i w:val="0"/>
+                <w:sz w:val="18"/>
+              </w:rPr>
               <w:t>KNS: KN tự học: chọn sách phù hợp, kiên trì đọc và rút ra điều bổ ích cho bản thân.</w:t>
             </w:r>
           </w:p>
@@ -3960,6 +4069,19 @@
                 <w:i w:val="0"/>
                 <w:sz w:val="18"/>
               </w:rPr>
+              <w:t>Năng lực số 1.1 CB2c: HS chỉ ra được bố cục và đặc điểm của kiểu bài qua bài mẫu được phân tích trực quan</w:t>
+            </w:r>
+          </w:p>
+          <w:p>
+            <w:pPr>
+              <w:spacing w:after="0"/>
+            </w:pPr>
+            <w:r>
+              <w:rPr>
+                <w:b w:val="0"/>
+                <w:i w:val="0"/>
+                <w:sz w:val="18"/>
+              </w:rPr>
               <w:t>KNS: KN trình bày suy nghĩ, bày tỏ cảm xúc của bản thân bằng lời lẽ phù hợp.</w:t>
             </w:r>
           </w:p>
@@ -4215,6 +4337,7 @@
                 <w:i w:val="0"/>
                 <w:sz w:val="18"/>
               </w:rPr>
+              <w:t>Năng lực số 1.3 CB2a: HS tìm ý và lập được dàn ý cho bài viết bằng sơ đồ tư duy trên máy, sắp xếp lại ý cho hợp lí</w:t>
             </w:r>
           </w:p>
         </w:tc>
@@ -4342,6 +4465,7 @@
                 <w:i w:val="0"/>
                 <w:sz w:val="18"/>
               </w:rPr>
+              <w:t>Năng lực số 3.1 CB2a: HS trình bày được ý kiến, trải nghiệm của mình có hình ảnh minh hoạ và nói tự nhiên theo hình</w:t>
             </w:r>
           </w:p>
         </w:tc>
@@ -4726,6 +4850,7 @@
                 <w:i w:val="0"/>
                 <w:sz w:val="18"/>
               </w:rPr>
+              <w:t>Năng lực số 3.1 CB2a: HS viết được bài theo yêu cầu bằng lời của chính mình, trình bày sạch và đúng dấu câu</w:t>
             </w:r>
           </w:p>
         </w:tc>
@@ -4853,6 +4978,7 @@
                 <w:i w:val="0"/>
                 <w:sz w:val="18"/>
               </w:rPr>
+              <w:t>Năng lực số 1.2 CB2a: HS phân biệt được ảnh tư liệu với hình do máy tạo khi tìm hiểu về một nhân vật</w:t>
             </w:r>
           </w:p>
         </w:tc>
@@ -4980,6 +5106,19 @@
                 <w:i w:val="0"/>
                 <w:sz w:val="18"/>
               </w:rPr>
+              <w:t>Năng lực số 1.1 CB2c: HS chỉ ra được bố cục và đặc điểm của kiểu bài qua bài mẫu được phân tích trực quan</w:t>
+            </w:r>
+          </w:p>
+          <w:p>
+            <w:pPr>
+              <w:spacing w:after="0"/>
+            </w:pPr>
+            <w:r>
+              <w:rPr>
+                <w:b w:val="0"/>
+                <w:i w:val="0"/>
+                <w:sz w:val="18"/>
+              </w:rPr>
               <w:t>KNS: KN trình bày suy nghĩ, bày tỏ cảm xúc của bản thân bằng lời lẽ phù hợp.</w:t>
             </w:r>
           </w:p>
@@ -5108,6 +5247,19 @@
                 <w:i w:val="0"/>
                 <w:sz w:val="18"/>
               </w:rPr>
+              <w:t>Năng lực số 3.3 CB2a: HS ghi và chia sẻ được phiếu đọc sách có đầy đủ tên sách, tác giả và cảm nghĩ của riêng mình</w:t>
+            </w:r>
+          </w:p>
+          <w:p>
+            <w:pPr>
+              <w:spacing w:after="0"/>
+            </w:pPr>
+            <w:r>
+              <w:rPr>
+                <w:b w:val="0"/>
+                <w:i w:val="0"/>
+                <w:sz w:val="18"/>
+              </w:rPr>
               <w:t>KNS: KN tự học: chọn sách phù hợp, kiên trì đọc và rút ra điều bổ ích cho bản thân.</w:t>
             </w:r>
           </w:p>
@@ -5493,6 +5645,7 @@
                 <w:i w:val="0"/>
                 <w:sz w:val="18"/>
               </w:rPr>
+              <w:t>Năng lực số 3.1 CB2a: HS viết được bài theo yêu cầu bằng lời của chính mình, trình bày sạch và đúng dấu câu</w:t>
             </w:r>
           </w:p>
         </w:tc>
@@ -5747,6 +5900,7 @@
                 <w:i w:val="0"/>
                 <w:sz w:val="18"/>
               </w:rPr>
+              <w:t>Năng lực số 1.3 CB2a: HS tìm ý và lập được dàn ý cho bài viết bằng sơ đồ tư duy trên máy, sắp xếp lại ý cho hợp lí</w:t>
             </w:r>
           </w:p>
         </w:tc>
@@ -5874,6 +6028,7 @@
                 <w:i w:val="0"/>
                 <w:sz w:val="18"/>
               </w:rPr>
+              <w:t>Năng lực số 3.1 CB2a: HS trình bày được ý kiến, trải nghiệm của mình có hình ảnh minh hoạ và nói tự nhiên theo hình</w:t>
             </w:r>
           </w:p>
         </w:tc>
@@ -6003,7 +6158,7 @@
                 <w:i w:val="0"/>
                 <w:sz w:val="18"/>
               </w:rPr>
-              <w:t>NLS-KT (Cơ bản 2): Mở bản đồ số và ảnh thực địa để HS xác định nơi diễn ra câu chuyện trong bài “Gặt chữ trên non”.</w:t>
+              <w:t>Năng lực số 1.1 CB2c: HS xác định được vị trí, cảnh quan gắn với bài đọc trên bản đồ số và ảnh thực địa</w:t>
             </w:r>
           </w:p>
         </w:tc>
@@ -6131,6 +6286,7 @@
                 <w:i w:val="0"/>
                 <w:sz w:val="18"/>
               </w:rPr>
+              <w:t>Năng lực số 1.1 CB2c: HS tra được nghĩa của từ trên từ điển giấy và từ điển điện tử, chọn đúng nghĩa hợp ngữ cảnh</w:t>
             </w:r>
           </w:p>
         </w:tc>
@@ -6258,6 +6414,19 @@
                 <w:i w:val="0"/>
                 <w:sz w:val="18"/>
               </w:rPr>
+              <w:t>Năng lực số 3.1 CB2a: HS viết được bài theo yêu cầu bằng lời của chính mình, trình bày sạch và đúng dấu câu</w:t>
+            </w:r>
+          </w:p>
+          <w:p>
+            <w:pPr>
+              <w:spacing w:after="0"/>
+            </w:pPr>
+            <w:r>
+              <w:rPr>
+                <w:b w:val="0"/>
+                <w:i w:val="0"/>
+                <w:sz w:val="18"/>
+              </w:rPr>
               <w:t>KNS: KN trình bày suy nghĩ, bày tỏ cảm xúc của bản thân bằng lời lẽ phù hợp.</w:t>
             </w:r>
           </w:p>
@@ -6513,6 +6682,7 @@
                 <w:i w:val="0"/>
                 <w:sz w:val="18"/>
               </w:rPr>
+              <w:t>Năng lực số 3.1 CB2a: HS sửa được bài viết của mình theo nhận xét, so sánh bản trước và bản sau để thấy tiến bộ</w:t>
             </w:r>
           </w:p>
         </w:tc>
@@ -6640,6 +6810,19 @@
                 <w:i w:val="0"/>
                 <w:sz w:val="18"/>
               </w:rPr>
+              <w:t>Năng lực số 3.3 CB2a: HS ghi và chia sẻ được phiếu đọc sách có đầy đủ tên sách, tác giả và cảm nghĩ của riêng mình</w:t>
+            </w:r>
+          </w:p>
+          <w:p>
+            <w:pPr>
+              <w:spacing w:after="0"/>
+            </w:pPr>
+            <w:r>
+              <w:rPr>
+                <w:b w:val="0"/>
+                <w:i w:val="0"/>
+                <w:sz w:val="18"/>
+              </w:rPr>
               <w:t>KNS: KN tự học: chọn sách phù hợp, kiên trì đọc và rút ra điều bổ ích cho bản thân.</w:t>
             </w:r>
           </w:p>
@@ -6757,6 +6940,7 @@
                 <w:i w:val="0"/>
                 <w:sz w:val="18"/>
               </w:rPr>
+              <w:t>NLS: Năng lực số 5.2 CB2b: HS làm bài ôn tương tác và tự xác định phần kiến thức mình còn hổng</w:t>
             </w:r>
           </w:p>
         </w:tc>
@@ -7255,6 +7439,19 @@
                 <w:i w:val="0"/>
                 <w:sz w:val="18"/>
               </w:rPr>
+              <w:t>Năng lực số 1.1 CB2c: HS chỉ ra được bố cục và đặc điểm của kiểu bài qua bài mẫu được phân tích trực quan</w:t>
+            </w:r>
+          </w:p>
+          <w:p>
+            <w:pPr>
+              <w:spacing w:after="0"/>
+            </w:pPr>
+            <w:r>
+              <w:rPr>
+                <w:b w:val="0"/>
+                <w:i w:val="0"/>
+                <w:sz w:val="18"/>
+              </w:rPr>
               <w:t>KNS: KN trình bày suy nghĩ, bày tỏ cảm xúc của bản thân bằng lời lẽ phù hợp.</w:t>
             </w:r>
           </w:p>
@@ -7510,6 +7707,7 @@
                 <w:i w:val="0"/>
                 <w:sz w:val="18"/>
               </w:rPr>
+              <w:t>Năng lực số 1.3 CB2a: HS tìm ý và lập được dàn ý cho bài viết bằng sơ đồ tư duy trên máy, sắp xếp lại ý cho hợp lí</w:t>
             </w:r>
           </w:p>
         </w:tc>
@@ -7637,6 +7835,7 @@
                 <w:i w:val="0"/>
                 <w:sz w:val="18"/>
               </w:rPr>
+              <w:t>Năng lực số 3.1 CB2a: HS trình bày được ý kiến, trải nghiệm của mình có hình ảnh minh hoạ và nói tự nhiên theo hình</w:t>
             </w:r>
           </w:p>
         </w:tc>
@@ -7766,7 +7965,7 @@
                 <w:i w:val="0"/>
                 <w:sz w:val="18"/>
               </w:rPr>
-              <w:t>NLS-KT (Cơ bản 2): Mở bản đồ số và ảnh thực địa để HS xác định nơi diễn ra câu chuyện trong bài “Thanh âm của núi”.</w:t>
+              <w:t>Năng lực số 1.1 CB2c: HS xác định được vị trí, cảnh quan gắn với bài đọc trên bản đồ số và ảnh thực địa</w:t>
             </w:r>
           </w:p>
         </w:tc>
@@ -8021,6 +8220,19 @@
                 <w:i w:val="0"/>
                 <w:sz w:val="18"/>
               </w:rPr>
+              <w:t>Năng lực số 3.1 CB2a: HS viết được bài theo yêu cầu bằng lời của chính mình, trình bày sạch và đúng dấu câu</w:t>
+            </w:r>
+          </w:p>
+          <w:p>
+            <w:pPr>
+              <w:spacing w:after="0"/>
+            </w:pPr>
+            <w:r>
+              <w:rPr>
+                <w:b w:val="0"/>
+                <w:i w:val="0"/>
+                <w:sz w:val="18"/>
+              </w:rPr>
               <w:t>KNS: KN trình bày suy nghĩ, bày tỏ cảm xúc của bản thân bằng lời lẽ phù hợp.</w:t>
             </w:r>
           </w:p>
@@ -8276,6 +8488,19 @@
                 <w:i w:val="0"/>
                 <w:sz w:val="18"/>
               </w:rPr>
+              <w:t>Năng lực số 3.1 CB2a: HS sửa được bài viết của mình theo nhận xét, so sánh bản trước và bản sau để thấy tiến bộ</w:t>
+            </w:r>
+          </w:p>
+          <w:p>
+            <w:pPr>
+              <w:spacing w:after="0"/>
+            </w:pPr>
+            <w:r>
+              <w:rPr>
+                <w:b w:val="0"/>
+                <w:i w:val="0"/>
+                <w:sz w:val="18"/>
+              </w:rPr>
               <w:t>KNS: KN trình bày suy nghĩ, bày tỏ cảm xúc của bản thân bằng lời lẽ phù hợp.</w:t>
             </w:r>
           </w:p>
@@ -8404,6 +8629,19 @@
                 <w:i w:val="0"/>
                 <w:sz w:val="18"/>
               </w:rPr>
+              <w:t>Năng lực số 3.3 CB2a: HS ghi và chia sẻ được phiếu đọc sách có đầy đủ tên sách, tác giả và cảm nghĩ của riêng mình</w:t>
+            </w:r>
+          </w:p>
+          <w:p>
+            <w:pPr>
+              <w:spacing w:after="0"/>
+            </w:pPr>
+            <w:r>
+              <w:rPr>
+                <w:b w:val="0"/>
+                <w:i w:val="0"/>
+                <w:sz w:val="18"/>
+              </w:rPr>
               <w:t>KNS: KN tự học: chọn sách phù hợp, kiên trì đọc và rút ra điều bổ ích cho bản thân.</w:t>
             </w:r>
           </w:p>
@@ -8789,6 +9027,7 @@
                 <w:i w:val="0"/>
                 <w:sz w:val="18"/>
               </w:rPr>
+              <w:t>Năng lực số 1.1 CB2c: HS chỉ ra được bố cục và đặc điểm của kiểu bài qua bài mẫu được phân tích trực quan</w:t>
             </w:r>
           </w:p>
         </w:tc>
@@ -9043,6 +9282,7 @@
                 <w:i w:val="0"/>
                 <w:sz w:val="18"/>
               </w:rPr>
+              <w:t>Năng lực số 3.1 CB2a: HS viết được bài theo yêu cầu bằng lời của chính mình, trình bày sạch và đúng dấu câu</w:t>
             </w:r>
           </w:p>
         </w:tc>
@@ -9170,6 +9410,7 @@
                 <w:i w:val="0"/>
                 <w:sz w:val="18"/>
               </w:rPr>
+              <w:t>Năng lực số 2.5 CB2a: HS góp ý cho bạn cụ thể, tôn trọng và biết xin phép trước khi ghi âm, quay phim</w:t>
             </w:r>
           </w:p>
         </w:tc>
@@ -9299,7 +9540,7 @@
                 <w:i w:val="0"/>
                 <w:sz w:val="18"/>
               </w:rPr>
-              <w:t>NLS-KT (Cơ bản 2): Sau khi đọc hiểu “Bét – tô – ven và bản xô – nát ánh trăng”.</w:t>
+              <w:t>Năng lực số 1.2 CB2a: HS phân biệt được ảnh tư liệu với hình do máy tạo khi tìm hiểu về một nhân vật</w:t>
             </w:r>
           </w:p>
         </w:tc>
@@ -9554,6 +9795,7 @@
                 <w:i w:val="0"/>
                 <w:sz w:val="18"/>
               </w:rPr>
+              <w:t>Năng lực số 1.1 CB2c: HS chỉ ra được bố cục và đặc điểm của kiểu bài qua bài mẫu được phân tích trực quan</w:t>
             </w:r>
           </w:p>
         </w:tc>
@@ -9681,6 +9923,7 @@
                 <w:i w:val="0"/>
                 <w:sz w:val="18"/>
               </w:rPr>
+              <w:t>Năng lực số 1.2 CB2a: HS phân biệt được ảnh tư liệu với hình do máy tạo khi tìm hiểu về một nhân vật</w:t>
             </w:r>
           </w:p>
         </w:tc>
@@ -9808,6 +10051,7 @@
                 <w:i w:val="0"/>
                 <w:sz w:val="18"/>
               </w:rPr>
+              <w:t>Năng lực số 3.1 CB2a: HS viết được bài theo yêu cầu bằng lời của chính mình, trình bày sạch và đúng dấu câu</w:t>
             </w:r>
           </w:p>
         </w:tc>
@@ -9935,6 +10179,19 @@
                 <w:i w:val="0"/>
                 <w:sz w:val="18"/>
               </w:rPr>
+              <w:t>Năng lực số 3.3 CB2a: HS ghi và chia sẻ được phiếu đọc sách có đầy đủ tên sách, tác giả và cảm nghĩ của riêng mình</w:t>
+            </w:r>
+          </w:p>
+          <w:p>
+            <w:pPr>
+              <w:spacing w:after="0"/>
+            </w:pPr>
+            <w:r>
+              <w:rPr>
+                <w:b w:val="0"/>
+                <w:i w:val="0"/>
+                <w:sz w:val="18"/>
+              </w:rPr>
               <w:t>KNS: KN tự học: chọn sách phù hợp, kiên trì đọc và rút ra điều bổ ích cho bản thân.</w:t>
             </w:r>
           </w:p>
@@ -10320,6 +10577,19 @@
                 <w:i w:val="0"/>
                 <w:sz w:val="18"/>
               </w:rPr>
+              <w:t>Năng lực số 1.1 CB2c: HS chỉ ra được bố cục và đặc điểm của kiểu bài qua bài mẫu được phân tích trực quan</w:t>
+            </w:r>
+          </w:p>
+          <w:p>
+            <w:pPr>
+              <w:spacing w:after="0"/>
+            </w:pPr>
+            <w:r>
+              <w:rPr>
+                <w:b w:val="0"/>
+                <w:i w:val="0"/>
+                <w:sz w:val="18"/>
+              </w:rPr>
               <w:t>KNS: KN trình bày suy nghĩ, bày tỏ cảm xúc của bản thân bằng lời lẽ phù hợp.</w:t>
             </w:r>
           </w:p>
@@ -10575,6 +10845,7 @@
                 <w:i w:val="0"/>
                 <w:sz w:val="18"/>
               </w:rPr>
+              <w:t>Năng lực số 1.3 CB2a: HS tìm ý và lập được dàn ý cho bài viết bằng sơ đồ tư duy trên máy, sắp xếp lại ý cho hợp lí</w:t>
             </w:r>
           </w:p>
         </w:tc>
@@ -10702,6 +10973,7 @@
                 <w:i w:val="0"/>
                 <w:sz w:val="18"/>
               </w:rPr>
+              <w:t>Năng lực số 3.1 CB2a: HS trình bày được ý kiến, trải nghiệm của mình có hình ảnh minh hoạ và nói tự nhiên theo hình</w:t>
             </w:r>
           </w:p>
         </w:tc>
@@ -10959,6 +11231,7 @@
                 <w:i w:val="0"/>
                 <w:sz w:val="18"/>
               </w:rPr>
+              <w:t>Năng lực số 3.1 CB2a: HS dùng đúng dấu câu trong đoạn văn của mình và trình bày đúng khi gõ trên máy</w:t>
             </w:r>
           </w:p>
         </w:tc>
@@ -11086,6 +11359,19 @@
                 <w:i w:val="0"/>
                 <w:sz w:val="18"/>
               </w:rPr>
+              <w:t>Năng lực số 3.1 CB2a: HS viết được bài theo yêu cầu bằng lời của chính mình, trình bày sạch và đúng dấu câu</w:t>
+            </w:r>
+          </w:p>
+          <w:p>
+            <w:pPr>
+              <w:spacing w:after="0"/>
+            </w:pPr>
+            <w:r>
+              <w:rPr>
+                <w:b w:val="0"/>
+                <w:i w:val="0"/>
+                <w:sz w:val="18"/>
+              </w:rPr>
               <w:t>KNS: KN trình bày suy nghĩ, bày tỏ cảm xúc của bản thân bằng lời lẽ phù hợp.</w:t>
             </w:r>
           </w:p>
@@ -11341,6 +11627,7 @@
                 <w:i w:val="0"/>
                 <w:sz w:val="18"/>
               </w:rPr>
+              <w:t>Năng lực số 1.3 CB2a: HS tìm ý và lập được dàn ý cho bài viết bằng sơ đồ tư duy trên máy, sắp xếp lại ý cho hợp lí</w:t>
             </w:r>
           </w:p>
         </w:tc>
@@ -11468,6 +11755,19 @@
                 <w:i w:val="0"/>
                 <w:sz w:val="18"/>
               </w:rPr>
+              <w:t>Năng lực số 3.3 CB2a: HS ghi và chia sẻ được phiếu đọc sách có đầy đủ tên sách, tác giả và cảm nghĩ của riêng mình</w:t>
+            </w:r>
+          </w:p>
+          <w:p>
+            <w:pPr>
+              <w:spacing w:after="0"/>
+            </w:pPr>
+            <w:r>
+              <w:rPr>
+                <w:b w:val="0"/>
+                <w:i w:val="0"/>
+                <w:sz w:val="18"/>
+              </w:rPr>
               <w:t>KNS: KN tự học: chọn sách phù hợp, kiên trì đọc và rút ra điều bổ ích cho bản thân.</w:t>
             </w:r>
           </w:p>
@@ -11726,6 +12026,7 @@
                 <w:i w:val="0"/>
                 <w:sz w:val="18"/>
               </w:rPr>
+              <w:t>Năng lực số 3.1 CB2a: HS dùng đúng dấu câu trong đoạn văn của mình và trình bày đúng khi gõ trên máy</w:t>
             </w:r>
           </w:p>
         </w:tc>
@@ -11853,6 +12154,19 @@
                 <w:i w:val="0"/>
                 <w:sz w:val="18"/>
               </w:rPr>
+              <w:t>Năng lực số 3.1 CB2a: HS viết được bài theo yêu cầu bằng lời của chính mình, trình bày sạch và đúng dấu câu</w:t>
+            </w:r>
+          </w:p>
+          <w:p>
+            <w:pPr>
+              <w:spacing w:after="0"/>
+            </w:pPr>
+            <w:r>
+              <w:rPr>
+                <w:b w:val="0"/>
+                <w:i w:val="0"/>
+                <w:sz w:val="18"/>
+              </w:rPr>
               <w:t>KNS: KN trình bày suy nghĩ, bày tỏ cảm xúc của bản thân bằng lời lẽ phù hợp.</w:t>
             </w:r>
           </w:p>
@@ -12108,6 +12422,7 @@
                 <w:i w:val="0"/>
                 <w:sz w:val="18"/>
               </w:rPr>
+              <w:t>Năng lực số 3.1 CB2a: HS sửa được bài viết của mình theo nhận xét, so sánh bản trước và bản sau để thấy tiến bộ</w:t>
             </w:r>
           </w:p>
         </w:tc>
@@ -12235,6 +12550,19 @@
                 <w:i w:val="0"/>
                 <w:sz w:val="18"/>
               </w:rPr>
+              <w:t>Năng lực số 2.5 CB2a: HS góp ý cho bạn cụ thể, tôn trọng và biết xin phép trước khi ghi âm, quay phim</w:t>
+            </w:r>
+          </w:p>
+          <w:p>
+            <w:pPr>
+              <w:spacing w:after="0"/>
+            </w:pPr>
+            <w:r>
+              <w:rPr>
+                <w:b w:val="0"/>
+                <w:i w:val="0"/>
+                <w:sz w:val="18"/>
+              </w:rPr>
               <w:t>KNS: KN giao tiếp: nói rõ ràng, biết lắng nghe, chờ đến lượt và tôn trọng ý kiến của bạn.</w:t>
             </w:r>
           </w:p>
@@ -12620,6 +12948,19 @@
                 <w:i w:val="0"/>
                 <w:sz w:val="18"/>
               </w:rPr>
+              <w:t>Năng lực số 1.1 CB2c: HS chỉ ra được bố cục và đặc điểm của kiểu bài qua bài mẫu được phân tích trực quan</w:t>
+            </w:r>
+          </w:p>
+          <w:p>
+            <w:pPr>
+              <w:spacing w:after="0"/>
+            </w:pPr>
+            <w:r>
+              <w:rPr>
+                <w:b w:val="0"/>
+                <w:i w:val="0"/>
+                <w:sz w:val="18"/>
+              </w:rPr>
               <w:t>KNS: KN trình bày suy nghĩ, bày tỏ cảm xúc của bản thân bằng lời lẽ phù hợp.</w:t>
             </w:r>
           </w:p>
@@ -12875,6 +13216,19 @@
                 <w:i w:val="0"/>
                 <w:sz w:val="18"/>
               </w:rPr>
+              <w:t>Năng lực số 3.1 CB2a: HS viết được bài theo yêu cầu bằng lời của chính mình, trình bày sạch và đúng dấu câu</w:t>
+            </w:r>
+          </w:p>
+          <w:p>
+            <w:pPr>
+              <w:spacing w:after="0"/>
+            </w:pPr>
+            <w:r>
+              <w:rPr>
+                <w:b w:val="0"/>
+                <w:i w:val="0"/>
+                <w:sz w:val="18"/>
+              </w:rPr>
               <w:t>KNS: KN trình bày suy nghĩ, bày tỏ cảm xúc của bản thân bằng lời lẽ phù hợp.</w:t>
             </w:r>
           </w:p>
@@ -13003,6 +13357,19 @@
                 <w:i w:val="0"/>
                 <w:sz w:val="18"/>
               </w:rPr>
+              <w:t>Năng lực số 3.3 CB2a: HS ghi và chia sẻ được phiếu đọc sách có đầy đủ tên sách, tác giả và cảm nghĩ của riêng mình</w:t>
+            </w:r>
+          </w:p>
+          <w:p>
+            <w:pPr>
+              <w:spacing w:after="0"/>
+            </w:pPr>
+            <w:r>
+              <w:rPr>
+                <w:b w:val="0"/>
+                <w:i w:val="0"/>
+                <w:sz w:val="18"/>
+              </w:rPr>
               <w:t>KNS: KN tự học: chọn sách phù hợp, kiên trì đọc và rút ra điều bổ ích cho bản thân.</w:t>
             </w:r>
           </w:p>
@@ -13120,6 +13487,7 @@
                 <w:i w:val="0"/>
                 <w:sz w:val="18"/>
               </w:rPr>
+              <w:t>NLS: Năng lực số 5.2 CB2b: HS làm bài ôn tương tác và tự xác định phần kiến thức mình còn hổng</w:t>
             </w:r>
           </w:p>
         </w:tc>
@@ -13387,6 +13755,7 @@
                 <w:i w:val="0"/>
                 <w:sz w:val="18"/>
               </w:rPr>
+              <w:t>Năng lực số 1.2 CB2a: HS phân biệt được ảnh tư liệu với hình do máy tạo khi tìm hiểu về một nhân vật</w:t>
             </w:r>
           </w:p>
         </w:tc>
@@ -13641,6 +14010,19 @@
                 <w:i w:val="0"/>
                 <w:sz w:val="18"/>
               </w:rPr>
+              <w:t>Năng lực số 1.1 CB2c: HS chỉ ra được bố cục và đặc điểm của kiểu bài qua bài mẫu được phân tích trực quan</w:t>
+            </w:r>
+          </w:p>
+          <w:p>
+            <w:pPr>
+              <w:spacing w:after="0"/>
+            </w:pPr>
+            <w:r>
+              <w:rPr>
+                <w:b w:val="0"/>
+                <w:i w:val="0"/>
+                <w:sz w:val="18"/>
+              </w:rPr>
               <w:t>KNS: KN trình bày suy nghĩ, bày tỏ cảm xúc của bản thân bằng lời lẽ phù hợp.</w:t>
             </w:r>
           </w:p>
@@ -13896,6 +14278,7 @@
                 <w:i w:val="0"/>
                 <w:sz w:val="18"/>
               </w:rPr>
+              <w:t>Năng lực số 1.3 CB2a: HS tìm ý và lập được dàn ý cho bài viết bằng sơ đồ tư duy trên máy, sắp xếp lại ý cho hợp lí</w:t>
             </w:r>
           </w:p>
         </w:tc>
@@ -14023,6 +14406,7 @@
                 <w:i w:val="0"/>
                 <w:sz w:val="18"/>
               </w:rPr>
+              <w:t>Năng lực số 3.1 CB2a: HS trình bày được ý kiến, trải nghiệm của mình có hình ảnh minh hoạ và nói tự nhiên theo hình</w:t>
             </w:r>
           </w:p>
         </w:tc>
@@ -14406,6 +14790,19 @@
                 <w:i w:val="0"/>
                 <w:sz w:val="18"/>
               </w:rPr>
+              <w:t>Năng lực số 3.1 CB2a: HS viết được bài theo yêu cầu bằng lời của chính mình, trình bày sạch và đúng dấu câu</w:t>
+            </w:r>
+          </w:p>
+          <w:p>
+            <w:pPr>
+              <w:spacing w:after="0"/>
+            </w:pPr>
+            <w:r>
+              <w:rPr>
+                <w:b w:val="0"/>
+                <w:i w:val="0"/>
+                <w:sz w:val="18"/>
+              </w:rPr>
               <w:t>KNS: KN trình bày suy nghĩ, bày tỏ cảm xúc của bản thân bằng lời lẽ phù hợp.</w:t>
             </w:r>
           </w:p>
@@ -14661,6 +15058,7 @@
                 <w:i w:val="0"/>
                 <w:sz w:val="18"/>
               </w:rPr>
+              <w:t>Năng lực số 1.3 CB2a: HS tìm ý và lập được dàn ý cho bài viết bằng sơ đồ tư duy trên máy, sắp xếp lại ý cho hợp lí</w:t>
             </w:r>
           </w:p>
         </w:tc>
@@ -14788,6 +15186,19 @@
                 <w:i w:val="0"/>
                 <w:sz w:val="18"/>
               </w:rPr>
+              <w:t>Năng lực số 3.3 CB2a: HS ghi và chia sẻ được phiếu đọc sách có đầy đủ tên sách, tác giả và cảm nghĩ của riêng mình</w:t>
+            </w:r>
+          </w:p>
+          <w:p>
+            <w:pPr>
+              <w:spacing w:after="0"/>
+            </w:pPr>
+            <w:r>
+              <w:rPr>
+                <w:b w:val="0"/>
+                <w:i w:val="0"/>
+                <w:sz w:val="18"/>
+              </w:rPr>
               <w:t>KNS: KN tự học: chọn sách phù hợp, kiên trì đọc và rút ra điều bổ ích cho bản thân.</w:t>
             </w:r>
           </w:p>
@@ -15172,6 +15583,19 @@
                 <w:i w:val="0"/>
                 <w:sz w:val="18"/>
               </w:rPr>
+              <w:t>Năng lực số 3.1 CB2a: HS viết được bài theo yêu cầu bằng lời của chính mình, trình bày sạch và đúng dấu câu</w:t>
+            </w:r>
+          </w:p>
+          <w:p>
+            <w:pPr>
+              <w:spacing w:after="0"/>
+            </w:pPr>
+            <w:r>
+              <w:rPr>
+                <w:b w:val="0"/>
+                <w:i w:val="0"/>
+                <w:sz w:val="18"/>
+              </w:rPr>
               <w:t>KNS: KN trình bày suy nghĩ, bày tỏ cảm xúc của bản thân bằng lời lẽ phù hợp.</w:t>
             </w:r>
           </w:p>
@@ -15427,6 +15851,19 @@
                 <w:i w:val="0"/>
                 <w:sz w:val="18"/>
               </w:rPr>
+              <w:t>Năng lực số 3.1 CB2a: HS sửa được bài viết của mình theo nhận xét, so sánh bản trước và bản sau để thấy tiến bộ</w:t>
+            </w:r>
+          </w:p>
+          <w:p>
+            <w:pPr>
+              <w:spacing w:after="0"/>
+            </w:pPr>
+            <w:r>
+              <w:rPr>
+                <w:b w:val="0"/>
+                <w:i w:val="0"/>
+                <w:sz w:val="18"/>
+              </w:rPr>
               <w:t>KNS: KN trình bày suy nghĩ, bày tỏ cảm xúc của bản thân bằng lời lẽ phù hợp.</w:t>
             </w:r>
           </w:p>
@@ -15555,6 +15992,19 @@
                 <w:i w:val="0"/>
                 <w:sz w:val="18"/>
               </w:rPr>
+              <w:t>Năng lực số 3.1 CB2a: HS trình bày được ý kiến, trải nghiệm của mình có hình ảnh minh hoạ và nói tự nhiên theo hình</w:t>
+            </w:r>
+          </w:p>
+          <w:p>
+            <w:pPr>
+              <w:spacing w:after="0"/>
+            </w:pPr>
+            <w:r>
+              <w:rPr>
+                <w:b w:val="0"/>
+                <w:i w:val="0"/>
+                <w:sz w:val="18"/>
+              </w:rPr>
               <w:t>KNS: KN giao tiếp: nói rõ ràng, biết lắng nghe, chờ đến lượt và tôn trọng ý kiến của bạn.</w:t>
             </w:r>
           </w:p>
@@ -15939,6 +16389,7 @@
                 <w:i w:val="0"/>
                 <w:sz w:val="18"/>
               </w:rPr>
+              <w:t>Năng lực số 1.1 CB2c: HS chỉ ra được bố cục và đặc điểm của kiểu bài qua bài mẫu được phân tích trực quan</w:t>
             </w:r>
           </w:p>
         </w:tc>
@@ -16193,6 +16644,7 @@
                 <w:i w:val="0"/>
                 <w:sz w:val="18"/>
               </w:rPr>
+              <w:t>Năng lực số 3.1 CB2a: HS viết được bài theo yêu cầu bằng lời của chính mình, trình bày sạch và đúng dấu câu</w:t>
             </w:r>
           </w:p>
         </w:tc>
@@ -16320,6 +16772,19 @@
                 <w:i w:val="0"/>
                 <w:sz w:val="18"/>
               </w:rPr>
+              <w:t>Năng lực số 3.3 CB2a: HS ghi và chia sẻ được phiếu đọc sách có đầy đủ tên sách, tác giả và cảm nghĩ của riêng mình</w:t>
+            </w:r>
+          </w:p>
+          <w:p>
+            <w:pPr>
+              <w:spacing w:after="0"/>
+            </w:pPr>
+            <w:r>
+              <w:rPr>
+                <w:b w:val="0"/>
+                <w:i w:val="0"/>
+                <w:sz w:val="18"/>
+              </w:rPr>
               <w:t>KNS: KN tự học: chọn sách phù hợp, kiên trì đọc và rút ra điều bổ ích cho bản thân.</w:t>
             </w:r>
           </w:p>
@@ -16450,6 +16915,7 @@
                 <w:i w:val="0"/>
                 <w:sz w:val="18"/>
               </w:rPr>
+              <w:t>Năng lực số 1.1 CB2c: HS xác định được vị trí, cảnh quan gắn với bài đọc trên bản đồ số và ảnh thực địa</w:t>
             </w:r>
           </w:p>
         </w:tc>
@@ -16704,6 +17170,7 @@
                 <w:i w:val="0"/>
                 <w:sz w:val="18"/>
               </w:rPr>
+              <w:t>Năng lực số 1.3 CB2a: HS tìm ý và lập được dàn ý cho bài viết bằng sơ đồ tư duy trên máy, sắp xếp lại ý cho hợp lí</w:t>
             </w:r>
           </w:p>
         </w:tc>
@@ -16959,6 +17426,19 @@
                 <w:i w:val="0"/>
                 <w:sz w:val="18"/>
               </w:rPr>
+              <w:t>Năng lực số 3.1 CB2a: HS viết được bài theo yêu cầu bằng lời của chính mình, trình bày sạch và đúng dấu câu</w:t>
+            </w:r>
+          </w:p>
+          <w:p>
+            <w:pPr>
+              <w:spacing w:after="0"/>
+            </w:pPr>
+            <w:r>
+              <w:rPr>
+                <w:b w:val="0"/>
+                <w:i w:val="0"/>
+                <w:sz w:val="18"/>
+              </w:rPr>
               <w:t>KNS: KN trình bày suy nghĩ, bày tỏ cảm xúc của bản thân bằng lời lẽ phù hợp.</w:t>
             </w:r>
           </w:p>
@@ -17087,6 +17567,7 @@
                 <w:i w:val="0"/>
                 <w:sz w:val="18"/>
               </w:rPr>
+              <w:t>Năng lực số 3.1 CB2a: HS trình bày được ý kiến, trải nghiệm của mình có hình ảnh minh hoạ và nói tự nhiên theo hình</w:t>
             </w:r>
           </w:p>
         </w:tc>
@@ -17470,6 +17951,7 @@
                 <w:i w:val="0"/>
                 <w:sz w:val="18"/>
               </w:rPr>
+              <w:t>Năng lực số 3.1 CB2a: HS sửa được bài viết của mình theo nhận xét, so sánh bản trước và bản sau để thấy tiến bộ</w:t>
             </w:r>
           </w:p>
         </w:tc>
@@ -17597,6 +18079,7 @@
                 <w:i w:val="0"/>
                 <w:sz w:val="18"/>
               </w:rPr>
+              <w:t>Năng lực số 1.2 CB2a: HS phân biệt được ảnh tư liệu với hình do máy tạo khi tìm hiểu về một nhân vật</w:t>
             </w:r>
           </w:p>
         </w:tc>
@@ -17724,6 +18207,19 @@
                 <w:i w:val="0"/>
                 <w:sz w:val="18"/>
               </w:rPr>
+              <w:t>Năng lực số 3.1 CB2a: HS viết được bài theo yêu cầu bằng lời của chính mình, trình bày sạch và đúng dấu câu</w:t>
+            </w:r>
+          </w:p>
+          <w:p>
+            <w:pPr>
+              <w:spacing w:after="0"/>
+            </w:pPr>
+            <w:r>
+              <w:rPr>
+                <w:b w:val="0"/>
+                <w:i w:val="0"/>
+                <w:sz w:val="18"/>
+              </w:rPr>
               <w:t>KNS: KN trình bày suy nghĩ, bày tỏ cảm xúc của bản thân bằng lời lẽ phù hợp.</w:t>
             </w:r>
           </w:p>
@@ -17852,6 +18348,19 @@
                 <w:i w:val="0"/>
                 <w:sz w:val="18"/>
               </w:rPr>
+              <w:t>Năng lực số 3.3 CB2a: HS ghi và chia sẻ được phiếu đọc sách có đầy đủ tên sách, tác giả và cảm nghĩ của riêng mình</w:t>
+            </w:r>
+          </w:p>
+          <w:p>
+            <w:pPr>
+              <w:spacing w:after="0"/>
+            </w:pPr>
+            <w:r>
+              <w:rPr>
+                <w:b w:val="0"/>
+                <w:i w:val="0"/>
+                <w:sz w:val="18"/>
+              </w:rPr>
               <w:t>KNS: KN tự học: chọn sách phù hợp, kiên trì đọc và rút ra điều bổ ích cho bản thân.</w:t>
             </w:r>
           </w:p>
@@ -18236,6 +18745,19 @@
                 <w:i w:val="0"/>
                 <w:sz w:val="18"/>
               </w:rPr>
+              <w:t>Năng lực số 3.1 CB2a: HS sửa được bài viết của mình theo nhận xét, so sánh bản trước và bản sau để thấy tiến bộ</w:t>
+            </w:r>
+          </w:p>
+          <w:p>
+            <w:pPr>
+              <w:spacing w:after="0"/>
+            </w:pPr>
+            <w:r>
+              <w:rPr>
+                <w:b w:val="0"/>
+                <w:i w:val="0"/>
+                <w:sz w:val="18"/>
+              </w:rPr>
               <w:t>KNS: KN trình bày suy nghĩ, bày tỏ cảm xúc của bản thân bằng lời lẽ phù hợp.</w:t>
             </w:r>
           </w:p>
@@ -18491,6 +19013,7 @@
                 <w:i w:val="0"/>
                 <w:sz w:val="18"/>
               </w:rPr>
+              <w:t>Năng lực số 1.3 CB2a: HS tìm ý và lập được dàn ý cho bài viết bằng sơ đồ tư duy trên máy, sắp xếp lại ý cho hợp lí</w:t>
             </w:r>
           </w:p>
         </w:tc>
@@ -18618,6 +19141,19 @@
                 <w:i w:val="0"/>
                 <w:sz w:val="18"/>
               </w:rPr>
+              <w:t>Năng lực số 3.1 CB2a: HS trình bày được ý kiến, trải nghiệm của mình có hình ảnh minh hoạ và nói tự nhiên theo hình</w:t>
+            </w:r>
+          </w:p>
+          <w:p>
+            <w:pPr>
+              <w:spacing w:after="0"/>
+            </w:pPr>
+            <w:r>
+              <w:rPr>
+                <w:b w:val="0"/>
+                <w:i w:val="0"/>
+                <w:sz w:val="18"/>
+              </w:rPr>
               <w:t>QPAN: Kể về tấm gương anh hùng, liệt sĩ; giáo dục lòng biết ơn người có công với cách mạng và niềm tự hào về truyền thống dân tộc.</w:t>
             </w:r>
           </w:p>
@@ -19002,6 +19538,19 @@
                 <w:i w:val="0"/>
                 <w:sz w:val="18"/>
               </w:rPr>
+              <w:t>Năng lực số 3.1 CB2a: HS viết được bài theo yêu cầu bằng lời của chính mình, trình bày sạch và đúng dấu câu</w:t>
+            </w:r>
+          </w:p>
+          <w:p>
+            <w:pPr>
+              <w:spacing w:after="0"/>
+            </w:pPr>
+            <w:r>
+              <w:rPr>
+                <w:b w:val="0"/>
+                <w:i w:val="0"/>
+                <w:sz w:val="18"/>
+              </w:rPr>
               <w:t>KNS: KN trình bày suy nghĩ, bày tỏ cảm xúc của bản thân bằng lời lẽ phù hợp.</w:t>
             </w:r>
           </w:p>
@@ -19258,6 +19807,7 @@
                 <w:i w:val="0"/>
                 <w:sz w:val="18"/>
               </w:rPr>
+              <w:t>Năng lực số 3.1 CB2a: HS sửa được bài viết của mình theo nhận xét, so sánh bản trước và bản sau để thấy tiến bộ</w:t>
             </w:r>
           </w:p>
         </w:tc>
@@ -19385,6 +19935,19 @@
                 <w:i w:val="0"/>
                 <w:sz w:val="18"/>
               </w:rPr>
+              <w:t>Năng lực số 3.3 CB2a: HS ghi và chia sẻ được phiếu đọc sách có đầy đủ tên sách, tác giả và cảm nghĩ của riêng mình</w:t>
+            </w:r>
+          </w:p>
+          <w:p>
+            <w:pPr>
+              <w:spacing w:after="0"/>
+            </w:pPr>
+            <w:r>
+              <w:rPr>
+                <w:b w:val="0"/>
+                <w:i w:val="0"/>
+                <w:sz w:val="18"/>
+              </w:rPr>
               <w:t>KNS: KN tự học: chọn sách phù hợp, kiên trì đọc và rút ra điều bổ ích cho bản thân.</w:t>
             </w:r>
           </w:p>
@@ -19502,6 +20065,7 @@
                 <w:i w:val="0"/>
                 <w:sz w:val="18"/>
               </w:rPr>
+              <w:t>NLS: Năng lực số 5.2 CB2b: HS làm bài ôn tương tác và tự xác định phần kiến thức mình còn hổng</w:t>
             </w:r>
           </w:p>
         </w:tc>
@@ -20001,6 +20565,19 @@
                 <w:i w:val="0"/>
                 <w:sz w:val="18"/>
               </w:rPr>
+              <w:t>Năng lực số 1.1 CB2c: HS chỉ ra được bố cục và đặc điểm của kiểu bài qua bài mẫu được phân tích trực quan</w:t>
+            </w:r>
+          </w:p>
+          <w:p>
+            <w:pPr>
+              <w:spacing w:after="0"/>
+            </w:pPr>
+            <w:r>
+              <w:rPr>
+                <w:b w:val="0"/>
+                <w:i w:val="0"/>
+                <w:sz w:val="18"/>
+              </w:rPr>
               <w:t>KNS: KN trình bày suy nghĩ, bày tỏ cảm xúc của bản thân bằng lời lẽ phù hợp.</w:t>
             </w:r>
           </w:p>
@@ -20256,6 +20833,19 @@
                 <w:i w:val="0"/>
                 <w:sz w:val="18"/>
               </w:rPr>
+              <w:t>Năng lực số 1.1 CB2c: HS chỉ ra được bố cục và đặc điểm của kiểu bài qua bài mẫu được phân tích trực quan</w:t>
+            </w:r>
+          </w:p>
+          <w:p>
+            <w:pPr>
+              <w:spacing w:after="0"/>
+            </w:pPr>
+            <w:r>
+              <w:rPr>
+                <w:b w:val="0"/>
+                <w:i w:val="0"/>
+                <w:sz w:val="18"/>
+              </w:rPr>
               <w:t>KNS: KN trình bày suy nghĩ, bày tỏ cảm xúc của bản thân bằng lời lẽ phù hợp.</w:t>
             </w:r>
           </w:p>
@@ -20384,6 +20974,7 @@
                 <w:i w:val="0"/>
                 <w:sz w:val="18"/>
               </w:rPr>
+              <w:t>Năng lực số 3.1 CB2a: HS trình bày được ý kiến, trải nghiệm của mình có hình ảnh minh hoạ và nói tự nhiên theo hình</w:t>
             </w:r>
           </w:p>
         </w:tc>
@@ -20513,6 +21104,7 @@
                 <w:i w:val="0"/>
                 <w:sz w:val="18"/>
               </w:rPr>
+              <w:t>Năng lực số 1.1 CB2c: HS xác định được vị trí, cảnh quan gắn với bài đọc trên bản đồ số và ảnh thực địa</w:t>
             </w:r>
           </w:p>
         </w:tc>
@@ -20640,6 +21232,7 @@
                 <w:i w:val="0"/>
                 <w:sz w:val="18"/>
               </w:rPr>
+              <w:t>Năng lực số 3.1 CB2a: HS dùng đúng dấu câu trong đoạn văn của mình và trình bày đúng khi gõ trên máy</w:t>
             </w:r>
           </w:p>
         </w:tc>
@@ -20767,6 +21360,7 @@
                 <w:i w:val="0"/>
                 <w:sz w:val="18"/>
               </w:rPr>
+              <w:t>Năng lực số 1.3 CB2a: HS tìm ý và lập được dàn ý cho bài viết bằng sơ đồ tư duy trên máy, sắp xếp lại ý cho hợp lí</w:t>
             </w:r>
           </w:p>
         </w:tc>
@@ -21021,6 +21615,19 @@
                 <w:i w:val="0"/>
                 <w:sz w:val="18"/>
               </w:rPr>
+              <w:t>Năng lực số 3.1 CB2a: HS viết được bài theo yêu cầu bằng lời của chính mình, trình bày sạch và đúng dấu câu</w:t>
+            </w:r>
+          </w:p>
+          <w:p>
+            <w:pPr>
+              <w:spacing w:after="0"/>
+            </w:pPr>
+            <w:r>
+              <w:rPr>
+                <w:b w:val="0"/>
+                <w:i w:val="0"/>
+                <w:sz w:val="18"/>
+              </w:rPr>
               <w:t>KNS: KN trình bày suy nghĩ, bày tỏ cảm xúc của bản thân bằng lời lẽ phù hợp.</w:t>
             </w:r>
           </w:p>
@@ -21149,6 +21756,19 @@
                 <w:i w:val="0"/>
                 <w:sz w:val="18"/>
               </w:rPr>
+              <w:t>Năng lực số 3.3 CB2a: HS ghi và chia sẻ được phiếu đọc sách có đầy đủ tên sách, tác giả và cảm nghĩ của riêng mình</w:t>
+            </w:r>
+          </w:p>
+          <w:p>
+            <w:pPr>
+              <w:spacing w:after="0"/>
+            </w:pPr>
+            <w:r>
+              <w:rPr>
+                <w:b w:val="0"/>
+                <w:i w:val="0"/>
+                <w:sz w:val="18"/>
+              </w:rPr>
               <w:t>KNS: KN tự học: chọn sách phù hợp, kiên trì đọc và rút ra điều bổ ích cho bản thân.</w:t>
             </w:r>
           </w:p>
@@ -21406,6 +22026,7 @@
                 <w:i w:val="0"/>
                 <w:sz w:val="18"/>
               </w:rPr>
+              <w:t>Năng lực số 3.1 CB2a: HS dùng đúng dấu câu trong đoạn văn của mình và trình bày đúng khi gõ trên máy</w:t>
             </w:r>
           </w:p>
         </w:tc>
@@ -21533,6 +22154,7 @@
                 <w:i w:val="0"/>
                 <w:sz w:val="18"/>
               </w:rPr>
+              <w:t>Năng lực số 3.1 CB2a: HS viết được bài theo yêu cầu bằng lời của chính mình, trình bày sạch và đúng dấu câu</w:t>
             </w:r>
           </w:p>
         </w:tc>
@@ -21787,6 +22409,7 @@
                 <w:i w:val="0"/>
                 <w:sz w:val="18"/>
               </w:rPr>
+              <w:t>Năng lực số 1.3 CB2a: HS tìm ý và lập được dàn ý cho bài viết bằng sơ đồ tư duy trên máy, sắp xếp lại ý cho hợp lí</w:t>
             </w:r>
           </w:p>
         </w:tc>
@@ -21914,6 +22537,19 @@
                 <w:i w:val="0"/>
                 <w:sz w:val="18"/>
               </w:rPr>
+              <w:t>Năng lực số 2.5 CB2a: HS góp ý cho bạn cụ thể, tôn trọng và biết xin phép trước khi ghi âm, quay phim</w:t>
+            </w:r>
+          </w:p>
+          <w:p>
+            <w:pPr>
+              <w:spacing w:after="0"/>
+            </w:pPr>
+            <w:r>
+              <w:rPr>
+                <w:b w:val="0"/>
+                <w:i w:val="0"/>
+                <w:sz w:val="18"/>
+              </w:rPr>
               <w:t>KNS: KN giao tiếp: nói rõ ràng, biết lắng nghe, chờ đến lượt và tôn trọng ý kiến của bạn.</w:t>
             </w:r>
           </w:p>
@@ -22044,6 +22680,7 @@
                 <w:i w:val="0"/>
                 <w:sz w:val="18"/>
               </w:rPr>
+              <w:t>Năng lực số 1.1 CB2c: HS xác định được vị trí, cảnh quan gắn với bài đọc trên bản đồ số và ảnh thực địa</w:t>
             </w:r>
           </w:p>
         </w:tc>
@@ -22171,6 +22808,7 @@
                 <w:i w:val="0"/>
                 <w:sz w:val="18"/>
               </w:rPr>
+              <w:t>Năng lực số 1.2 CB2a: HS viết đúng quy tắc viết hoa tên cơ quan, tổ chức và kiểm chứng bằng nguồn chính thức</w:t>
             </w:r>
           </w:p>
         </w:tc>
@@ -22298,6 +22936,19 @@
                 <w:i w:val="0"/>
                 <w:sz w:val="18"/>
               </w:rPr>
+              <w:t>Năng lực số 3.1 CB2a: HS viết được bài theo yêu cầu bằng lời của chính mình, trình bày sạch và đúng dấu câu</w:t>
+            </w:r>
+          </w:p>
+          <w:p>
+            <w:pPr>
+              <w:spacing w:after="0"/>
+            </w:pPr>
+            <w:r>
+              <w:rPr>
+                <w:b w:val="0"/>
+                <w:i w:val="0"/>
+                <w:sz w:val="18"/>
+              </w:rPr>
               <w:t>KNS: KN trình bày suy nghĩ, bày tỏ cảm xúc của bản thân bằng lời lẽ phù hợp.</w:t>
             </w:r>
           </w:p>
@@ -22553,6 +23204,7 @@
                 <w:i w:val="0"/>
                 <w:sz w:val="18"/>
               </w:rPr>
+              <w:t>Năng lực số 3.1 CB2a: HS sửa được bài viết của mình theo nhận xét, so sánh bản trước và bản sau để thấy tiến bộ</w:t>
             </w:r>
           </w:p>
         </w:tc>
@@ -22680,6 +23332,19 @@
                 <w:i w:val="0"/>
                 <w:sz w:val="18"/>
               </w:rPr>
+              <w:t>Năng lực số 3.3 CB2a: HS ghi và chia sẻ được phiếu đọc sách có đầy đủ tên sách, tác giả và cảm nghĩ của riêng mình</w:t>
+            </w:r>
+          </w:p>
+          <w:p>
+            <w:pPr>
+              <w:spacing w:after="0"/>
+            </w:pPr>
+            <w:r>
+              <w:rPr>
+                <w:b w:val="0"/>
+                <w:i w:val="0"/>
+                <w:sz w:val="18"/>
+              </w:rPr>
               <w:t>KNS: KN tự học: chọn sách phù hợp, kiên trì đọc và rút ra điều bổ ích cho bản thân.</w:t>
             </w:r>
           </w:p>
@@ -22810,6 +23475,7 @@
                 <w:i w:val="0"/>
                 <w:sz w:val="18"/>
               </w:rPr>
+              <w:t>Năng lực số 1.1 CB2c: HS đọc được số liệu, hình ảnh chính thống để hiểu vấn đề môi trường nêu trong bài</w:t>
             </w:r>
           </w:p>
         </w:tc>
@@ -23064,6 +23730,19 @@
                 <w:i w:val="0"/>
                 <w:sz w:val="18"/>
               </w:rPr>
+              <w:t>Năng lực số 3.1 CB2a: HS viết được bài theo yêu cầu bằng lời của chính mình, trình bày sạch và đúng dấu câu</w:t>
+            </w:r>
+          </w:p>
+          <w:p>
+            <w:pPr>
+              <w:spacing w:after="0"/>
+            </w:pPr>
+            <w:r>
+              <w:rPr>
+                <w:b w:val="0"/>
+                <w:i w:val="0"/>
+                <w:sz w:val="18"/>
+              </w:rPr>
               <w:t>KNS: KN trình bày suy nghĩ, bày tỏ cảm xúc của bản thân bằng lời lẽ phù hợp.</w:t>
             </w:r>
           </w:p>
@@ -23319,6 +23998,19 @@
                 <w:i w:val="0"/>
                 <w:sz w:val="18"/>
               </w:rPr>
+              <w:t>Năng lực số 3.1 CB2a: HS sửa được bài viết của mình theo nhận xét, so sánh bản trước và bản sau để thấy tiến bộ</w:t>
+            </w:r>
+          </w:p>
+          <w:p>
+            <w:pPr>
+              <w:spacing w:after="0"/>
+            </w:pPr>
+            <w:r>
+              <w:rPr>
+                <w:b w:val="0"/>
+                <w:i w:val="0"/>
+                <w:sz w:val="18"/>
+              </w:rPr>
               <w:t>KNS: KN trình bày suy nghĩ, bày tỏ cảm xúc của bản thân bằng lời lẽ phù hợp.</w:t>
             </w:r>
           </w:p>
@@ -23447,6 +24139,7 @@
                 <w:i w:val="0"/>
                 <w:sz w:val="18"/>
               </w:rPr>
+              <w:t>Năng lực số 3.1 CB2a: HS trình bày được ý kiến, trải nghiệm của mình có hình ảnh minh hoạ và nói tự nhiên theo hình</w:t>
             </w:r>
           </w:p>
         </w:tc>
@@ -23576,6 +24269,7 @@
                 <w:i w:val="0"/>
                 <w:sz w:val="18"/>
               </w:rPr>
+              <w:t>Năng lực số 1.1 CB2c: HS đọc được số liệu, hình ảnh chính thống để hiểu vấn đề môi trường nêu trong bài</w:t>
             </w:r>
           </w:p>
         </w:tc>
@@ -23830,6 +24524,19 @@
                 <w:i w:val="0"/>
                 <w:sz w:val="18"/>
               </w:rPr>
+              <w:t>Năng lực số 3.1 CB2a: HS viết được bài theo yêu cầu bằng lời của chính mình, trình bày sạch và đúng dấu câu</w:t>
+            </w:r>
+          </w:p>
+          <w:p>
+            <w:pPr>
+              <w:spacing w:after="0"/>
+            </w:pPr>
+            <w:r>
+              <w:rPr>
+                <w:b w:val="0"/>
+                <w:i w:val="0"/>
+                <w:sz w:val="18"/>
+              </w:rPr>
               <w:t>KNS: KN trình bày suy nghĩ, bày tỏ cảm xúc của bản thân bằng lời lẽ phù hợp.</w:t>
             </w:r>
           </w:p>
@@ -23958,6 +24665,7 @@
                 <w:i w:val="0"/>
                 <w:sz w:val="18"/>
               </w:rPr>
+              <w:t>Năng lực số 1.1 CB2c: HS xác định được vị trí, cảnh quan gắn với bài đọc trên bản đồ số và ảnh thực địa</w:t>
             </w:r>
           </w:p>
         </w:tc>
@@ -24085,6 +24793,19 @@
                 <w:i w:val="0"/>
                 <w:sz w:val="18"/>
               </w:rPr>
+              <w:t>Năng lực số 1.1 CB2c: HS chỉ ra được bố cục và đặc điểm của kiểu bài qua bài mẫu được phân tích trực quan</w:t>
+            </w:r>
+          </w:p>
+          <w:p>
+            <w:pPr>
+              <w:spacing w:after="0"/>
+            </w:pPr>
+            <w:r>
+              <w:rPr>
+                <w:b w:val="0"/>
+                <w:i w:val="0"/>
+                <w:sz w:val="18"/>
+              </w:rPr>
               <w:t>KNS: KN trình bày suy nghĩ, bày tỏ cảm xúc của bản thân bằng lời lẽ phù hợp.</w:t>
             </w:r>
           </w:p>
@@ -24213,6 +24934,19 @@
                 <w:i w:val="0"/>
                 <w:sz w:val="18"/>
               </w:rPr>
+              <w:t>Năng lực số 3.3 CB2a: HS ghi và chia sẻ được phiếu đọc sách có đầy đủ tên sách, tác giả và cảm nghĩ của riêng mình</w:t>
+            </w:r>
+          </w:p>
+          <w:p>
+            <w:pPr>
+              <w:spacing w:after="0"/>
+            </w:pPr>
+            <w:r>
+              <w:rPr>
+                <w:b w:val="0"/>
+                <w:i w:val="0"/>
+                <w:sz w:val="18"/>
+              </w:rPr>
               <w:t>KNS: KN tự học: chọn sách phù hợp, kiên trì đọc và rút ra điều bổ ích cho bản thân.</w:t>
             </w:r>
           </w:p>
@@ -24343,6 +25077,7 @@
                 <w:i w:val="0"/>
                 <w:sz w:val="18"/>
               </w:rPr>
+              <w:t>Năng lực số 1.1 CB2c: HS xác định được vị trí, cảnh quan gắn với bài đọc trên bản đồ số và ảnh thực địa</w:t>
             </w:r>
           </w:p>
         </w:tc>
@@ -24470,6 +25205,7 @@
                 <w:i w:val="0"/>
                 <w:sz w:val="18"/>
               </w:rPr>
+              <w:t>Năng lực số 3.1 CB2a: HS dùng đúng dấu câu trong đoạn văn của mình và trình bày đúng khi gõ trên máy</w:t>
             </w:r>
           </w:p>
         </w:tc>
@@ -24597,6 +25333,19 @@
                 <w:i w:val="0"/>
                 <w:sz w:val="18"/>
               </w:rPr>
+              <w:t>Năng lực số 3.1 CB2a: HS viết được bài theo yêu cầu bằng lời của chính mình, trình bày sạch và đúng dấu câu</w:t>
+            </w:r>
+          </w:p>
+          <w:p>
+            <w:pPr>
+              <w:spacing w:after="0"/>
+            </w:pPr>
+            <w:r>
+              <w:rPr>
+                <w:b w:val="0"/>
+                <w:i w:val="0"/>
+                <w:sz w:val="18"/>
+              </w:rPr>
               <w:t>KNS: KN trình bày suy nghĩ, bày tỏ cảm xúc của bản thân bằng lời lẽ phù hợp.</w:t>
             </w:r>
           </w:p>
@@ -24852,6 +25601,7 @@
                 <w:i w:val="0"/>
                 <w:sz w:val="18"/>
               </w:rPr>
+              <w:t>Năng lực số 3.1 CB2a: HS viết được bài theo yêu cầu bằng lời của chính mình, trình bày sạch và đúng dấu câu</w:t>
             </w:r>
           </w:p>
         </w:tc>
@@ -24979,6 +25729,7 @@
                 <w:i w:val="0"/>
                 <w:sz w:val="18"/>
               </w:rPr>
+              <w:t>Năng lực số 3.1 CB2a: HS trình bày được ý kiến, trải nghiệm của mình có hình ảnh minh hoạ và nói tự nhiên theo hình</w:t>
             </w:r>
           </w:p>
         </w:tc>
@@ -25095,6 +25846,7 @@
                 <w:i w:val="0"/>
                 <w:sz w:val="18"/>
               </w:rPr>
+              <w:t>NLS: Năng lực số 5.2 CB2b: HS làm bài ôn tương tác và tự xác định phần kiến thức mình còn hổng</w:t>
             </w:r>
           </w:p>
         </w:tc>

--- a/assets/docs/lop4/Tieng Viet - Lop 4.docx
+++ b/assets/docs/lop4/Tieng Viet - Lop 4.docx
@@ -1020,6 +1020,7 @@
                 <w:i w:val="0"/>
                 <w:sz w:val="18"/>
               </w:rPr>
+              <w:t>Năng lực số Miền 1 (Cơ bản, bậc 2): GV chiếu văn bản “Thi nhạc” lên tivi, bật bản đọc mẫu diễn cảm và chiếu tranh minh hoạ tiết mục của ve sầu, gà trống, dế mèn, hoạ mi; HS nghe; Năng lực số Miền 3 (Cơ bản, bậc 2): Sau khi luyện đọc, GV dùng điện thoại ghi âm nhóm HS đọc phân vai các tiết mục trong câu chuyện, phát lại qua loa; lớp nghe</w:t>
             </w:r>
           </w:p>
         </w:tc>
@@ -1801,6 +1802,7 @@
                 <w:i w:val="0"/>
                 <w:sz w:val="18"/>
               </w:rPr>
+              <w:t>Năng lực số Miền 1 (Cơ bản, bậc 2): Khởi động bài “Công chúa và người dẫn chuyện”, GV chiếu ảnh các loài hoa như hồng, sen, cúc, hướng dương lên tivi để HS chọn một loài; Năng lực số Miền 2 (Cơ bản, bậc 2): Ở phần tìm hiểu bài, GV chiếu bảng hai cột lời nói và suy nghĩ của Giét-xi trước và sau khi trò chuyện với cô giáo; nhóm thảo luận</w:t>
             </w:r>
           </w:p>
         </w:tc>
@@ -2212,7 +2214,7 @@
                 <w:i w:val="0"/>
                 <w:sz w:val="18"/>
               </w:rPr>
-              <w:t>NLS-KT (Cơ bản 2): Trước khi đọc bài “Thằn lằn xanh và tắc kè”, GV chiếu ảnh thật hai con vật này.</w:t>
+              <w:t>Năng lực số Miền 1 (Cơ bản, bậc 2): Trước khi đọc bài “Thằn lằn xanh và tắc kè”, GV chiếu ảnh thật hai con vật này cùng nơi chúng sống để HS phân biệt được hai nhân vật; trong lúc luyện đọc; Năng lực số Miền 2 (Cơ bản, bậc 2): GV ghi âm lượt đọc diễn cảm của một vài HS rồi mở lại cho cả lớp nghe; các em đối chiếu với hai tiêu chí chiếu sẵn là nhấn giọng đúng từ ngữ…</w:t>
             </w:r>
           </w:p>
         </w:tc>
@@ -2608,6 +2610,7 @@
                 <w:i w:val="0"/>
                 <w:sz w:val="18"/>
               </w:rPr>
+              <w:t>Năng lực số Miền 1 (Cơ bản, bậc 2): Trước bài đọc “Nghệ sĩ trống”, GV mở một đoạn nhạc độc tấu và ảnh một số nhạc cụ để HS nhận ra âm sắc của trống giữa các nhạc cụ khác; Năng lực số Miền 2 (Cơ bản, bậc 2): GV ghi âm lượt đọc diễn cảm phần miêu tả tiết mục của từng nhóm rồi mở lại; HS nghe và nhận xét theo tiêu chí đọc rõ, nhấn đúng từ tả âm thanh</w:t>
             </w:r>
           </w:p>
         </w:tc>
@@ -3006,7 +3009,7 @@
                 <w:i w:val="0"/>
                 <w:sz w:val="18"/>
               </w:rPr>
-              <w:t>NLS-GT (Cơ bản 2): Ghi âm lượt đọc diễn cảm của một vài.</w:t>
+              <w:t>Năng lực số Miền 1 (Cơ bản, bậc 2): Trước bài đọc “Những bức chân dung”, GV chiếu tranh minh hoạ phóng to để HS đoán tên thân mật của các nhân vật; trong lúc luyện đọc; Năng lực số Miền 2 (Cơ bản, bậc 2): GV ghi âm lượt đọc diễn cảm của một vài HS rồi mở lại cho cả lớp nghe; các em đối chiếu với hai tiêu chí chiếu sẵn là nhấn đúng từ gợi tả…</w:t>
             </w:r>
           </w:p>
         </w:tc>
@@ -3403,6 +3406,7 @@
                 <w:i w:val="0"/>
                 <w:sz w:val="18"/>
               </w:rPr>
+              <w:t>Năng lực số Miền 1 (Cơ bản, bậc 2): Trước bài đọc “Đò ngang”, GV chiếu ảnh thật một bến đò, một chiếc thuyền mành đi biển và một con đò ngang chở khách qua sông; Năng lực số Miền 2 (Cơ bản, bậc 2): GV ghi âm lượt đọc phân vai lời thuyền ngang và thuyền mành rồi mở lại; HS nghe và nhận xét theo tiêu chí phân biệt được lời người dẫn chuyện với lời từng…</w:t>
             </w:r>
           </w:p>
         </w:tc>
@@ -3814,7 +3818,7 @@
                 <w:i w:val="0"/>
                 <w:sz w:val="18"/>
               </w:rPr>
-              <w:t>NLS-KT (Cơ bản 2): Trước bài đọc “Bầu trời trong quả trứng”, GV chiếu tranh minh hoạ phóng to.</w:t>
+              <w:t>Năng lực số Miền 1 (Cơ bản, bậc 2): Trước bài đọc “Bầu trời trong quả trứng”, GV chiếu tranh minh hoạ phóng to cùng vài ảnh gà con mới nở; Năng lực số Miền 2 (Cơ bản, bậc 2): GV ghi âm lượt đọc diễn cảm bài thơ của một vài HS rồi mở lại cho cả lớp nghe; các em đối chiếu với tiêu chí chiếu sẵn là ngắt nhịp đúng và…</w:t>
             </w:r>
           </w:p>
         </w:tc>
@@ -4210,6 +4214,7 @@
                 <w:i w:val="0"/>
                 <w:sz w:val="18"/>
               </w:rPr>
+              <w:t>Năng lực số Miền 1 (Cơ bản, bậc 2): Trước bài đọc “Tiếng nói của cỏ cây”, GV chiếu một đoạn phim tua nhanh cảnh hạt nảy mầm và cây lớn lên từng ngày; HS thấy được cây cũng thay đổi; Năng lực số Miền 3 (Cơ bản, bậc 2): GV hướng dẫn HS lập một bảng theo dõi cây trên máy hoặc trong vở gồm ngày, chiều cao, số lá, ghi chú</w:t>
             </w:r>
           </w:p>
         </w:tc>
@@ -4595,7 +4600,7 @@
                 <w:i w:val="0"/>
                 <w:sz w:val="18"/>
               </w:rPr>
-              <w:t>NLS-GT (Cơ bản 2): Ghi âm lượt đọc diễn cảm của một vài.</w:t>
+              <w:t>Năng lực số Miền 1 (Cơ bản, bậc 2): Trước bài đọc “Tập làm văn”, GV chiếu tranh minh hoạ phóng to để HS đoán nội dung, sau đó chiếu đoạn văn và tô màu những chi tiết cho thấy nhân vật đã…; Năng lực số Miền 2 (Cơ bản, bậc 2): GV ghi âm lượt đọc diễn cảm của một vài HS rồi mở lại cho cả lớp nghe; các em đối chiếu với tiêu chí chiếu sẵn là đọc rõ lời nhân vật và…</w:t>
             </w:r>
           </w:p>
         </w:tc>
@@ -5390,7 +5395,7 @@
                 <w:i w:val="0"/>
                 <w:sz w:val="18"/>
               </w:rPr>
-              <w:t>NLS-KT (Cơ bản 2): Trước bài đọc “Con vẹt xanh”, GV chiếu ảnh và một đoạn phim ngắn về con vẹt biết nhại tiếng người.</w:t>
+              <w:t>Năng lực số Miền 1 (Cơ bản, bậc 2): Trước bài đọc “Con vẹt xanh”, GV chiếu ảnh và một đoạn phim ngắn về con vẹt biết nhại tiếng người; HS nói được vẹt chỉ bắt chước âm thanh nghe được; Năng lực số Miền 2 (Cơ bản, bậc 2): GV ghi âm lượt đọc phân vai của một nhóm rồi mở lại cho cả lớp nghe; các em nhận xét theo tiêu chí chiếu sẵn là phân biệt được lời người kể với…</w:t>
             </w:r>
           </w:p>
         </w:tc>
@@ -5773,6 +5778,7 @@
                 <w:i w:val="0"/>
                 <w:sz w:val="18"/>
               </w:rPr>
+              <w:t>Năng lực số Miền 1 (Cơ bản, bậc 2): Trước bài đọc “Chân trời cuối phố”, GV chiếu ảnh một con phố nhìn từ nhiều phía và ảnh khoảng trời cuối phố lúc hoàng hôn; HS nói cảm nhận của mình; Năng lực số Miền 3 (Cơ bản, bậc 2): Sau khi đọc, mỗi nhóm chọn một câu văn tả cảnh trong bài rồi vẽ hoặc chọn ảnh minh hoạ, viết một câu nêu cảm nghĩ</w:t>
             </w:r>
           </w:p>
         </w:tc>
@@ -6555,6 +6561,7 @@
                 <w:i w:val="0"/>
                 <w:sz w:val="18"/>
               </w:rPr>
+              <w:t>Năng lực số Miền 1 (Cơ bản, bậc 2): Trước bài đọc “Trước ngày xa quê”, GV chiếu ảnh những hình ảnh thân thuộc của làng quê như bến sông, cánh đồng, con đường làng; Năng lực số Miền 2 (Cơ bản, bậc 2): GV ghi âm lượt đọc diễn cảm của vài HS rồi mở lại cho cả lớp nghe; các em đối chiếu với tiêu chí chiếu sẵn là ngắt nghỉ đúng và giọng đọc thể…</w:t>
             </w:r>
           </w:p>
         </w:tc>
@@ -7184,7 +7191,7 @@
                 <w:i w:val="0"/>
                 <w:sz w:val="18"/>
               </w:rPr>
-              <w:t>NLS-GT (Cơ bản 2): Ghi âm lượt đọc diễn cảm của vài.</w:t>
+              <w:t>Năng lực số Miền 1 (Cơ bản, bậc 2): Trước bài đọc “Vẽ màu”, GV chiếu bảng màu và vài bức tranh có gam màu khác nhau, phóng to từng mảng; HS gọi tên màu, nói cảm giác mà mỗi màu gợi ra; Năng lực số Miền 2 (Cơ bản, bậc 2): GV ghi âm lượt đọc diễn cảm của vài HS rồi mở lại cho cả lớp nghe; các em đối chiếu với tiêu chí chiếu sẵn là ngắt nhịp thơ đúng và giọng đọc…</w:t>
             </w:r>
           </w:p>
         </w:tc>
@@ -7580,6 +7587,20 @@
                 <w:i w:val="0"/>
                 <w:sz w:val="18"/>
               </w:rPr>
+              <w:t>Năng lực số Miền 1 (Cơ bản, bậc 2): Trước bài đọc “Đồng cỏ nở hoa”, GV chiếu một đoạn phim ngắn giới thiệu hoạ sĩ Tô Ngọc Vân và vài bức tranh của ông; cả lớp nhận xét theo tiêu chí chiếu sẵn là đọc rõ lời nhân vật và thể hiện được sự hồn…</w:t>
+            </w:r>
+          </w:p>
+          <w:p>
+            <w:pPr>
+              <w:spacing w:after="0"/>
+            </w:pPr>
+            <w:r>
+              <w:rPr>
+                <w:b w:val="0"/>
+                <w:i w:val="0"/>
+                <w:sz w:val="18"/>
+              </w:rPr>
+              <w:t>NLS: Năng lực số Miền 2 (Cơ bản, bậc 2): GV ghi âm lượt đọc diễn cảm của một nhóm rồi mở lại</w:t>
             </w:r>
           </w:p>
         </w:tc>
@@ -8361,6 +8382,7 @@
                 <w:i w:val="0"/>
                 <w:sz w:val="18"/>
               </w:rPr>
+              <w:t>Năng lực số Miền 1 (Cơ bản, bậc 2): Trước bài đọc “Bầu trời mùa thu”, GV chiếu chùm ảnh bầu trời ở các thời điểm khác nhau trong ngày và trong năm; HS so sánh màu sắc; Năng lực số Miền 2 (Cơ bản, bậc 2): GV ghi âm lượt đọc diễn cảm của vài HS rồi mở lại cho cả lớp nghe; các em đối chiếu với tiêu chí chiếu sẵn là ngắt nghỉ đúng và giọng đọc thể…</w:t>
             </w:r>
           </w:p>
         </w:tc>
@@ -8772,7 +8794,7 @@
                 <w:i w:val="0"/>
                 <w:sz w:val="18"/>
               </w:rPr>
-              <w:t>NLS-GQVĐ (Cơ bản 2): Chiếu các bước gấp bị đảo lộn thứ tự cho HS sắp lại cho đúng.</w:t>
+              <w:t>Năng lực số Miền 1 (Cơ bản, bậc 2): Trước bài đọc “Làm thỏ con bằng giấy”, GV chiếu đoạn phim hướng dẫn gấp giấy, cho chạy chậm và dừng ở mỗi nếp gấp; Năng lực số Miền 5 (Cơ bản, bậc 2): GV chiếu các bước gấp bị đảo lộn thứ tự cho HS sắp lại cho đúng; máy báo đúng, sai ngay nên các em nhận ra bước nào bắt buộc phải làm trước rồi…</w:t>
             </w:r>
           </w:p>
         </w:tc>
@@ -9155,6 +9177,7 @@
                 <w:i w:val="0"/>
                 <w:sz w:val="18"/>
               </w:rPr>
+              <w:t>Năng lực số Miền 1 (Cơ bản, bậc 2): Trước bài đọc “Bức tường có nhiều phép lạ”, GV chiếu tranh minh hoạ phóng to để HS đoán phép lạ trong bài; trong lúc luyện đọc; Năng lực số Miền 2 (Cơ bản, bậc 2): GV ghi âm lượt đọc diễn cảm của vài HS rồi mở lại cho cả lớp nghe; các em đối chiếu với tiêu chí chiếu sẵn là đọc rõ lời nhân vật và thể…</w:t>
             </w:r>
           </w:p>
         </w:tc>
@@ -10322,7 +10345,7 @@
                 <w:i w:val="0"/>
                 <w:sz w:val="18"/>
               </w:rPr>
-              <w:t>NLS-GT (Cơ bản 2): Ghi âm lượt đọc diễn cảm của vài.</w:t>
+              <w:t>Năng lực số Miền 1 (Cơ bản, bậc 2): Trước bài đọc “Bay cùng ước mơ”, GV chiếu tranh minh hoạ phóng to và vài hình ảnh nghề nghiệp mà trẻ em thường mơ ước; Năng lực số Miền 2 (Cơ bản, bậc 2): GV ghi âm lượt đọc diễn cảm của vài HS rồi mở lại cho cả lớp nghe; các em đối chiếu với tiêu chí chiếu sẵn là ngắt nghỉ đúng và giọng đọc thể…</w:t>
             </w:r>
           </w:p>
         </w:tc>
@@ -10718,6 +10741,20 @@
                 <w:i w:val="0"/>
                 <w:sz w:val="18"/>
               </w:rPr>
+              <w:t>Năng lực số Miền 1 (Cơ bản, bậc 2): Trước bài đọc “Con trai người làm vườn”, GV chiếu tranh khởi động phóng to và ảnh một vườn cây đang được chăm sóc; HS nói công việc của người làm vườn; cả lớp nhận xét theo tiêu chí chiếu sẵn là phân biệt được lời người kể với lời nhân vật và…</w:t>
+            </w:r>
+          </w:p>
+          <w:p>
+            <w:pPr>
+              <w:spacing w:after="0"/>
+            </w:pPr>
+            <w:r>
+              <w:rPr>
+                <w:b w:val="0"/>
+                <w:i w:val="0"/>
+                <w:sz w:val="18"/>
+              </w:rPr>
+              <w:t>NLS: Năng lực số Miền 2 (Cơ bản, bậc 2): GV ghi âm lượt đọc phân vai của một nhóm rồi mở lại</w:t>
             </w:r>
           </w:p>
         </w:tc>
@@ -11103,7 +11140,7 @@
                 <w:i w:val="0"/>
                 <w:sz w:val="18"/>
               </w:rPr>
-              <w:t>NLS-KT (Cơ bản 2): Ở hoạt động Đọc đúng bài “Nếu em có một khu vườn”, GV chiếu văn bản lên màn hình.</w:t>
+              <w:t>Năng lực số Miền 1 (Cơ bản, bậc 2): Ở hoạt động Đọc đúng bài “Nếu em có một khu vườn”, GV chiếu văn bản lên màn hình, tô sáng những từ ngữ gợi tả cần nhấn giọng và mở bản đọc mẫu…; Năng lực số Miền 5 (Cơ bản, bậc 2): Ở hoạt động Luyện tập, GV mở bài tập tương tác về từ ngữ trong bài: máy hiện câu còn trống, HS chọn từ gợi tả phù hợp rồi bấm kiểm tra</w:t>
             </w:r>
           </w:p>
         </w:tc>
@@ -11500,6 +11537,7 @@
                 <w:i w:val="0"/>
                 <w:sz w:val="18"/>
               </w:rPr>
+              <w:t>Năng lực số Miền 1 (Cơ bản, bậc 2): Ở hoạt động Đọc đúng bài thơ “Bốn mùa mơ ước”, GV chiếu bài thơ lên màn hình, tô sáng những từ ngữ thể hiện cảm xúc về ước mơ và mở bản đọc…; Năng lực số Miền 3 (Cơ bản, bậc 2): Ở hoạt động Luyện đọc diễn cảm, GV ghi âm phần đọc của vài nhóm rồi mở lại cho cả lớp nghe</w:t>
             </w:r>
           </w:p>
         </w:tc>
@@ -11898,7 +11936,7 @@
                 <w:i w:val="0"/>
                 <w:sz w:val="18"/>
               </w:rPr>
-              <w:t>NLS-GT (Cơ bản 2): Ở hoạt động Luyện đọc phân vai, GV chiếu bảng phân vai chung lên màn hình.</w:t>
+              <w:t>Năng lực số Miền 1 (Cơ bản, bậc 2): Ở hoạt động Đọc đúng vở kịch “Ở vương quốc Tương Lai”, GV chiếu văn bản lên màn hình, tô màu riêng tên nhân vật và lời nhân vật để HS thấy rõ chỗ…; Năng lực số Miền 2 (Cơ bản, bậc 2): Ở hoạt động Luyện đọc phân vai, GV chiếu bảng phân vai chung lên màn hình; các nhóm đăng kí vai, ghi tên vào bảng rồi đọc theo nhóm</w:t>
             </w:r>
           </w:p>
         </w:tc>
@@ -12295,6 +12333,7 @@
                 <w:i w:val="0"/>
                 <w:sz w:val="18"/>
               </w:rPr>
+              <w:t>Năng lực số Miền 1 (Cơ bản, bậc 2): Ở hoạt động Đọc đúng bài “Cánh chim nhỏ”, GV chiếu văn bản lên màn hình, tô sáng các từ ngữ gợi tả sự vật; Năng lực số Miền 3 (Cơ bản, bậc 2): Ở hoạt động Luyện đọc diễn cảm, GV ghi âm phần đọc của vài nhóm rồi mở lại; các em đối chiếu với bản đọc mẫu</w:t>
             </w:r>
           </w:p>
         </w:tc>
@@ -12693,7 +12732,7 @@
                 <w:i w:val="0"/>
                 <w:sz w:val="18"/>
               </w:rPr>
-              <w:t>NLS-KT (Cơ bản 2): Ở hoạt động Đọc đúng bài thơ “Nếu chúng mình có phép lạ”, GV chiếu bài thơ lên màn hình.</w:t>
+              <w:t>Năng lực số Miền 1 (Cơ bản, bậc 2): Ở hoạt động Đọc đúng bài thơ “Nếu chúng mình có phép lạ”, GV chiếu bài thơ lên màn hình, tô sáng những từ ngữ thể hiện mơ ước cần nhấn giọng và mở…; Năng lực số Miền 3 (Cơ bản, bậc 2): Ở hoạt động Luyện tập, GV mở bảng chung trên máy tính lớp, mỗi nhóm gõ một câu về điều ước của mình theo mẫu câu trong bài rồi chiếu lên; cả lớp đọc</w:t>
             </w:r>
           </w:p>
         </w:tc>
@@ -13089,6 +13128,7 @@
                 <w:i w:val="0"/>
                 <w:sz w:val="18"/>
               </w:rPr>
+              <w:t>Năng lực số Miền 1 (Cơ bản, bậc 2): Ở hoạt động Khởi động và Đọc đúng bài “Anh Ba”, GV chiếu ảnh tư liệu bến Nhà Rồng và con tàu năm 1911 kèm chú thích nguồn; Năng lực số Miền 2 (Cơ bản, bậc 2): Ở hoạt động Đọc hiểu, GV chiếu bảng chung “Chi tiết trong bài; Điều nói lên ở anh Ba”; các nhóm đọc thầm, tìm chi tiết rồi lên điền</w:t>
             </w:r>
           </w:p>
         </w:tc>

--- a/assets/docs/lop4/Tieng Viet - Lop 4.docx
+++ b/assets/docs/lop4/Tieng Viet - Lop 4.docx
@@ -13128,7 +13128,7 @@
                 <w:i w:val="0"/>
                 <w:sz w:val="18"/>
               </w:rPr>
-              <w:t>Năng lực số Miền 1 (Cơ bản, bậc 2): Ở hoạt động Khởi động và Đọc đúng bài “Anh Ba”, GV chiếu ảnh tư liệu bến Nhà Rồng và con tàu năm 1911 kèm chú thích nguồn; Năng lực số Miền 2 (Cơ bản, bậc 2): Ở hoạt động Đọc hiểu, GV chiếu bảng chung “Chi tiết trong bài; Điều nói lên ở anh Ba”; các nhóm đọc thầm, tìm chi tiết rồi lên điền</w:t>
+              <w:t>Năng lực số Miền 1 (Cơ bản, bậc 2): Ở hoạt động Khởi động và Đọc đúng bài “Anh Ba”, GV chiếu ảnh tư liệu bến Nhà Rồng và con tàu năm 1911 kèm chú thích nguồn; Năng lực số Miền 2 (Cơ bản, bậc 2): Ở hoạt động Đọc hiểu, GV chiếu bảng chung “Chi tiết trong bài – Điều nói lên ở anh Ba”; các nhóm đọc thầm, tìm chi tiết rồi lên điền</w:t>
             </w:r>
           </w:p>
         </w:tc>
